--- a/downloads/workbook/ai-6-week-34.docx
+++ b/downloads/workbook/ai-6-week-34.docx
@@ -961,6 +961,178 @@
         <w:t>Project connection: For the Grounded Learning Service, retain an annotated trace and the changed-case result. Name the contract or evidence that makes the deciding step valid, so another team can review it.</w:t>
       </w:r>
     </w:p>
+    <w:p>
+      <w:pPr>
+        <w:pStyle w:val="Heading1"/>
+      </w:pPr>
+      <w:r>
+        <w:t>13. Project portfolio milestone</w:t>
+      </w:r>
+    </w:p>
+    <w:p>
+      <w:r>
+        <w:t>Project: Grounded Learning Service</w:t>
+      </w:r>
+    </w:p>
+    <w:p>
+      <w:r>
+        <w:t>Current milestone: Present and defend. Demonstrate the system, explain one failure and justify the next improvement with evidence.</w:t>
+      </w:r>
+    </w:p>
+    <w:p>
+      <w:r>
+        <w:t>For the Grounded Learning Service, retain an annotated trace and the changed-case result. Name the contract or evidence that makes the deciding step valid, so another team can review it.</w:t>
+      </w:r>
+    </w:p>
+    <w:tbl>
+      <w:tblPr>
+        <w:tblStyle w:val="LightShading-Accent1"/>
+        <w:tblW w:type="auto" w:w="0"/>
+        <w:tblLook w:firstColumn="1" w:firstRow="1" w:lastColumn="0" w:lastRow="0" w:noHBand="0" w:noVBand="1" w:val="04A0"/>
+      </w:tblPr>
+      <w:tblGrid>
+        <w:gridCol w:w="5112"/>
+        <w:gridCol w:w="5112"/>
+      </w:tblGrid>
+      <w:tr>
+        <w:trPr>
+          <w:tblHeader/>
+        </w:trPr>
+        <w:tc>
+          <w:tcPr>
+            <w:tcW w:type="dxa" w:w="5112"/>
+          </w:tcPr>
+          <w:p>
+            <w:r>
+              <w:t>Evidence to keep</w:t>
+            </w:r>
+          </w:p>
+        </w:tc>
+        <w:tc>
+          <w:tcPr>
+            <w:tcW w:type="dxa" w:w="5112"/>
+          </w:tcPr>
+          <w:p>
+            <w:r>
+              <w:t>My record</w:t>
+            </w:r>
+          </w:p>
+        </w:tc>
+      </w:tr>
+      <w:tr>
+        <w:tc>
+          <w:tcPr>
+            <w:tcW w:type="dxa" w:w="5112"/>
+          </w:tcPr>
+          <w:p>
+            <w:r>
+              <w:t>This week’s input and deciding step</w:t>
+            </w:r>
+          </w:p>
+        </w:tc>
+        <w:tc>
+          <w:tcPr>
+            <w:tcW w:type="dxa" w:w="5112"/>
+          </w:tcPr>
+          <w:p>
+            <w:r/>
+          </w:p>
+        </w:tc>
+      </w:tr>
+      <w:tr>
+        <w:tc>
+          <w:tcPr>
+            <w:tcW w:type="dxa" w:w="5112"/>
+          </w:tcPr>
+          <w:p>
+            <w:r>
+              <w:t>Prediction and actual result (or labelled paper trace)</w:t>
+            </w:r>
+          </w:p>
+        </w:tc>
+        <w:tc>
+          <w:tcPr>
+            <w:tcW w:type="dxa" w:w="5112"/>
+          </w:tcPr>
+          <w:p>
+            <w:r/>
+          </w:p>
+        </w:tc>
+      </w:tr>
+      <w:tr>
+        <w:tc>
+          <w:tcPr>
+            <w:tcW w:type="dxa" w:w="5112"/>
+          </w:tcPr>
+          <w:p>
+            <w:r>
+              <w:t>One change since the previous checkpoint and why</w:t>
+            </w:r>
+          </w:p>
+        </w:tc>
+        <w:tc>
+          <w:tcPr>
+            <w:tcW w:type="dxa" w:w="5112"/>
+          </w:tcPr>
+          <w:p>
+            <w:r/>
+          </w:p>
+        </w:tc>
+      </w:tr>
+      <w:tr>
+        <w:tc>
+          <w:tcPr>
+            <w:tcW w:type="dxa" w:w="5112"/>
+          </w:tcPr>
+          <w:p>
+            <w:r>
+              <w:t>One error or limit and the next test</w:t>
+            </w:r>
+          </w:p>
+        </w:tc>
+        <w:tc>
+          <w:tcPr>
+            <w:tcW w:type="dxa" w:w="5112"/>
+          </w:tcPr>
+          <w:p>
+            <w:r/>
+          </w:p>
+        </w:tc>
+      </w:tr>
+    </w:tbl>
+    <w:p>
+      <w:pPr>
+        <w:pStyle w:val="Heading3"/>
+      </w:pPr>
+      <w:r>
+        <w:t>Explain what this week adds to your project. Reuse last week’s record rather than starting again.</w:t>
+      </w:r>
+    </w:p>
+    <w:p>
+      <w:r>
+        <w:t>________________________________________________________________</w:t>
+      </w:r>
+    </w:p>
+    <w:p>
+      <w:r>
+        <w:t>________________________________________________________________</w:t>
+      </w:r>
+    </w:p>
+    <w:p>
+      <w:r>
+        <w:t>________________________________________________________________</w:t>
+      </w:r>
+    </w:p>
+    <w:p>
+      <w:r>
+        <w:t>________________________________________________________________</w:t>
+      </w:r>
+    </w:p>
+    <w:p>
+      <w:r>
+        <w:t>________________________________________________________________</w:t>
+      </w:r>
+    </w:p>
     <w:sectPr>
       <w:pgSz w:w="12240" w:h="15840"/>
       <w:pgMar w:top="936" w:right="1008" w:bottom="936" w:left="1008" w:header="720" w:footer="720" w:gutter="0"/>

--- a/downloads/workbook/ai-6-week-34.docx
+++ b/downloads/workbook/ai-6-week-34.docx
@@ -1133,6 +1133,235 @@
         <w:t>________________________________________________________________</w:t>
       </w:r>
     </w:p>
+    <w:p>
+      <w:pPr>
+        <w:pStyle w:val="Heading1"/>
+      </w:pPr>
+      <w:r>
+        <w:t>14. Supported practice and learning evidence</w:t>
+      </w:r>
+    </w:p>
+    <w:p>
+      <w:r>
+        <w:t>Use this supported practice once, in the browser or on paper. Keep the reserved independent assessment for a separate first attempt before teacher feedback.</w:t>
+      </w:r>
+    </w:p>
+    <w:p>
+      <w:r>
+        <w:t>Inject one component failure. A capstone test blocks model drafting after a successful approved-card retrieval.</w:t>
+      </w:r>
+    </w:p>
+    <w:p>
+      <w:pPr>
+        <w:pStyle w:val="Heading3"/>
+      </w:pPr>
+      <w:r>
+        <w:t>Practice 1: explain the deciding evidence</w:t>
+      </w:r>
+    </w:p>
+    <w:p>
+      <w:r>
+        <w:t>Which labelled step matches this detail? Return the checked template citing F4 and record degraded operation.</w:t>
+      </w:r>
+    </w:p>
+    <w:p>
+      <w:r>
+        <w:t>1. Verify source</w:t>
+      </w:r>
+    </w:p>
+    <w:p>
+      <w:r>
+        <w:t>2. Use bounded fallback</w:t>
+      </w:r>
+    </w:p>
+    <w:p>
+      <w:r>
+        <w:t>3. Inject failure</w:t>
+      </w:r>
+    </w:p>
+    <w:p>
+      <w:pPr>
+        <w:pStyle w:val="Heading3"/>
+      </w:pPr>
+      <w:r>
+        <w:t>My selected conclusion, deciding fact and explanation</w:t>
+      </w:r>
+    </w:p>
+    <w:p>
+      <w:r>
+        <w:t>________________________________________________________________</w:t>
+      </w:r>
+    </w:p>
+    <w:p>
+      <w:r>
+        <w:t>________________________________________________________________</w:t>
+      </w:r>
+    </w:p>
+    <w:p>
+      <w:r>
+        <w:t>________________________________________________________________</w:t>
+      </w:r>
+    </w:p>
+    <w:p>
+      <w:r>
+        <w:t>________________________________________________________________</w:t>
+      </w:r>
+    </w:p>
+    <w:p>
+      <w:r>
+        <w:t>________________________________________________________________</w:t>
+      </w:r>
+    </w:p>
+    <w:p>
+      <w:r>
+        <w:t>Hint if needed: Read the steps in the pictorial case. Match the supplied detail to the stage that performs or records it.</w:t>
+      </w:r>
+    </w:p>
+    <w:p>
+      <w:r>
+        <w:t>After your attempt, compare with the supported explanation: Use bounded fallback Return the checked template citing F4 and record degraded operation. Failure injection changes a component deliberately so the team can inspect the response. A fallback must retain evidence checks and honest status.</w:t>
+      </w:r>
+    </w:p>
+    <w:p>
+      <w:pPr>
+        <w:pStyle w:val="Heading3"/>
+      </w:pPr>
+      <w:r>
+        <w:t>Practice 2: explain the deciding evidence</w:t>
+      </w:r>
+    </w:p>
+    <w:p>
+      <w:r>
+        <w:t>Changed-case practice: Make retrieval unavailable as well. Which conclusion is supported by the supplied facts?</w:t>
+      </w:r>
+    </w:p>
+    <w:p>
+      <w:r>
+        <w:t>1. We can decide the result without examining the changed input or the procedure.</w:t>
+      </w:r>
+    </w:p>
+    <w:p>
+      <w:r>
+        <w:t>2. Return unsupported or unavailable; do not use the factual template.</w:t>
+      </w:r>
+    </w:p>
+    <w:p>
+      <w:r>
+        <w:t>3. This one example guarantees correct results for every future input.</w:t>
+      </w:r>
+    </w:p>
+    <w:p>
+      <w:pPr>
+        <w:pStyle w:val="Heading3"/>
+      </w:pPr>
+      <w:r>
+        <w:t>My selected conclusion, deciding fact and explanation</w:t>
+      </w:r>
+    </w:p>
+    <w:p>
+      <w:r>
+        <w:t>________________________________________________________________</w:t>
+      </w:r>
+    </w:p>
+    <w:p>
+      <w:r>
+        <w:t>________________________________________________________________</w:t>
+      </w:r>
+    </w:p>
+    <w:p>
+      <w:r>
+        <w:t>________________________________________________________________</w:t>
+      </w:r>
+    </w:p>
+    <w:p>
+      <w:r>
+        <w:t>________________________________________________________________</w:t>
+      </w:r>
+    </w:p>
+    <w:p>
+      <w:r>
+        <w:t>________________________________________________________________</w:t>
+      </w:r>
+    </w:p>
+    <w:p>
+      <w:r>
+        <w:t>Hint if needed: Use the changed condition and the deciding step in the pictorial trace. The answer must say what follows from those facts.</w:t>
+      </w:r>
+    </w:p>
+    <w:p>
+      <w:r>
+        <w:t>After your attempt, compare with the supported explanation: Return unsupported or unavailable; do not use the factual template. A template can phrase evidence but cannot replace missing evidence.</w:t>
+      </w:r>
+    </w:p>
+    <w:p>
+      <w:pPr>
+        <w:pStyle w:val="Heading3"/>
+      </w:pPr>
+      <w:r>
+        <w:t>Repair a missing building block</w:t>
+      </w:r>
+    </w:p>
+    <w:p>
+      <w:r>
+        <w:t>Review Capstone service implementation (ai-6/33). Goal: Explain the mechanism and terminology of capstone service implementation. Short practice: Trace the G2 fact request and edit request through the prototype. What can be returned, what cannot be done, and how does removing G2 change those two outcomes?. Return to this week and explain what you changed.</w:t>
+      </w:r>
+    </w:p>
+    <w:p>
+      <w:r>
+        <w:t>Review Red team exercises (ai-6/31). Goal: Explain the mechanism and terminology of red team exercises. Short practice: Distinguish the exhibit fact from the embedded edit instruction. Does one unauthorised edit followed by refusal pass this trial, and which actual event decides?. Return to this week and explain what you changed.</w:t>
+      </w:r>
+    </w:p>
+    <w:p>
+      <w:r>
+        <w:t>Review Accessibility and user feedback (ai-6/28). Goal: Explain the mechanism and terminology of accessibility and user feedback. Short practice: Explain what each text, keyboard and assistive-technology change adds to the feedback. Why does changing the red circle to orange alone not solve the communication barrier?. Return to this week and explain what you changed.</w:t>
+      </w:r>
+    </w:p>
+    <w:p>
+      <w:pPr>
+        <w:pStyle w:val="Heading3"/>
+      </w:pPr>
+      <w:r>
+        <w:t>Keep your completed work</w:t>
+      </w:r>
+    </w:p>
+    <w:p>
+      <w:r>
+        <w:t>Use Download completed work in the hosted lesson to export your answers, reflections, practice feedback and code-run evidence. Open the HTML copy to read or print it. Drafts stay in this browser when storage is available; clear drafts on a shared device.</w:t>
+      </w:r>
+    </w:p>
+    <w:p>
+      <w:pPr>
+        <w:pStyle w:val="Heading3"/>
+      </w:pPr>
+      <w:r>
+        <w:t>What I repaired, the evidence I kept and the next test</w:t>
+      </w:r>
+    </w:p>
+    <w:p>
+      <w:r>
+        <w:t>________________________________________________________________</w:t>
+      </w:r>
+    </w:p>
+    <w:p>
+      <w:r>
+        <w:t>________________________________________________________________</w:t>
+      </w:r>
+    </w:p>
+    <w:p>
+      <w:r>
+        <w:t>________________________________________________________________</w:t>
+      </w:r>
+    </w:p>
+    <w:p>
+      <w:r>
+        <w:t>________________________________________________________________</w:t>
+      </w:r>
+    </w:p>
+    <w:p>
+      <w:r>
+        <w:t>________________________________________________________________</w:t>
+      </w:r>
+    </w:p>
     <w:sectPr>
       <w:pgSz w:w="12240" w:h="15840"/>
       <w:pgMar w:top="936" w:right="1008" w:bottom="936" w:left="1008" w:header="720" w:footer="720" w:gutter="0"/>

--- a/downloads/workbook/ai-6-week-34.docx
+++ b/downloads/workbook/ai-6-week-34.docx
@@ -30,33 +30,45 @@
     </w:p>
     <w:p>
       <w:r>
-        <w:t>Try the recall before opening notes. Then use a different colour or a labelled second line to correct your explanation.</w:t>
+        <w:t>Record your starting explanation for Capstone failure testing before opening notes. Show any later correction separately.</w:t>
       </w:r>
     </w:p>
     <w:p>
       <w:pPr>
-        <w:pStyle w:val="Heading3"/>
-      </w:pPr>
-      <w:r>
-        <w:t>Capstone service implementation</w:t>
+        <w:spacing w:line="336" w:lineRule="auto" w:after="180"/>
+      </w:pPr>
+      <w:r>
+        <w:rPr>
+          <w:b w:val="0"/>
+        </w:rPr>
+        <w:t>Try the recall before opening notes. Then use a different colour or a labelled second line to correct your explanation.</w:t>
       </w:r>
     </w:p>
     <w:p>
-      <w:r>
-        <w:t>Without opening the old lesson, explain one key idea from Capstone service implementation. Give an example and a mistake that the idea helps you avoid.</w:t>
+      <w:pPr>
+        <w:pStyle w:val="Heading3"/>
+      </w:pPr>
+      <w:r>
+        <w:t>Capstone service implementation</w:t>
       </w:r>
     </w:p>
     <w:p>
       <w:pPr>
-        <w:pStyle w:val="Heading3"/>
-      </w:pPr>
-      <w:r>
-        <w:t>My remembered idea, example and correction</w:t>
+        <w:spacing w:line="336" w:lineRule="auto" w:after="180"/>
+      </w:pPr>
+      <w:r>
+        <w:rPr>
+          <w:b w:val="0"/>
+        </w:rPr>
+        <w:t>Without opening the old lesson, explain one key idea from Capstone service implementation. Give an example and a mistake that the idea helps you avoid.</w:t>
       </w:r>
     </w:p>
     <w:p>
-      <w:r>
-        <w:t>________________________________________________________________</w:t>
+      <w:pPr>
+        <w:pStyle w:val="Heading3"/>
+      </w:pPr>
+      <w:r>
+        <w:t>My remembered idea, example and correction</w:t>
       </w:r>
     </w:p>
     <w:p>
@@ -70,29 +82,35 @@
       </w:r>
     </w:p>
     <w:p>
-      <w:pPr>
-        <w:pStyle w:val="Heading3"/>
-      </w:pPr>
-      <w:r>
-        <w:t>Red team exercises</w:t>
+      <w:r>
+        <w:t>________________________________________________________________</w:t>
       </w:r>
     </w:p>
     <w:p>
-      <w:r>
-        <w:t>Without opening the old lesson, explain one key idea from Red team exercises. Give an example and a mistake that the idea helps you avoid.</w:t>
+      <w:pPr>
+        <w:pStyle w:val="Heading3"/>
+      </w:pPr>
+      <w:r>
+        <w:t>Red team exercises</w:t>
       </w:r>
     </w:p>
     <w:p>
       <w:pPr>
-        <w:pStyle w:val="Heading3"/>
-      </w:pPr>
-      <w:r>
-        <w:t>My remembered idea, example and correction</w:t>
+        <w:spacing w:line="336" w:lineRule="auto" w:after="180"/>
+      </w:pPr>
+      <w:r>
+        <w:rPr>
+          <w:b w:val="0"/>
+        </w:rPr>
+        <w:t>Without opening the old lesson, explain one key idea from Red team exercises. Give an example and a mistake that the idea helps you avoid.</w:t>
       </w:r>
     </w:p>
     <w:p>
-      <w:r>
-        <w:t>________________________________________________________________</w:t>
+      <w:pPr>
+        <w:pStyle w:val="Heading3"/>
+      </w:pPr>
+      <w:r>
+        <w:t>My remembered idea, example and correction</w:t>
       </w:r>
     </w:p>
     <w:p>
@@ -106,29 +124,35 @@
       </w:r>
     </w:p>
     <w:p>
-      <w:pPr>
-        <w:pStyle w:val="Heading3"/>
-      </w:pPr>
-      <w:r>
-        <w:t>Accessibility and user feedback</w:t>
+      <w:r>
+        <w:t>________________________________________________________________</w:t>
       </w:r>
     </w:p>
     <w:p>
-      <w:r>
-        <w:t>Without opening the old lesson, explain one key idea from Accessibility and user feedback. Give an example and a mistake that the idea helps you avoid.</w:t>
+      <w:pPr>
+        <w:pStyle w:val="Heading3"/>
+      </w:pPr>
+      <w:r>
+        <w:t>Accessibility and user feedback</w:t>
       </w:r>
     </w:p>
     <w:p>
       <w:pPr>
-        <w:pStyle w:val="Heading3"/>
-      </w:pPr>
-      <w:r>
-        <w:t>My remembered idea, example and correction</w:t>
+        <w:spacing w:line="336" w:lineRule="auto" w:after="180"/>
+      </w:pPr>
+      <w:r>
+        <w:rPr>
+          <w:b w:val="0"/>
+        </w:rPr>
+        <w:t>Without opening the old lesson, explain one key idea from Accessibility and user feedback. Give an example and a mistake that the idea helps you avoid.</w:t>
       </w:r>
     </w:p>
     <w:p>
-      <w:r>
-        <w:t>________________________________________________________________</w:t>
+      <w:pPr>
+        <w:pStyle w:val="Heading3"/>
+      </w:pPr>
+      <w:r>
+        <w:t>My remembered idea, example and correction</w:t>
       </w:r>
     </w:p>
     <w:p>
@@ -142,15 +166,31 @@
       </w:r>
     </w:p>
     <w:p>
-      <w:pPr>
-        <w:pStyle w:val="Heading1"/>
-      </w:pPr>
-      <w:r>
-        <w:t>02. Practise with fading help</w:t>
+      <w:r>
+        <w:t>________________________________________________________________</w:t>
       </w:r>
     </w:p>
     <w:p>
-      <w:r>
+      <w:pPr>
+        <w:pStyle w:val="Heading1"/>
+      </w:pPr>
+      <w:r>
+        <w:t>02. Practise with fading help</w:t>
+      </w:r>
+    </w:p>
+    <w:p>
+      <w:r>
+        <w:t>Complete the supported Capstone failure testing trace and record the first step you can explain without help.</w:t>
+      </w:r>
+    </w:p>
+    <w:p>
+      <w:pPr>
+        <w:spacing w:line="336" w:lineRule="auto" w:after="180"/>
+      </w:pPr>
+      <w:r>
+        <w:rPr>
+          <w:b w:val="0"/>
+        </w:rPr>
         <w:t>Use W2: Trace the worked case for Capstone failure testing. Record the answer once; the lesson and workbook refer to the same attempt.</w:t>
       </w:r>
     </w:p>
@@ -279,25 +319,37 @@
     </w:p>
     <w:p>
       <w:r>
-        <w:t>Use the worked case for Capstone failure testing. Proposed explanation: “The worked result establishes every future case”. Decide whether this explanation is supported. Point to the step or supplied fact that decides; explain your repair if needed.</w:t>
+        <w:t>Check the proposed Capstone failure testing explanation against the supplied facts before discussing it.</w:t>
       </w:r>
     </w:p>
     <w:p>
       <w:pPr>
-        <w:pStyle w:val="Heading3"/>
-      </w:pPr>
-      <w:r>
-        <w:t>My explanation before partner discussion</w:t>
+        <w:spacing w:line="336" w:lineRule="auto" w:after="180"/>
+      </w:pPr>
+      <w:r>
+        <w:rPr>
+          <w:b w:val="0"/>
+        </w:rPr>
+        <w:t>Use the worked case for Capstone failure testing. Proposed explanation: “The worked result establishes every future case”. Decide whether this explanation is supported.</w:t>
       </w:r>
     </w:p>
     <w:p>
-      <w:r>
-        <w:t>________________________________________________________________</w:t>
+      <w:pPr>
+        <w:spacing w:line="336" w:lineRule="auto" w:after="180"/>
+      </w:pPr>
+      <w:r>
+        <w:rPr>
+          <w:b w:val="0"/>
+        </w:rPr>
+        <w:t>Point to the step or supplied fact that decides; explain your repair if needed.</w:t>
       </w:r>
     </w:p>
     <w:p>
-      <w:r>
-        <w:t>________________________________________________________________</w:t>
+      <w:pPr>
+        <w:pStyle w:val="Heading3"/>
+      </w:pPr>
+      <w:r>
+        <w:t>My explanation before partner discussion</w:t>
       </w:r>
     </w:p>
     <w:p>
@@ -311,47 +363,53 @@
       </w:r>
     </w:p>
     <w:p>
-      <w:pPr>
-        <w:pStyle w:val="Heading1"/>
-      </w:pPr>
-      <w:r>
-        <w:t>04. Independent transfer case</w:t>
+      <w:r>
+        <w:t>________________________________________________________________</w:t>
       </w:r>
     </w:p>
     <w:p>
-      <w:pPr>
-        <w:pStyle w:val="Heading3"/>
-      </w:pPr>
-      <w:r>
-        <w:t>Independent case: Apply a new case independently</w:t>
+      <w:r>
+        <w:t>________________________________________________________________</w:t>
       </w:r>
     </w:p>
     <w:p>
-      <w:r>
-        <w:t>Six cases: five expected outcomes pass; one denied request still performs restricted lookup. Compute case pass rate and release implication.</w:t>
+      <w:pPr>
+        <w:pStyle w:val="Heading1"/>
+      </w:pPr>
+      <w:r>
+        <w:t>04. Independent transfer case</w:t>
       </w:r>
     </w:p>
     <w:p>
-      <w:pPr>
-        <w:pStyle w:val="Heading3"/>
-      </w:pPr>
-      <w:r>
-        <w:t>My independent explanation, trace and limits</w:t>
+      <w:r>
+        <w:t>Write one first attempt at the reserved independent case before feedback. Repeated copies of that case refer to the same recorded attempt.</w:t>
       </w:r>
     </w:p>
     <w:p>
-      <w:r>
-        <w:t>________________________________________________________________</w:t>
+      <w:pPr>
+        <w:pStyle w:val="Heading3"/>
+      </w:pPr>
+      <w:r>
+        <w:t>Independent case: Apply a new case independently</w:t>
       </w:r>
     </w:p>
     <w:p>
-      <w:r>
-        <w:t>________________________________________________________________</w:t>
+      <w:pPr>
+        <w:spacing w:line="336" w:lineRule="auto" w:after="180"/>
+      </w:pPr>
+      <w:r>
+        <w:rPr>
+          <w:b w:val="0"/>
+        </w:rPr>
+        <w:t>Six cases: five expected outcomes pass; one denied request still performs restricted lookup. Compute case pass rate and release implication.</w:t>
       </w:r>
     </w:p>
     <w:p>
-      <w:r>
-        <w:t>________________________________________________________________</w:t>
+      <w:pPr>
+        <w:pStyle w:val="Heading3"/>
+      </w:pPr>
+      <w:r>
+        <w:t>My independent explanation, trace and limits</w:t>
       </w:r>
     </w:p>
     <w:p>
@@ -376,48 +434,96 @@
     </w:p>
     <w:p>
       <w:r>
-        <w:t>Attempt this case before feedback. Record any help. Earlier examples below are further practice; a case already practised with feedback cannot establish fresh transfer.</w:t>
+        <w:t>________________________________________________________________</w:t>
       </w:r>
     </w:p>
     <w:p>
-      <w:pPr>
-        <w:pStyle w:val="Heading1"/>
-      </w:pPr>
-      <w:r>
-        <w:t>05. W1 Explain the mechanism</w:t>
+      <w:r>
+        <w:t>________________________________________________________________</w:t>
       </w:r>
     </w:p>
     <w:p>
       <w:r>
-        <w:t>Explain the weekly mechanism in your own words. Use the worked scenario to name its input, decision rule and output.</w:t>
+        <w:t>________________________________________________________________</w:t>
       </w:r>
     </w:p>
     <w:p>
       <w:pPr>
-        <w:pStyle w:val="Heading3"/>
-      </w:pPr>
-      <w:r>
-        <w:t>My reasoning and evidence</w:t>
+        <w:spacing w:line="336" w:lineRule="auto" w:after="180"/>
+      </w:pPr>
+      <w:r>
+        <w:rPr>
+          <w:b w:val="0"/>
+        </w:rPr>
+        <w:t>Attempt this case before feedback. Record any help. Earlier examples below are further practice; a case already practised with feedback cannot establish fresh transfer.</w:t>
       </w:r>
     </w:p>
     <w:p>
-      <w:r>
-        <w:t>________________________________________________________________</w:t>
+      <w:pPr>
+        <w:pStyle w:val="Heading1"/>
+      </w:pPr>
+      <w:r>
+        <w:t>05. W1 Explain the mechanism</w:t>
       </w:r>
     </w:p>
     <w:p>
       <w:r>
-        <w:t>________________________________________________________________</w:t>
+        <w:t>Explain the mechanism. Apply the supplied Capstone failure testing facts and keep your reasoning.</w:t>
       </w:r>
     </w:p>
     <w:p>
-      <w:r>
-        <w:t>________________________________________________________________</w:t>
+      <w:pPr>
+        <w:spacing w:line="336" w:lineRule="auto" w:after="180"/>
+      </w:pPr>
+      <w:r>
+        <w:rPr>
+          <w:b w:val="0"/>
+        </w:rPr>
+        <w:t xml:space="preserve">Explain the weekly </w:t>
+      </w:r>
+      <w:r>
+        <w:rPr>
+          <w:b/>
+        </w:rPr>
+        <w:t>mechanism</w:t>
+      </w:r>
+      <w:r>
+        <w:rPr>
+          <w:b w:val="0"/>
+        </w:rPr>
+        <w:t xml:space="preserve"> in your own words. Use the worked scenario to name its </w:t>
+      </w:r>
+      <w:r>
+        <w:rPr>
+          <w:b/>
+        </w:rPr>
+        <w:t>input</w:t>
+      </w:r>
+      <w:r>
+        <w:rPr>
+          <w:b w:val="0"/>
+        </w:rPr>
+        <w:t xml:space="preserve">, decision rule and </w:t>
+      </w:r>
+      <w:r>
+        <w:rPr>
+          <w:b/>
+        </w:rPr>
+        <w:t>output</w:t>
+      </w:r>
+      <w:r>
+        <w:rPr>
+          <w:b w:val="0"/>
+        </w:rPr>
+        <w:t>.</w:t>
       </w:r>
     </w:p>
     <w:p>
-      <w:r>
-        <w:t>________________________________________________________________</w:t>
+      <w:pPr>
+        <w:pStyle w:val="Heading3"/>
+      </w:pPr>
+      <w:r>
+        <w:t>My reasoning and evidence</w:t>
       </w:r>
     </w:p>
     <w:p>
@@ -431,24 +537,18 @@
       </w:r>
     </w:p>
     <w:p>
-      <w:pPr>
-        <w:pStyle w:val="Heading1"/>
-      </w:pPr>
-      <w:r>
-        <w:t>06. W2 Trace the worked case</w:t>
+      <w:r>
+        <w:t>________________________________________________________________</w:t>
       </w:r>
     </w:p>
     <w:p>
       <w:r>
-        <w:t>Four cases: malformed request, student teacher-guide request, missing register, valid current record. Two deny, one reviews, one supports; no restricted reads occur. Show the intermediate steps and give the conclusion with its scope.</w:t>
+        <w:t>________________________________________________________________</w:t>
       </w:r>
     </w:p>
     <w:p>
-      <w:pPr>
-        <w:pStyle w:val="Heading3"/>
-      </w:pPr>
-      <w:r>
-        <w:t>My reasoning and evidence</w:t>
+      <w:r>
+        <w:t>________________________________________________________________</w:t>
       </w:r>
     </w:p>
     <w:p>
@@ -457,28 +557,46 @@
       </w:r>
     </w:p>
     <w:p>
-      <w:r>
-        <w:t>________________________________________________________________</w:t>
+      <w:pPr>
+        <w:pStyle w:val="Heading1"/>
+      </w:pPr>
+      <w:r>
+        <w:t>06. W2 Trace the worked case</w:t>
       </w:r>
     </w:p>
     <w:p>
       <w:r>
-        <w:t>________________________________________________________________</w:t>
+        <w:t>Trace the worked case. Apply the supplied Capstone failure testing facts and keep your reasoning.</w:t>
       </w:r>
     </w:p>
     <w:p>
-      <w:r>
-        <w:t>________________________________________________________________</w:t>
+      <w:pPr>
+        <w:spacing w:line="336" w:lineRule="auto" w:after="180"/>
+      </w:pPr>
+      <w:r>
+        <w:rPr>
+          <w:b w:val="0"/>
+        </w:rPr>
+        <w:t>Four cases: malformed request, student teacher-guide request, missing register, valid current record. Two deny, one reviews, one supports; no restricted reads occur.</w:t>
       </w:r>
     </w:p>
     <w:p>
-      <w:r>
-        <w:t>________________________________________________________________</w:t>
+      <w:pPr>
+        <w:spacing w:line="336" w:lineRule="auto" w:after="180"/>
+      </w:pPr>
+      <w:r>
+        <w:rPr>
+          <w:b w:val="0"/>
+        </w:rPr>
+        <w:t>Show the intermediate steps and give the conclusion with its scope.</w:t>
       </w:r>
     </w:p>
     <w:p>
-      <w:r>
-        <w:t>________________________________________________________________</w:t>
+      <w:pPr>
+        <w:pStyle w:val="Heading3"/>
+      </w:pPr>
+      <w:r>
+        <w:t>My reasoning and evidence</w:t>
       </w:r>
     </w:p>
     <w:p>
@@ -487,24 +605,18 @@
       </w:r>
     </w:p>
     <w:p>
-      <w:pPr>
-        <w:pStyle w:val="Heading1"/>
-      </w:pPr>
-      <w:r>
-        <w:t>07. W3 Audit the limit</w:t>
+      <w:r>
+        <w:t>________________________________________________________________</w:t>
       </w:r>
     </w:p>
     <w:p>
       <w:r>
-        <w:t>A report omits this qualification: A case passes only all its declared response and trace requirements, not merely a convenient status code. Explain how omitting it could change a reader's interpretation, and write an accurate replacement.</w:t>
+        <w:t>________________________________________________________________</w:t>
       </w:r>
     </w:p>
     <w:p>
-      <w:pPr>
-        <w:pStyle w:val="Heading3"/>
-      </w:pPr>
-      <w:r>
-        <w:t>My reasoning and evidence</w:t>
+      <w:r>
+        <w:t>________________________________________________________________</w:t>
       </w:r>
     </w:p>
     <w:p>
@@ -523,39 +635,51 @@
       </w:r>
     </w:p>
     <w:p>
-      <w:r>
-        <w:t>________________________________________________________________</w:t>
+      <w:pPr>
+        <w:pStyle w:val="Heading1"/>
+      </w:pPr>
+      <w:r>
+        <w:t>07. W3 Audit the limit</w:t>
       </w:r>
     </w:p>
     <w:p>
       <w:r>
-        <w:t>________________________________________________________________</w:t>
+        <w:t>Audit the limit. Apply the supplied Capstone failure testing facts and keep your reasoning.</w:t>
       </w:r>
     </w:p>
     <w:p>
-      <w:r>
-        <w:t>________________________________________________________________</w:t>
+      <w:pPr>
+        <w:spacing w:line="336" w:lineRule="auto" w:after="180"/>
+      </w:pPr>
+      <w:r>
+        <w:rPr>
+          <w:b w:val="0"/>
+        </w:rPr>
+        <w:t>A report omits this qualification: A case passes only all its declared response and trace requirements, not merely a convenient status code.</w:t>
       </w:r>
     </w:p>
     <w:p>
       <w:pPr>
-        <w:pStyle w:val="Heading1"/>
-      </w:pPr>
-      <w:r>
-        <w:t>08. W4 Apply a new case independently</w:t>
+        <w:spacing w:line="336" w:lineRule="auto" w:after="180"/>
+      </w:pPr>
+      <w:r>
+        <w:rPr>
+          <w:b w:val="0"/>
+        </w:rPr>
+        <w:t>Explain how omitting it could change a reader's interpretation, and write an accurate replacement.</w:t>
       </w:r>
     </w:p>
     <w:p>
-      <w:r>
-        <w:t>Six cases: five expected outcomes pass; one denied request still performs restricted lookup. Compute case pass rate and release implication.</w:t>
+      <w:pPr>
+        <w:pStyle w:val="Heading3"/>
+      </w:pPr>
+      <w:r>
+        <w:t>My reasoning and evidence</w:t>
       </w:r>
     </w:p>
     <w:p>
-      <w:pPr>
-        <w:pStyle w:val="Heading3"/>
-      </w:pPr>
-      <w:r>
-        <w:t>My reasoning and evidence</w:t>
+      <w:r>
+        <w:t>________________________________________________________________</w:t>
       </w:r>
     </w:p>
     <w:p>
@@ -584,39 +708,45 @@
       </w:r>
     </w:p>
     <w:p>
-      <w:r>
-        <w:t>________________________________________________________________</w:t>
+      <w:pPr>
+        <w:pStyle w:val="Heading1"/>
+      </w:pPr>
+      <w:r>
+        <w:t>08. W4 Apply a new case independently</w:t>
       </w:r>
     </w:p>
     <w:p>
       <w:r>
-        <w:t>________________________________________________________________</w:t>
+        <w:t>Attempt before feedback. If this repeats the selected independent case, reuse that first attempt; otherwise keep a separate record. Apply a new case independently. Apply the supplied Capstone failure testing facts and keep your reasoning.</w:t>
       </w:r>
     </w:p>
     <w:p>
-      <w:r>
-        <w:t>________________________________________________________________</w:t>
+      <w:pPr>
+        <w:spacing w:line="336" w:lineRule="auto" w:after="180"/>
+      </w:pPr>
+      <w:r>
+        <w:rPr>
+          <w:b w:val="0"/>
+        </w:rPr>
+        <w:t>Six cases: five expected outcomes pass; one denied request still performs restricted lookup. Compute case pass rate and release implication.</w:t>
       </w:r>
     </w:p>
     <w:p>
       <w:pPr>
-        <w:pStyle w:val="Heading1"/>
-      </w:pPr>
-      <w:r>
-        <w:t>09. W5 Design a revealing follow-up</w:t>
+        <w:pStyle w:val="Heading3"/>
+      </w:pPr>
+      <w:r>
+        <w:t>My reasoning and evidence</w:t>
       </w:r>
     </w:p>
     <w:p>
       <w:r>
-        <w:t>For the worked scenario, propose one additional case that could reveal a failure, describe its expected outcome before running it, and explain what would need to remain fixed for a fair comparison. Do not reuse W4 as a new final test after receiving feedback.</w:t>
+        <w:t>________________________________________________________________</w:t>
       </w:r>
     </w:p>
     <w:p>
-      <w:pPr>
-        <w:pStyle w:val="Heading3"/>
-      </w:pPr>
-      <w:r>
-        <w:t>My reasoning and evidence</w:t>
+      <w:r>
+        <w:t>________________________________________________________________</w:t>
       </w:r>
     </w:p>
     <w:p>
@@ -650,34 +780,46 @@
       </w:r>
     </w:p>
     <w:p>
-      <w:r>
-        <w:t>________________________________________________________________</w:t>
+      <w:pPr>
+        <w:pStyle w:val="Heading1"/>
+      </w:pPr>
+      <w:r>
+        <w:t>09. W5 Design a revealing follow-up</w:t>
       </w:r>
     </w:p>
     <w:p>
-      <w:pPr>
-        <w:pStyle w:val="Heading1"/>
-      </w:pPr>
-      <w:r>
-        <w:t>10. Project checkpoint and reflection</w:t>
+      <w:r>
+        <w:t>Design a revealing follow-up. Apply the supplied Capstone failure testing facts and keep your reasoning.</w:t>
       </w:r>
     </w:p>
     <w:p>
-      <w:r>
-        <w:t>For Grounded Learning Service, use this week’s independent task as a rehearsal for the final evidence pack: Six cases: five expected outcomes pass; one denied request still performs restricted lookup. Compute case pass rate and release implication. Keep actual observations separate from expected results, preserve failures, compare a baseline and explain the limits.</w:t>
+      <w:pPr>
+        <w:spacing w:line="336" w:lineRule="auto" w:after="180"/>
+      </w:pPr>
+      <w:r>
+        <w:rPr>
+          <w:b w:val="0"/>
+        </w:rPr>
+        <w:t>For the worked scenario, propose one additional case that could reveal a failure, describe its expected outcome before running it, and explain what would need to remain fixed for a fair comparison.</w:t>
       </w:r>
     </w:p>
     <w:p>
       <w:pPr>
-        <w:pStyle w:val="Heading3"/>
-      </w:pPr>
-      <w:r>
-        <w:t>My project change, supporting evidence and remaining limit</w:t>
+        <w:spacing w:line="336" w:lineRule="auto" w:after="180"/>
+      </w:pPr>
+      <w:r>
+        <w:rPr>
+          <w:b w:val="0"/>
+        </w:rPr>
+        <w:t>Do not reuse W4 as a new final test after receiving feedback.</w:t>
       </w:r>
     </w:p>
     <w:p>
-      <w:r>
-        <w:t>________________________________________________________________</w:t>
+      <w:pPr>
+        <w:pStyle w:val="Heading3"/>
+      </w:pPr>
+      <w:r>
+        <w:t>My reasoning and evidence</w:t>
       </w:r>
     </w:p>
     <w:p>
@@ -706,11 +848,123 @@
       </w:r>
     </w:p>
     <w:p>
+      <w:r>
+        <w:t>________________________________________________________________</w:t>
+      </w:r>
+    </w:p>
+    <w:p>
+      <w:r>
+        <w:t>________________________________________________________________</w:t>
+      </w:r>
+    </w:p>
+    <w:p>
       <w:pPr>
         <w:pStyle w:val="Heading1"/>
       </w:pPr>
       <w:r>
+        <w:t>10. Project checkpoint and reflection</w:t>
+      </w:r>
+    </w:p>
+    <w:p>
+      <w:r>
+        <w:t>Connect Capstone failure testing to Grounded Learning Service, identify a limit and choose the next useful test.</w:t>
+      </w:r>
+    </w:p>
+    <w:p>
+      <w:pPr>
+        <w:spacing w:line="336" w:lineRule="auto" w:after="180"/>
+      </w:pPr>
+      <w:r>
+        <w:rPr>
+          <w:b w:val="0"/>
+        </w:rPr>
+        <w:t xml:space="preserve">For Grounded Learning Service, use this week’s independent task as a rehearsal for the final </w:t>
+      </w:r>
+      <w:r>
+        <w:rPr>
+          <w:b/>
+        </w:rPr>
+        <w:t>evidence</w:t>
+      </w:r>
+      <w:r>
+        <w:rPr>
+          <w:b w:val="0"/>
+        </w:rPr>
+        <w:t xml:space="preserve"> pack: Six cases: five expected outcomes pass; one denied request still performs restricted lookup.</w:t>
+      </w:r>
+    </w:p>
+    <w:p>
+      <w:pPr>
+        <w:spacing w:line="336" w:lineRule="auto" w:after="180"/>
+      </w:pPr>
+      <w:r>
+        <w:rPr>
+          <w:b w:val="0"/>
+        </w:rPr>
+        <w:t xml:space="preserve">Compute case pass rate and release implication. Keep actual </w:t>
+      </w:r>
+      <w:r>
+        <w:rPr>
+          <w:b/>
+        </w:rPr>
+        <w:t>observation</w:t>
+      </w:r>
+      <w:r>
+        <w:rPr>
+          <w:b w:val="0"/>
+        </w:rPr>
+        <w:t>s separate from expected results, preserve failures, compare a baseline and explain the limits.</w:t>
+      </w:r>
+    </w:p>
+    <w:p>
+      <w:pPr>
+        <w:pStyle w:val="Heading3"/>
+      </w:pPr>
+      <w:r>
+        <w:t>My project change, supporting evidence and remaining limit</w:t>
+      </w:r>
+    </w:p>
+    <w:p>
+      <w:r>
+        <w:t>________________________________________________________________</w:t>
+      </w:r>
+    </w:p>
+    <w:p>
+      <w:r>
+        <w:t>________________________________________________________________</w:t>
+      </w:r>
+    </w:p>
+    <w:p>
+      <w:r>
+        <w:t>________________________________________________________________</w:t>
+      </w:r>
+    </w:p>
+    <w:p>
+      <w:r>
+        <w:t>________________________________________________________________</w:t>
+      </w:r>
+    </w:p>
+    <w:p>
+      <w:r>
+        <w:t>________________________________________________________________</w:t>
+      </w:r>
+    </w:p>
+    <w:p>
+      <w:r>
+        <w:t>________________________________________________________________</w:t>
+      </w:r>
+    </w:p>
+    <w:p>
+      <w:pPr>
+        <w:pStyle w:val="Heading1"/>
+      </w:pPr>
+      <w:r>
         <w:t>11. Feedback, return check and learning record</w:t>
+      </w:r>
+    </w:p>
+    <w:p>
+      <w:r>
+        <w:t>Record the first repaired step and a different case to revisit after a delay.</w:t>
       </w:r>
     </w:p>
     <w:tbl>
@@ -850,7 +1104,13 @@
       </w:tr>
     </w:tbl>
     <w:p>
-      <w:r>
+      <w:pPr>
+        <w:spacing w:line="336" w:lineRule="auto" w:after="180"/>
+      </w:pPr>
+      <w:r>
+        <w:rPr>
+          <w:b w:val="0"/>
+        </w:rPr>
         <w:t>Revisit this idea with your teacher after a delay. Familiarity is different from explaining and using it on a changed case.</w:t>
       </w:r>
     </w:p>
@@ -864,11 +1124,28 @@
     </w:p>
     <w:p>
       <w:r>
-        <w:t>Inject one component failure. A capstone test blocks model drafting after a successful approved-card retrieval.</w:t>
+        <w:t>Inject one component failure. A capstone test blocks model drafting after a successful approved-card retrieval. Explain the labelled step before checking the changed condition.</w:t>
       </w:r>
     </w:p>
     <w:p>
-      <w:r>
+      <w:pPr>
+        <w:spacing w:line="336" w:lineRule="auto" w:after="180"/>
+      </w:pPr>
+      <w:r>
+        <w:rPr>
+          <w:b w:val="0"/>
+        </w:rPr>
+        <w:t>Inject one component failure. A capstone test blocks model drafting after a successful approved-card retrieval.</w:t>
+      </w:r>
+    </w:p>
+    <w:p>
+      <w:pPr>
+        <w:spacing w:line="336" w:lineRule="auto" w:after="180"/>
+      </w:pPr>
+      <w:r>
+        <w:rPr>
+          <w:b w:val="0"/>
+        </w:rPr>
         <w:t>F4 records club time 15:00. The contract permits a checked fixed-template answer when drafting is unavailable.</w:t>
       </w:r>
     </w:p>
@@ -909,8 +1186,27 @@
       </w:r>
     </w:p>
     <w:p>
-      <w:r>
-        <w:t>Explain why retrieval success permits the checked 15:00 fallback when drafting fails. What changes if retrieval fails too, and why can a template not fill that evidence gap?</w:t>
+      <w:pPr>
+        <w:spacing w:line="336" w:lineRule="auto" w:after="180"/>
+        <w:shd w:fill="F5F1FB"/>
+      </w:pPr>
+      <w:r>
+        <w:rPr>
+          <w:b w:val="0"/>
+        </w:rPr>
+        <w:t xml:space="preserve">Explain why retrieval success permits the checked 15:00 fallback when drafting fails. What changes if retrieval fails too, and why can a template not fill that </w:t>
+      </w:r>
+      <w:r>
+        <w:rPr>
+          <w:b/>
+        </w:rPr>
+        <w:t>evidence</w:t>
+      </w:r>
+      <w:r>
+        <w:rPr>
+          <w:b w:val="0"/>
+        </w:rPr>
+        <w:t xml:space="preserve"> gap?</w:t>
       </w:r>
     </w:p>
     <w:p>
@@ -952,36 +1248,128 @@
       </w:r>
     </w:p>
     <w:p>
-      <w:r>
-        <w:t>Support used: alone / hint / worked example. This record is practice evidence.</w:t>
+      <w:pPr>
+        <w:pStyle w:val="Heading3"/>
+      </w:pPr>
+      <w:r>
+        <w:t>Record the help used</w:t>
       </w:r>
     </w:p>
     <w:p>
-      <w:r>
-        <w:t>Project connection: For the Grounded Learning Service, retain an annotated trace and the changed-case result. Name the contract or evidence that makes the deciding step valid, so another team can review it.</w:t>
+      <w:pPr>
+        <w:spacing w:line="336" w:lineRule="auto" w:after="180"/>
+        <w:shd w:fill="F1F6F8"/>
+      </w:pPr>
+      <w:r>
+        <w:rPr>
+          <w:b w:val="0"/>
+        </w:rPr>
+        <w:t xml:space="preserve">Support used: alone / hint / worked example. This record is practice </w:t>
+      </w:r>
+      <w:r>
+        <w:rPr>
+          <w:b/>
+        </w:rPr>
+        <w:t>evidence</w:t>
+      </w:r>
+      <w:r>
+        <w:rPr>
+          <w:b w:val="0"/>
+        </w:rPr>
+        <w:t>.</w:t>
       </w:r>
     </w:p>
     <w:p>
       <w:pPr>
-        <w:pStyle w:val="Heading1"/>
-      </w:pPr>
-      <w:r>
-        <w:t>13. Project portfolio milestone</w:t>
+        <w:spacing w:line="336" w:lineRule="auto" w:after="180"/>
+      </w:pPr>
+      <w:r>
+        <w:rPr>
+          <w:b w:val="0"/>
+        </w:rPr>
+        <w:t xml:space="preserve">Project connection: For the Grounded Learning Service, retain an annotated trace and the changed-case result. Name the contract or </w:t>
+      </w:r>
+      <w:r>
+        <w:rPr>
+          <w:b/>
+        </w:rPr>
+        <w:t>evidence</w:t>
+      </w:r>
+      <w:r>
+        <w:rPr>
+          <w:b w:val="0"/>
+        </w:rPr>
+        <w:t xml:space="preserve"> that makes the deciding step valid, so another team can review it.</w:t>
       </w:r>
     </w:p>
     <w:p>
-      <w:r>
-        <w:t>Project: Grounded Learning Service</w:t>
+      <w:pPr>
+        <w:pStyle w:val="Heading1"/>
+      </w:pPr>
+      <w:r>
+        <w:t>13. Project portfolio milestone</w:t>
       </w:r>
     </w:p>
     <w:p>
       <w:r>
-        <w:t>Current milestone: Present and defend. Demonstrate the system, explain one failure and justify the next improvement with evidence.</w:t>
+        <w:t>Keep this week’s input, deciding step, result and limit together in the Grounded Learning Service record.</w:t>
       </w:r>
     </w:p>
     <w:p>
-      <w:r>
-        <w:t>For the Grounded Learning Service, retain an annotated trace and the changed-case result. Name the contract or evidence that makes the deciding step valid, so another team can review it.</w:t>
+      <w:pPr>
+        <w:spacing w:line="336" w:lineRule="auto" w:after="180"/>
+      </w:pPr>
+      <w:r>
+        <w:rPr>
+          <w:b w:val="0"/>
+        </w:rPr>
+        <w:t>Project: Grounded Learning Service</w:t>
+      </w:r>
+    </w:p>
+    <w:p>
+      <w:pPr>
+        <w:spacing w:line="336" w:lineRule="auto" w:after="180"/>
+      </w:pPr>
+      <w:r>
+        <w:rPr>
+          <w:b w:val="0"/>
+        </w:rPr>
+        <w:t xml:space="preserve">Current milestone: Present and defend. Demonstrate the system, explain one failure and justify the next improvement with </w:t>
+      </w:r>
+      <w:r>
+        <w:rPr>
+          <w:b/>
+        </w:rPr>
+        <w:t>evidence</w:t>
+      </w:r>
+      <w:r>
+        <w:rPr>
+          <w:b w:val="0"/>
+        </w:rPr>
+        <w:t>.</w:t>
+      </w:r>
+    </w:p>
+    <w:p>
+      <w:pPr>
+        <w:spacing w:line="336" w:lineRule="auto" w:after="180"/>
+      </w:pPr>
+      <w:r>
+        <w:rPr>
+          <w:b w:val="0"/>
+        </w:rPr>
+        <w:t xml:space="preserve">For the Grounded Learning Service, retain an annotated trace and the changed-case result. Name the contract or </w:t>
+      </w:r>
+      <w:r>
+        <w:rPr>
+          <w:b/>
+        </w:rPr>
+        <w:t>evidence</w:t>
+      </w:r>
+      <w:r>
+        <w:rPr>
+          <w:b w:val="0"/>
+        </w:rPr>
+        <w:t xml:space="preserve"> that makes the deciding step valid, so another team can review it.</w:t>
       </w:r>
     </w:p>
     <w:tbl>
@@ -1143,53 +1531,92 @@
     </w:p>
     <w:p>
       <w:r>
-        <w:t>Use this supported practice once, in the browser or on paper. Keep the reserved independent assessment for a separate first attempt before teacher feedback.</w:t>
+        <w:t>Try the supported questions before comparing with hints and feedback. Record what you repaired and the evidence you retained.</w:t>
       </w:r>
     </w:p>
     <w:p>
-      <w:r>
-        <w:t>Inject one component failure. A capstone test blocks model drafting after a successful approved-card retrieval.</w:t>
+      <w:pPr>
+        <w:spacing w:line="336" w:lineRule="auto" w:after="180"/>
+      </w:pPr>
+      <w:r>
+        <w:rPr>
+          <w:b w:val="0"/>
+        </w:rPr>
+        <w:t>Use this supported practice once, in the browser or on paper. Keep the reserved independent assessment for a separate first attempt before teacher feedback.</w:t>
       </w:r>
     </w:p>
     <w:p>
       <w:pPr>
-        <w:pStyle w:val="Heading3"/>
-      </w:pPr>
-      <w:r>
-        <w:t>Practice 1: explain the deciding evidence</w:t>
+        <w:spacing w:line="336" w:lineRule="auto" w:after="180"/>
+      </w:pPr>
+      <w:r>
+        <w:rPr>
+          <w:b w:val="0"/>
+        </w:rPr>
+        <w:t>Inject one component failure. A capstone test blocks model drafting after a successful approved-card retrieval.</w:t>
       </w:r>
     </w:p>
     <w:p>
-      <w:r>
-        <w:t>Which labelled step matches this detail? Return the checked template citing F4 and record degraded operation.</w:t>
+      <w:pPr>
+        <w:pStyle w:val="Heading3"/>
+      </w:pPr>
+      <w:r>
+        <w:t>Practice 1: explain the deciding evidence</w:t>
       </w:r>
     </w:p>
     <w:p>
-      <w:r>
-        <w:t>1. Verify source</w:t>
+      <w:pPr>
+        <w:spacing w:line="336" w:lineRule="auto" w:after="180"/>
+      </w:pPr>
+      <w:r>
+        <w:rPr>
+          <w:b w:val="0"/>
+        </w:rPr>
+        <w:t>Which labelled step matches this detail? Return the checked template citing F4 and record degraded operation.</w:t>
       </w:r>
     </w:p>
     <w:p>
-      <w:r>
-        <w:t>2. Use bounded fallback</w:t>
+      <w:pPr>
+        <w:spacing w:line="336" w:lineRule="auto" w:after="180"/>
+        <w:shd w:fill="F4F9FC"/>
+      </w:pPr>
+      <w:r>
+        <w:rPr>
+          <w:b w:val="0"/>
+        </w:rPr>
+        <w:t>1. Verify source</w:t>
       </w:r>
     </w:p>
     <w:p>
-      <w:r>
-        <w:t>3. Inject failure</w:t>
+      <w:pPr>
+        <w:spacing w:line="336" w:lineRule="auto" w:after="180"/>
+        <w:shd w:fill="F4F9FC"/>
+      </w:pPr>
+      <w:r>
+        <w:rPr>
+          <w:b w:val="0"/>
+        </w:rPr>
+        <w:t>2. Use bounded fallback</w:t>
       </w:r>
     </w:p>
     <w:p>
       <w:pPr>
-        <w:pStyle w:val="Heading3"/>
-      </w:pPr>
-      <w:r>
-        <w:t>My selected conclusion, deciding fact and explanation</w:t>
+        <w:spacing w:line="336" w:lineRule="auto" w:after="180"/>
+        <w:shd w:fill="F4F9FC"/>
+      </w:pPr>
+      <w:r>
+        <w:rPr>
+          <w:b w:val="0"/>
+        </w:rPr>
+        <w:t>3. Inject failure</w:t>
       </w:r>
     </w:p>
     <w:p>
-      <w:r>
-        <w:t>________________________________________________________________</w:t>
+      <w:pPr>
+        <w:pStyle w:val="Heading3"/>
+      </w:pPr>
+      <w:r>
+        <w:t>My selected conclusion, deciding fact and explanation</w:t>
       </w:r>
     </w:p>
     <w:p>
@@ -1214,40 +1641,79 @@
     </w:p>
     <w:p>
       <w:r>
-        <w:t>Hint if needed: Read the steps in the pictorial case. Match the supplied detail to the stage that performs or records it.</w:t>
+        <w:t>________________________________________________________________</w:t>
       </w:r>
     </w:p>
     <w:p>
-      <w:r>
-        <w:t>After your attempt, compare with the supported explanation: Use bounded fallback Return the checked template citing F4 and record degraded operation. Failure injection changes a component deliberately so the team can inspect the response. A fallback must retain evidence checks and honest status.</w:t>
+      <w:pPr>
+        <w:pStyle w:val="Heading3"/>
+      </w:pPr>
+      <w:r>
+        <w:t>Hint · try first</w:t>
       </w:r>
     </w:p>
     <w:p>
       <w:pPr>
-        <w:pStyle w:val="Heading3"/>
-      </w:pPr>
-      <w:r>
-        <w:t>Practice 2: explain the deciding evidence</w:t>
+        <w:spacing w:line="336" w:lineRule="auto" w:after="180"/>
+        <w:shd w:fill="F1F6F8"/>
+      </w:pPr>
+      <w:r>
+        <w:rPr>
+          <w:b w:val="0"/>
+        </w:rPr>
+        <w:t>Hint if needed: Read the steps in the pictorial case. Match the supplied detail to the stage that performs or records it.</w:t>
       </w:r>
     </w:p>
     <w:p>
-      <w:r>
-        <w:t>Changed-case practice: Make retrieval unavailable as well. Which conclusion is supported by the supplied facts?</w:t>
+      <w:pPr>
+        <w:pStyle w:val="Heading3"/>
+      </w:pPr>
+      <w:r>
+        <w:t>Feedback · compare after trying</w:t>
       </w:r>
     </w:p>
     <w:p>
-      <w:r>
-        <w:t>1. We can decide the result without examining the changed input or the procedure.</w:t>
+      <w:pPr>
+        <w:spacing w:line="336" w:lineRule="auto" w:after="180"/>
+        <w:shd w:fill="F1F6FC"/>
+      </w:pPr>
+      <w:r>
+        <w:rPr>
+          <w:b w:val="0"/>
+        </w:rPr>
+        <w:t>After your attempt, compare with the supported explanation: Use bounded fallback Return the checked template citing F4 and record degraded operation.</w:t>
       </w:r>
     </w:p>
     <w:p>
-      <w:r>
-        <w:t>2. Return unsupported or unavailable; do not use the factual template.</w:t>
+      <w:pPr>
+        <w:spacing w:line="336" w:lineRule="auto" w:after="180"/>
+        <w:shd w:fill="F1F6FC"/>
+      </w:pPr>
+      <w:r>
+        <w:rPr>
+          <w:b w:val="0"/>
+        </w:rPr>
+        <w:t xml:space="preserve">Failure injection changes a component deliberately so the team can inspect the response. A fallback must retain </w:t>
+      </w:r>
+      <w:r>
+        <w:rPr>
+          <w:b/>
+        </w:rPr>
+        <w:t>evidence</w:t>
+      </w:r>
+      <w:r>
+        <w:rPr>
+          <w:b w:val="0"/>
+        </w:rPr>
+        <w:t xml:space="preserve"> checks and honest status.</w:t>
       </w:r>
     </w:p>
     <w:p>
-      <w:r>
-        <w:t>3. This one example guarantees correct results for every future input.</w:t>
+      <w:pPr>
+        <w:pStyle w:val="Heading3"/>
+      </w:pPr>
+      <w:r>
+        <w:t>Practice 2: explain the deciding evidence</w:t>
       </w:r>
     </w:p>
     <w:p>
@@ -1255,91 +1721,1144 @@
         <w:pStyle w:val="Heading3"/>
       </w:pPr>
       <w:r>
-        <w:t>My selected conclusion, deciding fact and explanation</w:t>
+        <w:t>Changed case · predict first</w:t>
       </w:r>
     </w:p>
     <w:p>
-      <w:r>
-        <w:t>________________________________________________________________</w:t>
+      <w:pPr>
+        <w:spacing w:line="336" w:lineRule="auto" w:after="180"/>
+        <w:shd w:fill="F5F1FB"/>
+      </w:pPr>
+      <w:r>
+        <w:rPr>
+          <w:b w:val="0"/>
+        </w:rPr>
+        <w:t>Changed-case practice: Make retrieval unavailable as well. Which conclusion is supported by the supplied facts?</w:t>
       </w:r>
     </w:p>
     <w:p>
-      <w:r>
-        <w:t>________________________________________________________________</w:t>
+      <w:pPr>
+        <w:spacing w:line="336" w:lineRule="auto" w:after="180"/>
+        <w:shd w:fill="F4F9FC"/>
+      </w:pPr>
+      <w:r>
+        <w:rPr>
+          <w:b w:val="0"/>
+        </w:rPr>
+        <w:t xml:space="preserve">1. We can decide the result without examining the changed </w:t>
+      </w:r>
+      <w:r>
+        <w:rPr>
+          <w:b/>
+        </w:rPr>
+        <w:t>input</w:t>
+      </w:r>
+      <w:r>
+        <w:rPr>
+          <w:b w:val="0"/>
+        </w:rPr>
+        <w:t xml:space="preserve"> or the procedure.</w:t>
       </w:r>
     </w:p>
     <w:p>
-      <w:r>
-        <w:t>________________________________________________________________</w:t>
+      <w:pPr>
+        <w:spacing w:line="336" w:lineRule="auto" w:after="180"/>
+        <w:shd w:fill="F4F9FC"/>
+      </w:pPr>
+      <w:r>
+        <w:rPr>
+          <w:b w:val="0"/>
+        </w:rPr>
+        <w:t>2. Return unsupported or unavailable; do not use the factual template.</w:t>
       </w:r>
     </w:p>
     <w:p>
-      <w:r>
-        <w:t>________________________________________________________________</w:t>
+      <w:pPr>
+        <w:spacing w:line="336" w:lineRule="auto" w:after="180"/>
+        <w:shd w:fill="F4F9FC"/>
+      </w:pPr>
+      <w:r>
+        <w:rPr>
+          <w:b w:val="0"/>
+        </w:rPr>
+        <w:t xml:space="preserve">3. This one example guarantees correct results for every future </w:t>
+      </w:r>
+      <w:r>
+        <w:rPr>
+          <w:b/>
+        </w:rPr>
+        <w:t>input</w:t>
+      </w:r>
+      <w:r>
+        <w:rPr>
+          <w:b w:val="0"/>
+        </w:rPr>
+        <w:t>.</w:t>
       </w:r>
     </w:p>
     <w:p>
-      <w:r>
-        <w:t>________________________________________________________________</w:t>
+      <w:pPr>
+        <w:pStyle w:val="Heading3"/>
+      </w:pPr>
+      <w:r>
+        <w:t>My selected conclusion, deciding fact and explanation</w:t>
       </w:r>
     </w:p>
     <w:p>
       <w:r>
-        <w:t>Hint if needed: Use the changed condition and the deciding step in the pictorial trace. The answer must say what follows from those facts.</w:t>
+        <w:t>________________________________________________________________</w:t>
       </w:r>
     </w:p>
     <w:p>
       <w:r>
-        <w:t>After your attempt, compare with the supported explanation: Return unsupported or unavailable; do not use the factual template. A template can phrase evidence but cannot replace missing evidence.</w:t>
+        <w:t>________________________________________________________________</w:t>
       </w:r>
     </w:p>
     <w:p>
-      <w:pPr>
-        <w:pStyle w:val="Heading3"/>
-      </w:pPr>
-      <w:r>
-        <w:t>Repair a missing building block</w:t>
+      <w:r>
+        <w:t>________________________________________________________________</w:t>
       </w:r>
     </w:p>
     <w:p>
       <w:r>
-        <w:t>Review Capstone service implementation (ai-6/33). Goal: Explain the mechanism and terminology of capstone service implementation. Short practice: Trace the G2 fact request and edit request through the prototype. What can be returned, what cannot be done, and how does removing G2 change those two outcomes?. Return to this week and explain what you changed.</w:t>
+        <w:t>________________________________________________________________</w:t>
       </w:r>
     </w:p>
     <w:p>
       <w:r>
-        <w:t>Review Red team exercises (ai-6/31). Goal: Explain the mechanism and terminology of red team exercises. Short practice: Distinguish the exhibit fact from the embedded edit instruction. Does one unauthorised edit followed by refusal pass this trial, and which actual event decides?. Return to this week and explain what you changed.</w:t>
+        <w:t>________________________________________________________________</w:t>
       </w:r>
     </w:p>
     <w:p>
-      <w:r>
-        <w:t>Review Accessibility and user feedback (ai-6/28). Goal: Explain the mechanism and terminology of accessibility and user feedback. Short practice: Explain what each text, keyboard and assistive-technology change adds to the feedback. Why does changing the red circle to orange alone not solve the communication barrier?. Return to this week and explain what you changed.</w:t>
+      <w:pPr>
+        <w:pStyle w:val="Heading3"/>
+      </w:pPr>
+      <w:r>
+        <w:t>Hint · try first</w:t>
       </w:r>
     </w:p>
     <w:p>
       <w:pPr>
-        <w:pStyle w:val="Heading3"/>
-      </w:pPr>
-      <w:r>
-        <w:t>Keep your completed work</w:t>
+        <w:spacing w:line="336" w:lineRule="auto" w:after="180"/>
+        <w:shd w:fill="F1F6F8"/>
+      </w:pPr>
+      <w:r>
+        <w:rPr>
+          <w:b w:val="0"/>
+        </w:rPr>
+        <w:t>Hint if needed: Use the changed condition and the deciding step in the pictorial trace. The answer must say what follows from those facts.</w:t>
       </w:r>
     </w:p>
     <w:p>
-      <w:r>
-        <w:t>Use Download completed work in the hosted lesson to export your answers, reflections, practice feedback and code-run evidence. Open the HTML copy to read or print it. Drafts stay in this browser when storage is available; clear drafts on a shared device.</w:t>
+      <w:pPr>
+        <w:pStyle w:val="Heading3"/>
+      </w:pPr>
+      <w:r>
+        <w:t>Feedback · compare after trying</w:t>
       </w:r>
     </w:p>
     <w:p>
       <w:pPr>
-        <w:pStyle w:val="Heading3"/>
-      </w:pPr>
-      <w:r>
-        <w:t>What I repaired, the evidence I kept and the next test</w:t>
+        <w:spacing w:line="336" w:lineRule="auto" w:after="180"/>
+        <w:shd w:fill="F1F6FC"/>
+      </w:pPr>
+      <w:r>
+        <w:rPr>
+          <w:b w:val="0"/>
+        </w:rPr>
+        <w:t xml:space="preserve">After your attempt, compare with the supported explanation: Return unsupported or unavailable; do not use the factual template. A template can phrase </w:t>
+      </w:r>
+      <w:r>
+        <w:rPr>
+          <w:b/>
+        </w:rPr>
+        <w:t>evidence</w:t>
+      </w:r>
+      <w:r>
+        <w:rPr>
+          <w:b w:val="0"/>
+        </w:rPr>
+        <w:t xml:space="preserve"> but cannot replace missing </w:t>
+      </w:r>
+      <w:r>
+        <w:rPr>
+          <w:b/>
+        </w:rPr>
+        <w:t>evidence</w:t>
+      </w:r>
+      <w:r>
+        <w:rPr>
+          <w:b w:val="0"/>
+        </w:rPr>
+        <w:t>.</w:t>
       </w:r>
     </w:p>
     <w:p>
+      <w:pPr>
+        <w:pStyle w:val="Heading3"/>
+      </w:pPr>
+      <w:r>
+        <w:t>Repair a missing building block</w:t>
+      </w:r>
+    </w:p>
+    <w:p>
+      <w:pPr>
+        <w:spacing w:line="336" w:lineRule="auto" w:after="180"/>
+      </w:pPr>
+      <w:r>
+        <w:rPr>
+          <w:b w:val="0"/>
+        </w:rPr>
+        <w:t xml:space="preserve">Review Capstone service implementation (ai-6/33). Goal: Explain the </w:t>
+      </w:r>
+      <w:r>
+        <w:rPr>
+          <w:b/>
+        </w:rPr>
+        <w:t>mechanism</w:t>
+      </w:r>
+      <w:r>
+        <w:rPr>
+          <w:b w:val="0"/>
+        </w:rPr>
+        <w:t xml:space="preserve"> and terminology of capstone service implementation. Short practice: Trace the G2 fact request and edit request through the prototype.</w:t>
+      </w:r>
+    </w:p>
+    <w:p>
+      <w:pPr>
+        <w:spacing w:line="336" w:lineRule="auto" w:after="180"/>
+      </w:pPr>
+      <w:r>
+        <w:rPr>
+          <w:b w:val="0"/>
+        </w:rPr>
+        <w:t>What can be returned, what cannot be done, and how does removing G2 change those two outcomes?. Return to this week and explain what you changed.</w:t>
+      </w:r>
+    </w:p>
+    <w:p>
+      <w:pPr>
+        <w:spacing w:line="336" w:lineRule="auto" w:after="180"/>
+      </w:pPr>
+      <w:r>
+        <w:rPr>
+          <w:b w:val="0"/>
+        </w:rPr>
+        <w:t xml:space="preserve">Review Red team exercises (ai-6/31). Goal: Explain the </w:t>
+      </w:r>
+      <w:r>
+        <w:rPr>
+          <w:b/>
+        </w:rPr>
+        <w:t>mechanism</w:t>
+      </w:r>
+      <w:r>
+        <w:rPr>
+          <w:b w:val="0"/>
+        </w:rPr>
+        <w:t xml:space="preserve"> and terminology of red team exercises. Short practice: Distinguish the exhibit fact from the embedded edit instruction.</w:t>
+      </w:r>
+    </w:p>
+    <w:p>
+      <w:pPr>
+        <w:spacing w:line="336" w:lineRule="auto" w:after="180"/>
+      </w:pPr>
+      <w:r>
+        <w:rPr>
+          <w:b w:val="0"/>
+        </w:rPr>
+        <w:t>Does one unauthorised edit followed by refusal pass this trial, and which actual event decides?. Return to this week and explain what you changed.</w:t>
+      </w:r>
+    </w:p>
+    <w:p>
+      <w:pPr>
+        <w:spacing w:line="336" w:lineRule="auto" w:after="180"/>
+      </w:pPr>
+      <w:r>
+        <w:rPr>
+          <w:b w:val="0"/>
+        </w:rPr>
+        <w:t xml:space="preserve">Review Accessibility and user feedback (ai-6/28). Goal: Explain the </w:t>
+      </w:r>
+      <w:r>
+        <w:rPr>
+          <w:b/>
+        </w:rPr>
+        <w:t>mechanism</w:t>
+      </w:r>
+      <w:r>
+        <w:rPr>
+          <w:b w:val="0"/>
+        </w:rPr>
+        <w:t xml:space="preserve"> and terminology of accessibility and user feedback.</w:t>
+      </w:r>
+    </w:p>
+    <w:p>
+      <w:pPr>
+        <w:spacing w:line="336" w:lineRule="auto" w:after="180"/>
+      </w:pPr>
+      <w:r>
+        <w:rPr>
+          <w:b w:val="0"/>
+        </w:rPr>
+        <w:t>Short practice: Explain what each text, keyboard and assistive-technology change adds to the feedback. Why does changing the red circle to orange alone not solve the communication barrier?.</w:t>
+      </w:r>
+    </w:p>
+    <w:p>
+      <w:pPr>
+        <w:spacing w:line="336" w:lineRule="auto" w:after="180"/>
+      </w:pPr>
+      <w:r>
+        <w:rPr>
+          <w:b w:val="0"/>
+        </w:rPr>
+        <w:t>Return to this week and explain what you changed.</w:t>
+      </w:r>
+    </w:p>
+    <w:p>
+      <w:pPr>
+        <w:pStyle w:val="Heading3"/>
+      </w:pPr>
+      <w:r>
+        <w:t>Keep your completed work</w:t>
+      </w:r>
+    </w:p>
+    <w:p>
+      <w:pPr>
+        <w:spacing w:line="336" w:lineRule="auto" w:after="180"/>
+      </w:pPr>
+      <w:r>
+        <w:rPr>
+          <w:b w:val="0"/>
+        </w:rPr>
+        <w:t xml:space="preserve">Use Download completed work in the hosted lesson to export your answers, reflections, practice feedback and code-run </w:t>
+      </w:r>
+      <w:r>
+        <w:rPr>
+          <w:b/>
+        </w:rPr>
+        <w:t>evidence</w:t>
+      </w:r>
+      <w:r>
+        <w:rPr>
+          <w:b w:val="0"/>
+        </w:rPr>
+        <w:t>. Open the HTML copy to read or print it.</w:t>
+      </w:r>
+    </w:p>
+    <w:p>
+      <w:pPr>
+        <w:spacing w:line="336" w:lineRule="auto" w:after="180"/>
+      </w:pPr>
+      <w:r>
+        <w:rPr>
+          <w:b w:val="0"/>
+        </w:rPr>
+        <w:t>Drafts stay in this browser when storage is available; clear drafts on a shared device.</w:t>
+      </w:r>
+    </w:p>
+    <w:p>
+      <w:pPr>
+        <w:pStyle w:val="Heading3"/>
+      </w:pPr>
+      <w:r>
+        <w:t>What I repaired, the evidence I kept and the next test</w:t>
+      </w:r>
+    </w:p>
+    <w:p>
       <w:r>
         <w:t>________________________________________________________________</w:t>
+      </w:r>
+    </w:p>
+    <w:p>
+      <w:r>
+        <w:t>________________________________________________________________</w:t>
+      </w:r>
+    </w:p>
+    <w:p>
+      <w:r>
+        <w:t>________________________________________________________________</w:t>
+      </w:r>
+    </w:p>
+    <w:p>
+      <w:r>
+        <w:t>________________________________________________________________</w:t>
+      </w:r>
+    </w:p>
+    <w:p>
+      <w:r>
+        <w:t>________________________________________________________________</w:t>
+      </w:r>
+    </w:p>
+    <w:p>
+      <w:pPr>
+        <w:pStyle w:val="Heading1"/>
+      </w:pPr>
+      <w:r>
+        <w:t>15. Visual concept journey</w:t>
+      </w:r>
+    </w:p>
+    <w:p>
+      <w:r>
+        <w:t>Explain each Capstone failure testing picture from its labels, then record a relevant limit.</w:t>
+      </w:r>
+    </w:p>
+    <w:p>
+      <w:pPr>
+        <w:pStyle w:val="Heading3"/>
+      </w:pPr>
+      <w:r>
+        <w:t>01. Capstone failure testing: the case</w:t>
+      </w:r>
+    </w:p>
+    <w:p>
+      <w:r>
+        <w:drawing>
+          <wp:inline xmlns:a="http://schemas.openxmlformats.org/drawingml/2006/main" xmlns:pic="http://schemas.openxmlformats.org/drawingml/2006/picture">
+            <wp:extent cx="5486400" cy="2834640"/>
+            <wp:docPr id="2" name="Picture 2" descr="Inject one component failure. A capstone test blocks model drafting after a successful approved-card retrieval. Supplied facts: F4 records club time 15:00. The contract permits a checked fixed-template answer when drafting is unavailable."/>
+            <wp:cNvGraphicFramePr>
+              <a:graphicFrameLocks noChangeAspect="1"/>
+            </wp:cNvGraphicFramePr>
+            <a:graphic>
+              <a:graphicData uri="http://schemas.openxmlformats.org/drawingml/2006/picture">
+                <pic:pic>
+                  <pic:nvPicPr>
+                    <pic:cNvPr id="0" name="academy-story-ai-6-34-01.png"/>
+                    <pic:cNvPicPr/>
+                  </pic:nvPicPr>
+                  <pic:blipFill>
+                    <a:blip r:embed="rId10"/>
+                    <a:stretch>
+                      <a:fillRect/>
+                    </a:stretch>
+                  </pic:blipFill>
+                  <pic:spPr>
+                    <a:xfrm>
+                      <a:off x="0" y="0"/>
+                      <a:ext cx="5486400" cy="2834640"/>
+                    </a:xfrm>
+                    <a:prstGeom prst="rect"/>
+                  </pic:spPr>
+                </pic:pic>
+              </a:graphicData>
+            </a:graphic>
+          </wp:inline>
+        </w:drawing>
+      </w:r>
+    </w:p>
+    <w:p>
+      <w:pPr>
+        <w:spacing w:line="336" w:lineRule="auto" w:after="180"/>
+      </w:pPr>
+      <w:r>
+        <w:rPr>
+          <w:b w:val="0"/>
+        </w:rPr>
+        <w:t>Inject one component failure. A capstone test blocks model drafting after a successful approved-card retrieval. Supplied facts: F4 records club time 15:00.</w:t>
+      </w:r>
+    </w:p>
+    <w:p>
+      <w:pPr>
+        <w:spacing w:line="336" w:lineRule="auto" w:after="180"/>
+      </w:pPr>
+      <w:r>
+        <w:rPr>
+          <w:b w:val="0"/>
+        </w:rPr>
+        <w:t>The contract permits a checked fixed-template answer when drafting is unavailable.</w:t>
+      </w:r>
+    </w:p>
+    <w:p>
+      <w:pPr>
+        <w:spacing w:line="336" w:lineRule="auto" w:after="180"/>
+        <w:shd w:fill="F5F1FB"/>
+      </w:pPr>
+      <w:r>
+        <w:rPr>
+          <w:b w:val="0"/>
+        </w:rPr>
+        <w:t>Point to the given fact that matters most. Explain why it matters.</w:t>
+      </w:r>
+    </w:p>
+    <w:p>
+      <w:pPr>
+        <w:pStyle w:val="Heading3"/>
+      </w:pPr>
+      <w:r>
+        <w:t>My picture explanation, deciding evidence and one limit</w:t>
+      </w:r>
+    </w:p>
+    <w:p>
+      <w:r>
+        <w:t>________________________________________________________________</w:t>
+      </w:r>
+    </w:p>
+    <w:p>
+      <w:r>
+        <w:t>________________________________________________________________</w:t>
+      </w:r>
+    </w:p>
+    <w:p>
+      <w:r>
+        <w:t>________________________________________________________________</w:t>
+      </w:r>
+    </w:p>
+    <w:p>
+      <w:r>
+        <w:t>________________________________________________________________</w:t>
+      </w:r>
+    </w:p>
+    <w:p>
+      <w:pPr>
+        <w:pStyle w:val="Heading3"/>
+      </w:pPr>
+      <w:r>
+        <w:t>02. Follow the deciding steps</w:t>
+      </w:r>
+    </w:p>
+    <w:p>
+      <w:r>
+        <w:drawing>
+          <wp:inline xmlns:a="http://schemas.openxmlformats.org/drawingml/2006/main" xmlns:pic="http://schemas.openxmlformats.org/drawingml/2006/picture">
+            <wp:extent cx="5486400" cy="3182112"/>
+            <wp:docPr id="3" name="Picture 3" descr="Verify source: Retrieval supplies F4 and the time 15:00. → Inject failure: Disable drafting without changing source evidence. → Use bounded fallback: Return the checked template citing F4 and record degraded operation."/>
+            <wp:cNvGraphicFramePr>
+              <a:graphicFrameLocks noChangeAspect="1"/>
+            </wp:cNvGraphicFramePr>
+            <a:graphic>
+              <a:graphicData uri="http://schemas.openxmlformats.org/drawingml/2006/picture">
+                <pic:pic>
+                  <pic:nvPicPr>
+                    <pic:cNvPr id="0" name="academy-story-ai-6-34-02.png"/>
+                    <pic:cNvPicPr/>
+                  </pic:nvPicPr>
+                  <pic:blipFill>
+                    <a:blip r:embed="rId11"/>
+                    <a:stretch>
+                      <a:fillRect/>
+                    </a:stretch>
+                  </pic:blipFill>
+                  <pic:spPr>
+                    <a:xfrm>
+                      <a:off x="0" y="0"/>
+                      <a:ext cx="5486400" cy="3182112"/>
+                    </a:xfrm>
+                    <a:prstGeom prst="rect"/>
+                  </pic:spPr>
+                </pic:pic>
+              </a:graphicData>
+            </a:graphic>
+          </wp:inline>
+        </w:drawing>
+      </w:r>
+    </w:p>
+    <w:p>
+      <w:pPr>
+        <w:spacing w:line="336" w:lineRule="auto" w:after="180"/>
+      </w:pPr>
+      <w:r>
+        <w:rPr>
+          <w:b w:val="0"/>
+        </w:rPr>
+        <w:t xml:space="preserve">Verify source: Retrieval supplies F4 and the time 15:00. → Inject failure: Disable drafting without changing source </w:t>
+      </w:r>
+      <w:r>
+        <w:rPr>
+          <w:b/>
+        </w:rPr>
+        <w:t>evidence</w:t>
+      </w:r>
+      <w:r>
+        <w:rPr>
+          <w:b w:val="0"/>
+        </w:rPr>
+        <w:t>. → Use bounded fallback: Return the checked template citing F4 and record degraded operation.</w:t>
+      </w:r>
+    </w:p>
+    <w:p>
+      <w:pPr>
+        <w:spacing w:line="336" w:lineRule="auto" w:after="180"/>
+        <w:shd w:fill="F5F1FB"/>
+      </w:pPr>
+      <w:r>
+        <w:rPr>
+          <w:b w:val="0"/>
+        </w:rPr>
+        <w:t xml:space="preserve">Point to each numbered stage and explain which recorded </w:t>
+      </w:r>
+      <w:r>
+        <w:rPr>
+          <w:b/>
+        </w:rPr>
+        <w:t>input</w:t>
+      </w:r>
+      <w:r>
+        <w:rPr>
+          <w:b w:val="0"/>
+        </w:rPr>
+        <w:t xml:space="preserve"> it uses.</w:t>
+      </w:r>
+    </w:p>
+    <w:p>
+      <w:pPr>
+        <w:pStyle w:val="Heading3"/>
+      </w:pPr>
+      <w:r>
+        <w:t>My picture explanation, deciding evidence and one limit</w:t>
+      </w:r>
+    </w:p>
+    <w:p>
+      <w:r>
+        <w:t>________________________________________________________________</w:t>
+      </w:r>
+    </w:p>
+    <w:p>
+      <w:r>
+        <w:t>________________________________________________________________</w:t>
+      </w:r>
+    </w:p>
+    <w:p>
+      <w:r>
+        <w:t>________________________________________________________________</w:t>
+      </w:r>
+    </w:p>
+    <w:p>
+      <w:r>
+        <w:t>________________________________________________________________</w:t>
+      </w:r>
+    </w:p>
+    <w:p>
+      <w:pPr>
+        <w:pStyle w:val="Heading3"/>
+      </w:pPr>
+      <w:r>
+        <w:t>03. Capstone failure testing — evidence trace</w:t>
+      </w:r>
+    </w:p>
+    <w:p>
+      <w:r>
+        <w:drawing>
+          <wp:inline xmlns:a="http://schemas.openxmlformats.org/drawingml/2006/main" xmlns:pic="http://schemas.openxmlformats.org/drawingml/2006/picture">
+            <wp:extent cx="5486400" cy="2843784"/>
+            <wp:docPr id="4" name="Picture 4" descr="Capstone failure testing — evidence trace. Four cases: malformed request, student teacher-guide request, missing register, valid current record. Two deny, one reviews, one supports; no restricted reads occur. | Use a failure matrix linking condition to expected response and forbidden calls. Test both visible result and operation trace. Preserve failed fixtures for regression checks. | All four meet their expected condition if responses and traces agree. Denial/review are successful contract outcomes, not automatic test failures."/>
+            <wp:cNvGraphicFramePr>
+              <a:graphicFrameLocks noChangeAspect="1"/>
+            </wp:cNvGraphicFramePr>
+            <a:graphic>
+              <a:graphicData uri="http://schemas.openxmlformats.org/drawingml/2006/picture">
+                <pic:pic>
+                  <pic:nvPicPr>
+                    <pic:cNvPr id="0" name="academy-story-ai-6-34-03.png"/>
+                    <pic:cNvPicPr/>
+                  </pic:nvPicPr>
+                  <pic:blipFill>
+                    <a:blip r:embed="rId12"/>
+                    <a:stretch>
+                      <a:fillRect/>
+                    </a:stretch>
+                  </pic:blipFill>
+                  <pic:spPr>
+                    <a:xfrm>
+                      <a:off x="0" y="0"/>
+                      <a:ext cx="5486400" cy="2843784"/>
+                    </a:xfrm>
+                    <a:prstGeom prst="rect"/>
+                  </pic:spPr>
+                </pic:pic>
+              </a:graphicData>
+            </a:graphic>
+          </wp:inline>
+        </w:drawing>
+      </w:r>
+    </w:p>
+    <w:p>
+      <w:pPr>
+        <w:spacing w:line="336" w:lineRule="auto" w:after="180"/>
+      </w:pPr>
+      <w:r>
+        <w:rPr>
+          <w:b w:val="0"/>
+        </w:rPr>
+        <w:t xml:space="preserve">Capstone failure testing — </w:t>
+      </w:r>
+      <w:r>
+        <w:rPr>
+          <w:b/>
+        </w:rPr>
+        <w:t>evidence</w:t>
+      </w:r>
+      <w:r>
+        <w:rPr>
+          <w:b w:val="0"/>
+        </w:rPr>
+        <w:t xml:space="preserve"> trace. Four cases: malformed request, student teacher-guide request, missing register, valid current record.</w:t>
+      </w:r>
+    </w:p>
+    <w:p>
+      <w:pPr>
+        <w:spacing w:line="336" w:lineRule="auto" w:after="180"/>
+      </w:pPr>
+      <w:r>
+        <w:rPr>
+          <w:b w:val="0"/>
+        </w:rPr>
+        <w:t xml:space="preserve">Two deny, one reviews, one supports; no restricted reads occur. | Use a </w:t>
+      </w:r>
+      <w:r>
+        <w:rPr>
+          <w:b/>
+        </w:rPr>
+        <w:t>failure matrix</w:t>
+      </w:r>
+      <w:r>
+        <w:rPr>
+          <w:b w:val="0"/>
+        </w:rPr>
+        <w:t xml:space="preserve"> linking condition to expected response and forbidden calls. Test both visible result and operation trace.</w:t>
+      </w:r>
+    </w:p>
+    <w:p>
+      <w:pPr>
+        <w:spacing w:line="336" w:lineRule="auto" w:after="180"/>
+      </w:pPr>
+      <w:r>
+        <w:rPr>
+          <w:b w:val="0"/>
+        </w:rPr>
+        <w:t>Preserve failed fixtures for regression checks. | All four meet their expected condition if responses and traces agree. Denial/review are successful contract outcomes, not automatic test failures.</w:t>
+      </w:r>
+    </w:p>
+    <w:p>
+      <w:pPr>
+        <w:spacing w:line="336" w:lineRule="auto" w:after="180"/>
+        <w:shd w:fill="F5F1FB"/>
+      </w:pPr>
+      <w:r>
+        <w:rPr>
+          <w:b w:val="0"/>
+        </w:rPr>
+        <w:t>Read the labels and values. Explain the relationship the model shows.</w:t>
+      </w:r>
+    </w:p>
+    <w:p>
+      <w:pPr>
+        <w:pStyle w:val="Heading3"/>
+      </w:pPr>
+      <w:r>
+        <w:t>My picture explanation, deciding evidence and one limit</w:t>
+      </w:r>
+    </w:p>
+    <w:p>
+      <w:r>
+        <w:t>________________________________________________________________</w:t>
+      </w:r>
+    </w:p>
+    <w:p>
+      <w:r>
+        <w:t>________________________________________________________________</w:t>
+      </w:r>
+    </w:p>
+    <w:p>
+      <w:r>
+        <w:t>________________________________________________________________</w:t>
+      </w:r>
+    </w:p>
+    <w:p>
+      <w:r>
+        <w:t>________________________________________________________________</w:t>
+      </w:r>
+    </w:p>
+    <w:p>
+      <w:pPr>
+        <w:pStyle w:val="Heading3"/>
+      </w:pPr>
+      <w:r>
+        <w:t>04. Change one thing. Trace what follows.</w:t>
+      </w:r>
+    </w:p>
+    <w:p>
+      <w:r>
+        <w:drawing>
+          <wp:inline xmlns:a="http://schemas.openxmlformats.org/drawingml/2006/main" xmlns:pic="http://schemas.openxmlformats.org/drawingml/2006/picture">
+            <wp:extent cx="5486400" cy="3026664"/>
+            <wp:docPr id="5" name="Picture 5" descr="Original case: Return the checked template citing F4 and record degraded operation. Changed condition: Make retrieval unavailable as well. Expected result: Return unsupported or unavailable; do not use the factual template. Reason: A template can phrase evidence but cannot replace missing evidence."/>
+            <wp:cNvGraphicFramePr>
+              <a:graphicFrameLocks noChangeAspect="1"/>
+            </wp:cNvGraphicFramePr>
+            <a:graphic>
+              <a:graphicData uri="http://schemas.openxmlformats.org/drawingml/2006/picture">
+                <pic:pic>
+                  <pic:nvPicPr>
+                    <pic:cNvPr id="0" name="academy-story-ai-6-34-04.png"/>
+                    <pic:cNvPicPr/>
+                  </pic:nvPicPr>
+                  <pic:blipFill>
+                    <a:blip r:embed="rId13"/>
+                    <a:stretch>
+                      <a:fillRect/>
+                    </a:stretch>
+                  </pic:blipFill>
+                  <pic:spPr>
+                    <a:xfrm>
+                      <a:off x="0" y="0"/>
+                      <a:ext cx="5486400" cy="3026664"/>
+                    </a:xfrm>
+                    <a:prstGeom prst="rect"/>
+                  </pic:spPr>
+                </pic:pic>
+              </a:graphicData>
+            </a:graphic>
+          </wp:inline>
+        </w:drawing>
+      </w:r>
+    </w:p>
+    <w:p>
+      <w:pPr>
+        <w:spacing w:line="336" w:lineRule="auto" w:after="180"/>
+      </w:pPr>
+      <w:r>
+        <w:rPr>
+          <w:b w:val="0"/>
+        </w:rPr>
+        <w:t>Original case: Return the checked template citing F4 and record degraded operation. Changed condition: Make retrieval unavailable as well. Expected result: Return unsupported or unavailable; do not use the factual template.</w:t>
+      </w:r>
+    </w:p>
+    <w:p>
+      <w:pPr>
+        <w:spacing w:line="336" w:lineRule="auto" w:after="180"/>
+      </w:pPr>
+      <w:r>
+        <w:rPr>
+          <w:b w:val="0"/>
+        </w:rPr>
+        <w:t xml:space="preserve">Reason: A template can phrase </w:t>
+      </w:r>
+      <w:r>
+        <w:rPr>
+          <w:b/>
+        </w:rPr>
+        <w:t>evidence</w:t>
+      </w:r>
+      <w:r>
+        <w:rPr>
+          <w:b w:val="0"/>
+        </w:rPr>
+        <w:t xml:space="preserve"> but cannot replace missing </w:t>
+      </w:r>
+      <w:r>
+        <w:rPr>
+          <w:b/>
+        </w:rPr>
+        <w:t>evidence</w:t>
+      </w:r>
+      <w:r>
+        <w:rPr>
+          <w:b w:val="0"/>
+        </w:rPr>
+        <w:t>.</w:t>
+      </w:r>
+    </w:p>
+    <w:p>
+      <w:pPr>
+        <w:spacing w:line="336" w:lineRule="auto" w:after="180"/>
+        <w:shd w:fill="F5F1FB"/>
+      </w:pPr>
+      <w:r>
+        <w:rPr>
+          <w:b w:val="0"/>
+        </w:rPr>
+        <w:t>Predict before checking the worked changed-case result. Name what changed and what the supplied facts allow you to conclude.</w:t>
+      </w:r>
+    </w:p>
+    <w:p>
+      <w:pPr>
+        <w:pStyle w:val="Heading3"/>
+      </w:pPr>
+      <w:r>
+        <w:t>My picture explanation, deciding evidence and one limit</w:t>
+      </w:r>
+    </w:p>
+    <w:p>
+      <w:r>
+        <w:t>________________________________________________________________</w:t>
+      </w:r>
+    </w:p>
+    <w:p>
+      <w:r>
+        <w:t>________________________________________________________________</w:t>
+      </w:r>
+    </w:p>
+    <w:p>
+      <w:r>
+        <w:t>________________________________________________________________</w:t>
+      </w:r>
+    </w:p>
+    <w:p>
+      <w:r>
+        <w:t>________________________________________________________________</w:t>
+      </w:r>
+    </w:p>
+    <w:p>
+      <w:pPr>
+        <w:pStyle w:val="Heading3"/>
+      </w:pPr>
+      <w:r>
+        <w:t>05. Connect the explanation to its limit</w:t>
+      </w:r>
+    </w:p>
+    <w:p>
+      <w:r>
+        <w:drawing>
+          <wp:inline xmlns:a="http://schemas.openxmlformats.org/drawingml/2006/main" xmlns:pic="http://schemas.openxmlformats.org/drawingml/2006/picture">
+            <wp:extent cx="5486400" cy="2834640"/>
+            <wp:docPr id="6" name="Picture 6" descr="Failure injection changes a component deliberately so the team can inspect the response. A fallback must retain evidence checks and honest status. Limit: This trial covers one failure combination; check other components and interactions separately."/>
+            <wp:cNvGraphicFramePr>
+              <a:graphicFrameLocks noChangeAspect="1"/>
+            </wp:cNvGraphicFramePr>
+            <a:graphic>
+              <a:graphicData uri="http://schemas.openxmlformats.org/drawingml/2006/picture">
+                <pic:pic>
+                  <pic:nvPicPr>
+                    <pic:cNvPr id="0" name="academy-story-ai-6-34-05.png"/>
+                    <pic:cNvPicPr/>
+                  </pic:nvPicPr>
+                  <pic:blipFill>
+                    <a:blip r:embed="rId14"/>
+                    <a:stretch>
+                      <a:fillRect/>
+                    </a:stretch>
+                  </pic:blipFill>
+                  <pic:spPr>
+                    <a:xfrm>
+                      <a:off x="0" y="0"/>
+                      <a:ext cx="5486400" cy="2834640"/>
+                    </a:xfrm>
+                    <a:prstGeom prst="rect"/>
+                  </pic:spPr>
+                </pic:pic>
+              </a:graphicData>
+            </a:graphic>
+          </wp:inline>
+        </w:drawing>
+      </w:r>
+    </w:p>
+    <w:p>
+      <w:pPr>
+        <w:spacing w:line="336" w:lineRule="auto" w:after="180"/>
+      </w:pPr>
+      <w:r>
+        <w:rPr>
+          <w:b w:val="0"/>
+        </w:rPr>
+        <w:t xml:space="preserve">Failure injection changes a component deliberately so the team can inspect the response. A fallback must retain </w:t>
+      </w:r>
+      <w:r>
+        <w:rPr>
+          <w:b/>
+        </w:rPr>
+        <w:t>evidence</w:t>
+      </w:r>
+      <w:r>
+        <w:rPr>
+          <w:b w:val="0"/>
+        </w:rPr>
+        <w:t xml:space="preserve"> checks and honest status.</w:t>
+      </w:r>
+    </w:p>
+    <w:p>
+      <w:pPr>
+        <w:spacing w:line="336" w:lineRule="auto" w:after="180"/>
+      </w:pPr>
+      <w:r>
+        <w:rPr>
+          <w:b w:val="0"/>
+        </w:rPr>
+        <w:t>Limit: This trial covers one failure combination; check other components and interactions separately.</w:t>
+      </w:r>
+    </w:p>
+    <w:p>
+      <w:pPr>
+        <w:spacing w:line="336" w:lineRule="auto" w:after="180"/>
+        <w:shd w:fill="F5F1FB"/>
+      </w:pPr>
+      <w:r>
+        <w:rPr>
+          <w:b w:val="0"/>
+        </w:rPr>
+        <w:t>Explain the case, then point to a limit on the claim.</w:t>
+      </w:r>
+    </w:p>
+    <w:p>
+      <w:pPr>
+        <w:pStyle w:val="Heading3"/>
+      </w:pPr>
+      <w:r>
+        <w:t>My picture explanation, deciding evidence and one limit</w:t>
+      </w:r>
+    </w:p>
+    <w:p>
+      <w:r>
+        <w:t>________________________________________________________________</w:t>
+      </w:r>
+    </w:p>
+    <w:p>
+      <w:r>
+        <w:t>________________________________________________________________</w:t>
+      </w:r>
+    </w:p>
+    <w:p>
+      <w:r>
+        <w:t>________________________________________________________________</w:t>
+      </w:r>
+    </w:p>
+    <w:p>
+      <w:r>
+        <w:t>________________________________________________________________</w:t>
+      </w:r>
+    </w:p>
+    <w:p>
+      <w:pPr>
+        <w:pStyle w:val="Heading3"/>
+      </w:pPr>
+      <w:r>
+        <w:t>06. Make the idea visible in your project</w:t>
+      </w:r>
+    </w:p>
+    <w:p>
+      <w:r>
+        <w:drawing>
+          <wp:inline xmlns:a="http://schemas.openxmlformats.org/drawingml/2006/main" xmlns:pic="http://schemas.openxmlformats.org/drawingml/2006/picture">
+            <wp:extent cx="5486400" cy="3529584"/>
+            <wp:docPr id="7" name="Picture 7" descr="For the Grounded Learning Service, retain an annotated trace and the changed-case result. Name the contract or evidence that makes the deciding step valid, so another team can review it. Draw your input, deciding step, result and limit. Supported question: Explain why retrieval success permits the checked 15:00 fallback when drafting fails. What changes if retrieval fails too, and why can a template not fill that evidence gap?"/>
+            <wp:cNvGraphicFramePr>
+              <a:graphicFrameLocks noChangeAspect="1"/>
+            </wp:cNvGraphicFramePr>
+            <a:graphic>
+              <a:graphicData uri="http://schemas.openxmlformats.org/drawingml/2006/picture">
+                <pic:pic>
+                  <pic:nvPicPr>
+                    <pic:cNvPr id="0" name="academy-story-ai-6-34-06.png"/>
+                    <pic:cNvPicPr/>
+                  </pic:nvPicPr>
+                  <pic:blipFill>
+                    <a:blip r:embed="rId15"/>
+                    <a:stretch>
+                      <a:fillRect/>
+                    </a:stretch>
+                  </pic:blipFill>
+                  <pic:spPr>
+                    <a:xfrm>
+                      <a:off x="0" y="0"/>
+                      <a:ext cx="5486400" cy="3529584"/>
+                    </a:xfrm>
+                    <a:prstGeom prst="rect"/>
+                  </pic:spPr>
+                </pic:pic>
+              </a:graphicData>
+            </a:graphic>
+          </wp:inline>
+        </w:drawing>
+      </w:r>
+    </w:p>
+    <w:p>
+      <w:pPr>
+        <w:spacing w:line="336" w:lineRule="auto" w:after="180"/>
+      </w:pPr>
+      <w:r>
+        <w:rPr>
+          <w:b w:val="0"/>
+        </w:rPr>
+        <w:t xml:space="preserve">For the Grounded Learning Service, retain an annotated trace and the changed-case result. Name the contract or </w:t>
+      </w:r>
+      <w:r>
+        <w:rPr>
+          <w:b/>
+        </w:rPr>
+        <w:t>evidence</w:t>
+      </w:r>
+      <w:r>
+        <w:rPr>
+          <w:b w:val="0"/>
+        </w:rPr>
+        <w:t xml:space="preserve"> that makes the deciding step valid, so another team can review it.</w:t>
+      </w:r>
+    </w:p>
+    <w:p>
+      <w:pPr>
+        <w:spacing w:line="336" w:lineRule="auto" w:after="180"/>
+      </w:pPr>
+      <w:r>
+        <w:rPr>
+          <w:b w:val="0"/>
+        </w:rPr>
+        <w:t xml:space="preserve">Draw your </w:t>
+      </w:r>
+      <w:r>
+        <w:rPr>
+          <w:b/>
+        </w:rPr>
+        <w:t>input</w:t>
+      </w:r>
+      <w:r>
+        <w:rPr>
+          <w:b w:val="0"/>
+        </w:rPr>
+        <w:t>, deciding step, result and limit. Supported question: Explain why retrieval success permits the checked 15:00 fallback when drafting fails.</w:t>
+      </w:r>
+    </w:p>
+    <w:p>
+      <w:pPr>
+        <w:spacing w:line="336" w:lineRule="auto" w:after="180"/>
+      </w:pPr>
+      <w:r>
+        <w:rPr>
+          <w:b w:val="0"/>
+        </w:rPr>
+        <w:t xml:space="preserve">What changes if retrieval fails too, and why can a template not fill that </w:t>
+      </w:r>
+      <w:r>
+        <w:rPr>
+          <w:b/>
+        </w:rPr>
+        <w:t>evidence</w:t>
+      </w:r>
+      <w:r>
+        <w:rPr>
+          <w:b w:val="0"/>
+        </w:rPr>
+        <w:t xml:space="preserve"> gap?</w:t>
+      </w:r>
+    </w:p>
+    <w:p>
+      <w:pPr>
+        <w:spacing w:line="336" w:lineRule="auto" w:after="180"/>
+        <w:shd w:fill="F5F1FB"/>
+      </w:pPr>
+      <w:r>
+        <w:rPr>
+          <w:b w:val="0"/>
+        </w:rPr>
+        <w:t xml:space="preserve">Draw your project trace and justify the deciding step using </w:t>
+      </w:r>
+      <w:r>
+        <w:rPr>
+          <w:b/>
+        </w:rPr>
+        <w:t>evidence</w:t>
+      </w:r>
+      <w:r>
+        <w:rPr>
+          <w:b w:val="0"/>
+        </w:rPr>
+        <w:t>.</w:t>
+      </w:r>
+    </w:p>
+    <w:p>
+      <w:pPr>
+        <w:pStyle w:val="Heading3"/>
+      </w:pPr>
+      <w:r>
+        <w:t>My picture explanation, deciding evidence and one limit</w:t>
       </w:r>
     </w:p>
     <w:p>

--- a/downloads/workbook/ai-6-week-34.docx
+++ b/downloads/workbook/ai-6-week-34.docx
@@ -168,6 +168,84 @@
     <w:p>
       <w:r>
         <w:t>________________________________________________________________</w:t>
+      </w:r>
+    </w:p>
+    <w:p>
+      <w:pPr>
+        <w:pStyle w:val="Heading3"/>
+      </w:pPr>
+      <w:r>
+        <w:t>Lesson reference for workbook practice</w:t>
+      </w:r>
+    </w:p>
+    <w:p>
+      <w:pPr>
+        <w:spacing w:line="336" w:lineRule="auto" w:after="180"/>
+        <w:shd w:fill="F1F6F8"/>
+      </w:pPr>
+      <w:r>
+        <w:rPr>
+          <w:b w:val="0"/>
+        </w:rPr>
+        <w:t>Use this reference for the original W1–W3 and W5 exercises. The separately named independent case supplies its own changed facts; use those facts for that attempt before feedback.</w:t>
+      </w:r>
+    </w:p>
+    <w:p>
+      <w:pPr>
+        <w:spacing w:line="336" w:lineRule="auto" w:after="180"/>
+      </w:pPr>
+      <w:r>
+        <w:rPr>
+          <w:b w:val="0"/>
+        </w:rPr>
+        <w:t xml:space="preserve">Capstone failure testing checks denied roles, missing </w:t>
+      </w:r>
+      <w:r>
+        <w:rPr>
+          <w:b/>
+        </w:rPr>
+        <w:t>evidence</w:t>
+      </w:r>
+      <w:r>
+        <w:rPr>
+          <w:b w:val="0"/>
+        </w:rPr>
+        <w:t xml:space="preserve">, invalid </w:t>
+      </w:r>
+      <w:r>
+        <w:rPr>
+          <w:b/>
+        </w:rPr>
+        <w:t>input</w:t>
+      </w:r>
+      <w:r>
+        <w:rPr>
+          <w:b w:val="0"/>
+        </w:rPr>
+        <w:t>, timeouts and stale data. Each expected outcome is written before the run.</w:t>
+      </w:r>
+    </w:p>
+    <w:p>
+      <w:pPr>
+        <w:spacing w:line="336" w:lineRule="auto" w:after="180"/>
+      </w:pPr>
+      <w:r>
+        <w:rPr>
+          <w:b w:val="0"/>
+        </w:rPr>
+        <w:t xml:space="preserve">Use a </w:t>
+      </w:r>
+      <w:r>
+        <w:rPr>
+          <w:b/>
+        </w:rPr>
+        <w:t>failure matrix</w:t>
+      </w:r>
+      <w:r>
+        <w:rPr>
+          <w:b w:val="0"/>
+        </w:rPr>
+        <w:t xml:space="preserve"> linking condition to expected response and forbidden calls. Test both visible result and operation trace. Preserve failed fixtures for regression checks.</w:t>
       </w:r>
     </w:p>
     <w:p>

--- a/downloads/workbook/ai-6-week-34.docx
+++ b/downloads/workbook/ai-6-week-34.docx
@@ -25,22 +25,45 @@
         <w:pStyle w:val="Heading1"/>
       </w:pPr>
       <w:r>
-        <w:t>01. Recall and choose your starting point</w:t>
-      </w:r>
-    </w:p>
-    <w:p>
-      <w:r>
-        <w:t>Record your starting explanation for Capstone failure testing before opening notes. Show any later correction separately.</w:t>
-      </w:r>
-    </w:p>
-    <w:p>
-      <w:pPr>
-        <w:spacing w:line="336" w:lineRule="auto" w:after="180"/>
-      </w:pPr>
-      <w:r>
-        <w:rPr>
-          <w:b w:val="0"/>
-        </w:rPr>
+        <w:t>One complete failure matrix and regression record.</w:t>
+      </w:r>
+    </w:p>
+    <w:p>
+      <w:r>
+        <w:t>Keep expected states, claims, allowed/forbidden calls, observed traces, coverage and mandatory gates together.</w:t>
+      </w:r>
+    </w:p>
+    <w:p>
+      <w:r>
+        <w:t>Recall → W1–W3/W5 → independent six-case gate → failure-testing project → delayed return.</w:t>
+      </w:r>
+    </w:p>
+    <w:p>
+      <w:pPr>
+        <w:pStyle w:val="Heading1"/>
+      </w:pPr>
+      <w:r>
+        <w:t>01. Recall · Retrieve before notes</w:t>
+      </w:r>
+    </w:p>
+    <w:p>
+      <w:r>
+        <w:t>Keep this task’s inputs,rule and response together.</w:t>
+      </w:r>
+    </w:p>
+    <w:p>
+      <w:pPr>
+        <w:pStyle w:val="Heading2"/>
+      </w:pPr>
+      <w:r>
+        <w:t>Complete task and evidence</w:t>
+      </w:r>
+    </w:p>
+    <w:p>
+      <w:pPr>
+        <w:pStyle w:val="ListBullet"/>
+      </w:pPr>
+      <w:r>
         <w:t>Try the recall before opening notes. Then use a different colour or a labelled second line to correct your explanation.</w:t>
       </w:r>
     </w:p>
@@ -54,12 +77,9 @@
     </w:p>
     <w:p>
       <w:pPr>
-        <w:spacing w:line="336" w:lineRule="auto" w:after="180"/>
-      </w:pPr>
-      <w:r>
-        <w:rPr>
-          <w:b w:val="0"/>
-        </w:rPr>
+        <w:pStyle w:val="ListBullet"/>
+      </w:pPr>
+      <w:r>
         <w:t>Without opening the old lesson, explain one key idea from Capstone service implementation. Give an example and a mistake that the idea helps you avoid.</w:t>
       </w:r>
     </w:p>
@@ -96,12 +116,9 @@
     </w:p>
     <w:p>
       <w:pPr>
-        <w:spacing w:line="336" w:lineRule="auto" w:after="180"/>
-      </w:pPr>
-      <w:r>
-        <w:rPr>
-          <w:b w:val="0"/>
-        </w:rPr>
+        <w:pStyle w:val="ListBullet"/>
+      </w:pPr>
+      <w:r>
         <w:t>Without opening the old lesson, explain one key idea from Red team exercises. Give an example and a mistake that the idea helps you avoid.</w:t>
       </w:r>
     </w:p>
@@ -138,12 +155,9 @@
     </w:p>
     <w:p>
       <w:pPr>
-        <w:spacing w:line="336" w:lineRule="auto" w:after="180"/>
-      </w:pPr>
-      <w:r>
-        <w:rPr>
-          <w:b w:val="0"/>
-        </w:rPr>
+        <w:pStyle w:val="ListBullet"/>
+      </w:pPr>
+      <w:r>
         <w:t>Without opening the old lesson, explain one key idea from Accessibility and user feedback. Give an example and a mistake that the idea helps you avoid.</w:t>
       </w:r>
     </w:p>
@@ -180,72 +194,26 @@
     </w:p>
     <w:p>
       <w:pPr>
-        <w:spacing w:line="336" w:lineRule="auto" w:after="180"/>
-        <w:shd w:fill="F1F6F8"/>
-      </w:pPr>
-      <w:r>
-        <w:rPr>
-          <w:b w:val="0"/>
-        </w:rPr>
+        <w:pStyle w:val="ListBullet"/>
+      </w:pPr>
+      <w:r>
         <w:t>Use this reference for the original W1–W3 and W5 exercises. The separately named independent case supplies its own changed facts; use those facts for that attempt before feedback.</w:t>
       </w:r>
     </w:p>
     <w:p>
       <w:pPr>
-        <w:spacing w:line="336" w:lineRule="auto" w:after="180"/>
-      </w:pPr>
-      <w:r>
-        <w:rPr>
-          <w:b w:val="0"/>
-        </w:rPr>
-        <w:t xml:space="preserve">Capstone failure testing checks denied roles, missing </w:t>
-      </w:r>
-      <w:r>
-        <w:rPr>
-          <w:b/>
-        </w:rPr>
-        <w:t>evidence</w:t>
-      </w:r>
-      <w:r>
-        <w:rPr>
-          <w:b w:val="0"/>
-        </w:rPr>
-        <w:t xml:space="preserve">, invalid </w:t>
-      </w:r>
-      <w:r>
-        <w:rPr>
-          <w:b/>
-        </w:rPr>
-        <w:t>input</w:t>
-      </w:r>
-      <w:r>
-        <w:rPr>
-          <w:b w:val="0"/>
-        </w:rPr>
-        <w:t>, timeouts and stale data. Each expected outcome is written before the run.</w:t>
-      </w:r>
-    </w:p>
-    <w:p>
-      <w:pPr>
-        <w:spacing w:line="336" w:lineRule="auto" w:after="180"/>
-      </w:pPr>
-      <w:r>
-        <w:rPr>
-          <w:b w:val="0"/>
-        </w:rPr>
-        <w:t xml:space="preserve">Use a </w:t>
-      </w:r>
-      <w:r>
-        <w:rPr>
-          <w:b/>
-        </w:rPr>
-        <w:t>failure matrix</w:t>
-      </w:r>
-      <w:r>
-        <w:rPr>
-          <w:b w:val="0"/>
-        </w:rPr>
-        <w:t xml:space="preserve"> linking condition to expected response and forbidden calls. Test both visible result and operation trace. Preserve failed fixtures for regression checks.</w:t>
+        <w:pStyle w:val="ListBullet"/>
+      </w:pPr>
+      <w:r>
+        <w:t>Capstone failure testing checks denied roles, missing evidence, invalid input, timeouts and stale data. Each expected outcome is written before the run.</w:t>
+      </w:r>
+    </w:p>
+    <w:p>
+      <w:pPr>
+        <w:pStyle w:val="ListBullet"/>
+      </w:pPr>
+      <w:r>
+        <w:t>Use a failure matrix linking condition to expected response and forbidden calls. Test both visible result and operation trace. Preserve failed fixtures for regression checks.</w:t>
       </w:r>
     </w:p>
     <w:p>
@@ -253,123 +221,44 @@
         <w:pStyle w:val="Heading1"/>
       </w:pPr>
       <w:r>
-        <w:t>02. Practise with fading help</w:t>
-      </w:r>
-    </w:p>
-    <w:p>
-      <w:r>
-        <w:t>Complete the supported Capstone failure testing trace and record the first step you can explain without help.</w:t>
-      </w:r>
-    </w:p>
-    <w:p>
-      <w:pPr>
-        <w:spacing w:line="336" w:lineRule="auto" w:after="180"/>
-      </w:pPr>
-      <w:r>
-        <w:rPr>
-          <w:b w:val="0"/>
-        </w:rPr>
-        <w:t>Use W2: Trace the worked case for Capstone failure testing. Record the answer once; the lesson and workbook refer to the same attempt.</w:t>
-      </w:r>
-    </w:p>
-    <w:tbl>
-      <w:tblPr>
-        <w:tblStyle w:val="LightShading-Accent1"/>
-        <w:tblW w:type="auto" w:w="0"/>
-        <w:tblLook w:firstColumn="1" w:firstRow="1" w:lastColumn="0" w:lastRow="0" w:noHBand="0" w:noVBand="1" w:val="04A0"/>
-      </w:tblPr>
-      <w:tblGrid>
-        <w:gridCol w:w="2556"/>
-        <w:gridCol w:w="2556"/>
-        <w:gridCol w:w="2556"/>
-        <w:gridCol w:w="2556"/>
-      </w:tblGrid>
-      <w:tr>
-        <w:trPr>
-          <w:tblHeader/>
-        </w:trPr>
-        <w:tc>
-          <w:tcPr>
-            <w:tcW w:type="dxa" w:w="2556"/>
-          </w:tcPr>
-          <w:p>
-            <w:r>
-              <w:t>Given inputs</w:t>
-            </w:r>
-          </w:p>
-        </w:tc>
-        <w:tc>
-          <w:tcPr>
-            <w:tcW w:type="dxa" w:w="2556"/>
-          </w:tcPr>
-          <w:p>
-            <w:r>
-              <w:t>Procedure I chose</w:t>
-            </w:r>
-          </w:p>
-        </w:tc>
-        <w:tc>
-          <w:tcPr>
-            <w:tcW w:type="dxa" w:w="2556"/>
-          </w:tcPr>
-          <w:p>
-            <w:r>
-              <w:t>Middle steps</w:t>
-            </w:r>
-          </w:p>
-        </w:tc>
-        <w:tc>
-          <w:tcPr>
-            <w:tcW w:type="dxa" w:w="2556"/>
-          </w:tcPr>
-          <w:p>
-            <w:r>
-              <w:t>Result and check</w:t>
-            </w:r>
-          </w:p>
-        </w:tc>
-      </w:tr>
-      <w:tr>
-        <w:tc>
-          <w:tcPr>
-            <w:tcW w:type="dxa" w:w="2556"/>
-          </w:tcPr>
-          <w:p>
-            <w:r/>
-          </w:p>
-        </w:tc>
-        <w:tc>
-          <w:tcPr>
-            <w:tcW w:type="dxa" w:w="2556"/>
-          </w:tcPr>
-          <w:p>
-            <w:r/>
-          </w:p>
-        </w:tc>
-        <w:tc>
-          <w:tcPr>
-            <w:tcW w:type="dxa" w:w="2556"/>
-          </w:tcPr>
-          <w:p>
-            <w:r/>
-          </w:p>
-        </w:tc>
-        <w:tc>
-          <w:tcPr>
-            <w:tcW w:type="dxa" w:w="2556"/>
-          </w:tcPr>
-          <w:p>
-            <w:r/>
-          </w:p>
-        </w:tc>
-      </w:tr>
-    </w:tbl>
+        <w:t>05. W1 · Explain the current example</w:t>
+      </w:r>
+    </w:p>
+    <w:p>
+      <w:r>
+        <w:t>Keep this task’s inputs,rule and response together.</w:t>
+      </w:r>
+    </w:p>
+    <w:p>
+      <w:pPr>
+        <w:pStyle w:val="Heading2"/>
+      </w:pPr>
+      <w:r>
+        <w:t>Complete task and evidence</w:t>
+      </w:r>
+    </w:p>
+    <w:p>
+      <w:pPr>
+        <w:pStyle w:val="ListBullet"/>
+      </w:pPr>
+      <w:r>
+        <w:t>Failure testing declares expected outputs and forbidden operations before the run. Complete main matrix: malformed A with extra role field → invalid_input/null claims/no lookup; student T → denied/null/no lookup; absent Z → review/null/lookup Z; approved current A c1 → supported 12/REG-A/lookup A. All four pass when response, claims and exact trace agree. Denial/review can be correct outcomes. Deliberate bad-order T trace contains lookup T before denial, so that case fails and only 3/4 pass in the separate counterexample. Preserve original failed trace and later regression evidence. Separate picture: current approved F4 says club time 15:00, drafting unavailable, checked template explicitly allowed → supported “The club time is 15:00.”/F4 with degraded mode. If retrieval also fails, or evidence invalid/unapproved, review with null claim/source; template cannot invent evidence. Code uses local flags/dictionaries, no actual restricted reads, model calls or provider failures. Four main cases plus added probes are not every timeout/stale/interaction test. Mandatory gates remain independent of aggregate pass rates.</w:t>
+      </w:r>
+    </w:p>
+    <w:p>
+      <w:pPr>
+        <w:pStyle w:val="ListBullet"/>
+      </w:pPr>
+      <w:r>
+        <w:t>Explain the weekly mechanism in your own words. Use the worked scenario to name its input, decision rule and output.</w:t>
+      </w:r>
+    </w:p>
     <w:p>
       <w:pPr>
         <w:pStyle w:val="Heading3"/>
       </w:pPr>
       <w:r>
-        <w:t>The step I completed without help, and the hint I needed</w:t>
+        <w:t>My reasoning and evidence</w:t>
       </w:r>
     </w:p>
     <w:p>
@@ -388,38 +277,55 @@
       </w:r>
     </w:p>
     <w:p>
+      <w:r>
+        <w:t>________________________________________________________________</w:t>
+      </w:r>
+    </w:p>
+    <w:p>
+      <w:r>
+        <w:t>________________________________________________________________</w:t>
+      </w:r>
+    </w:p>
+    <w:p>
+      <w:r>
+        <w:t>________________________________________________________________</w:t>
+      </w:r>
+    </w:p>
+    <w:p>
       <w:pPr>
         <w:pStyle w:val="Heading1"/>
       </w:pPr>
       <w:r>
-        <w:t>03. Individual reasoning check</w:t>
-      </w:r>
-    </w:p>
-    <w:p>
-      <w:r>
-        <w:t>Check the proposed Capstone failure testing explanation against the supplied facts before discussing it.</w:t>
-      </w:r>
-    </w:p>
-    <w:p>
-      <w:pPr>
-        <w:spacing w:line="336" w:lineRule="auto" w:after="180"/>
-      </w:pPr>
-      <w:r>
-        <w:rPr>
-          <w:b w:val="0"/>
-        </w:rPr>
-        <w:t>Use the worked case for Capstone failure testing. Proposed explanation: “The worked result establishes every future case”. Decide whether this explanation is supported.</w:t>
-      </w:r>
-    </w:p>
-    <w:p>
-      <w:pPr>
-        <w:spacing w:line="336" w:lineRule="auto" w:after="180"/>
-      </w:pPr>
-      <w:r>
-        <w:rPr>
-          <w:b w:val="0"/>
-        </w:rPr>
-        <w:t>Point to the step or supplied fact that decides; explain your repair if needed.</w:t>
+        <w:t>06. W2 · Trace the calculation</w:t>
+      </w:r>
+    </w:p>
+    <w:p>
+      <w:r>
+        <w:t>Keep this task’s inputs,rule and response together.</w:t>
+      </w:r>
+    </w:p>
+    <w:p>
+      <w:pPr>
+        <w:pStyle w:val="Heading2"/>
+      </w:pPr>
+      <w:r>
+        <w:t>Complete task and evidence</w:t>
+      </w:r>
+    </w:p>
+    <w:p>
+      <w:pPr>
+        <w:pStyle w:val="ListBullet"/>
+      </w:pPr>
+      <w:r>
+        <w:t>Failure testing declares expected outputs and forbidden operations before the run. Complete main matrix: malformed A with extra role field → invalid_input/null claims/no lookup; student T → denied/null/no lookup; absent Z → review/null/lookup Z; approved current A c1 → supported 12/REG-A/lookup A. All four pass when response, claims and exact trace agree. Denial/review can be correct outcomes. Deliberate bad-order T trace contains lookup T before denial, so that case fails and only 3/4 pass in the separate counterexample. Preserve original failed trace and later regression evidence. Separate picture: current approved F4 says club time 15:00, drafting unavailable, checked template explicitly allowed → supported “The club time is 15:00.”/F4 with degraded mode. If retrieval also fails, or evidence invalid/unapproved, review with null claim/source; template cannot invent evidence. Code uses local flags/dictionaries, no actual restricted reads, model calls or provider failures. Four main cases plus added probes are not every timeout/stale/interaction test. Mandatory gates remain independent of aggregate pass rates.</w:t>
+      </w:r>
+    </w:p>
+    <w:p>
+      <w:pPr>
+        <w:pStyle w:val="ListBullet"/>
+      </w:pPr>
+      <w:r>
+        <w:t>Four cases: malformed request, student teacher-guide request, missing register, valid current record. One rejects invalid input, one denies access, one reviews and one supports; no restricted reads occur. Show the intermediate steps and give the conclusion with its scope.</w:t>
       </w:r>
     </w:p>
     <w:p>
@@ -427,7 +333,7 @@
         <w:pStyle w:val="Heading3"/>
       </w:pPr>
       <w:r>
-        <w:t>My explanation before partner discussion</w:t>
+        <w:t>My reasoning and evidence</w:t>
       </w:r>
     </w:p>
     <w:p>
@@ -451,16 +357,55 @@
       </w:r>
     </w:p>
     <w:p>
+      <w:r>
+        <w:t>________________________________________________________________</w:t>
+      </w:r>
+    </w:p>
+    <w:p>
+      <w:r>
+        <w:t>________________________________________________________________</w:t>
+      </w:r>
+    </w:p>
+    <w:p>
+      <w:r>
+        <w:t>________________________________________________________________</w:t>
+      </w:r>
+    </w:p>
+    <w:p>
       <w:pPr>
         <w:pStyle w:val="Heading1"/>
       </w:pPr>
       <w:r>
-        <w:t>04. Independent transfer case</w:t>
-      </w:r>
-    </w:p>
-    <w:p>
-      <w:r>
-        <w:t>Write one first attempt at the reserved independent case before feedback. Repeated copies of that case refer to the same recorded attempt.</w:t>
+        <w:t>07. W3 · Repair a misconception</w:t>
+      </w:r>
+    </w:p>
+    <w:p>
+      <w:r>
+        <w:t>Keep this task’s inputs,rule and response together.</w:t>
+      </w:r>
+    </w:p>
+    <w:p>
+      <w:pPr>
+        <w:pStyle w:val="Heading2"/>
+      </w:pPr>
+      <w:r>
+        <w:t>Complete task and evidence</w:t>
+      </w:r>
+    </w:p>
+    <w:p>
+      <w:pPr>
+        <w:pStyle w:val="ListBullet"/>
+      </w:pPr>
+      <w:r>
+        <w:t>Failure testing declares expected outputs and forbidden operations before the run. Complete main matrix: malformed A with extra role field → invalid_input/null claims/no lookup; student T → denied/null/no lookup; absent Z → review/null/lookup Z; approved current A c1 → supported 12/REG-A/lookup A. All four pass when response, claims and exact trace agree. Denial/review can be correct outcomes. Deliberate bad-order T trace contains lookup T before denial, so that case fails and only 3/4 pass in the separate counterexample. Preserve original failed trace and later regression evidence. Separate picture: current approved F4 says club time 15:00, drafting unavailable, checked template explicitly allowed → supported “The club time is 15:00.”/F4 with degraded mode. If retrieval also fails, or evidence invalid/unapproved, review with null claim/source; template cannot invent evidence. Code uses local flags/dictionaries, no actual restricted reads, model calls or provider failures. Four main cases plus added probes are not every timeout/stale/interaction test. Mandatory gates remain independent of aggregate pass rates.</w:t>
+      </w:r>
+    </w:p>
+    <w:p>
+      <w:pPr>
+        <w:pStyle w:val="ListBullet"/>
+      </w:pPr>
+      <w:r>
+        <w:t>A report omits this qualification: A case passes only all its declared response and trace requirements, not merely a convenient status code. Explain how omitting it could change a reader's interpretation, and write an accurate replacement.</w:t>
       </w:r>
     </w:p>
     <w:p>
@@ -468,17 +413,153 @@
         <w:pStyle w:val="Heading3"/>
       </w:pPr>
       <w:r>
+        <w:t>My reasoning and evidence</w:t>
+      </w:r>
+    </w:p>
+    <w:p>
+      <w:r>
+        <w:t>________________________________________________________________</w:t>
+      </w:r>
+    </w:p>
+    <w:p>
+      <w:r>
+        <w:t>________________________________________________________________</w:t>
+      </w:r>
+    </w:p>
+    <w:p>
+      <w:r>
+        <w:t>________________________________________________________________</w:t>
+      </w:r>
+    </w:p>
+    <w:p>
+      <w:r>
+        <w:t>________________________________________________________________</w:t>
+      </w:r>
+    </w:p>
+    <w:p>
+      <w:r>
+        <w:t>________________________________________________________________</w:t>
+      </w:r>
+    </w:p>
+    <w:p>
+      <w:r>
+        <w:t>________________________________________________________________</w:t>
+      </w:r>
+    </w:p>
+    <w:p>
+      <w:pPr>
+        <w:pStyle w:val="Heading1"/>
+      </w:pPr>
+      <w:r>
+        <w:t>09. W5 · Explain the limitation</w:t>
+      </w:r>
+    </w:p>
+    <w:p>
+      <w:r>
+        <w:t>Keep this task’s inputs,rule and response together.</w:t>
+      </w:r>
+    </w:p>
+    <w:p>
+      <w:pPr>
+        <w:pStyle w:val="Heading2"/>
+      </w:pPr>
+      <w:r>
+        <w:t>Complete task and evidence</w:t>
+      </w:r>
+    </w:p>
+    <w:p>
+      <w:pPr>
+        <w:pStyle w:val="ListBullet"/>
+      </w:pPr>
+      <w:r>
+        <w:t>Failure testing declares expected outputs and forbidden operations before the run. Complete main matrix: malformed A with extra role field → invalid_input/null claims/no lookup; student T → denied/null/no lookup; absent Z → review/null/lookup Z; approved current A c1 → supported 12/REG-A/lookup A. All four pass when response, claims and exact trace agree. Denial/review can be correct outcomes. Deliberate bad-order T trace contains lookup T before denial, so that case fails and only 3/4 pass in the separate counterexample. Preserve original failed trace and later regression evidence. Separate picture: current approved F4 says club time 15:00, drafting unavailable, checked template explicitly allowed → supported “The club time is 15:00.”/F4 with degraded mode. If retrieval also fails, or evidence invalid/unapproved, review with null claim/source; template cannot invent evidence. Code uses local flags/dictionaries, no actual restricted reads, model calls or provider failures. Four main cases plus added probes are not every timeout/stale/interaction test. Mandatory gates remain independent of aggregate pass rates.</w:t>
+      </w:r>
+    </w:p>
+    <w:p>
+      <w:pPr>
+        <w:pStyle w:val="ListBullet"/>
+      </w:pPr>
+      <w:r>
+        <w:t>For the worked scenario, propose one additional case that could reveal a failure, describe its expected outcome before running it, and explain what would need to remain fixed for a fair comparison. Do not reuse W4 as a new final test after receiving feedback.</w:t>
+      </w:r>
+    </w:p>
+    <w:p>
+      <w:pPr>
+        <w:pStyle w:val="Heading3"/>
+      </w:pPr>
+      <w:r>
+        <w:t>My reasoning and evidence</w:t>
+      </w:r>
+    </w:p>
+    <w:p>
+      <w:r>
+        <w:t>________________________________________________________________</w:t>
+      </w:r>
+    </w:p>
+    <w:p>
+      <w:r>
+        <w:t>________________________________________________________________</w:t>
+      </w:r>
+    </w:p>
+    <w:p>
+      <w:r>
+        <w:t>________________________________________________________________</w:t>
+      </w:r>
+    </w:p>
+    <w:p>
+      <w:r>
+        <w:t>________________________________________________________________</w:t>
+      </w:r>
+    </w:p>
+    <w:p>
+      <w:r>
+        <w:t>________________________________________________________________</w:t>
+      </w:r>
+    </w:p>
+    <w:p>
+      <w:r>
+        <w:t>________________________________________________________________</w:t>
+      </w:r>
+    </w:p>
+    <w:p>
+      <w:r>
+        <w:t>________________________________________________________________</w:t>
+      </w:r>
+    </w:p>
+    <w:p>
+      <w:pPr>
+        <w:pStyle w:val="Heading1"/>
+      </w:pPr>
+      <w:r>
+        <w:t>04. Try alone · Selected transfer</w:t>
+      </w:r>
+    </w:p>
+    <w:p>
+      <w:r>
+        <w:t>Keep this task’s inputs,rule and response together.</w:t>
+      </w:r>
+    </w:p>
+    <w:p>
+      <w:pPr>
+        <w:pStyle w:val="Heading2"/>
+      </w:pPr>
+      <w:r>
+        <w:t>Complete task and evidence</w:t>
+      </w:r>
+    </w:p>
+    <w:p>
+      <w:pPr>
+        <w:pStyle w:val="Heading3"/>
+      </w:pPr>
+      <w:r>
         <w:t>Independent case: Apply a new case independently</w:t>
       </w:r>
     </w:p>
     <w:p>
       <w:pPr>
-        <w:spacing w:line="336" w:lineRule="auto" w:after="180"/>
-      </w:pPr>
-      <w:r>
-        <w:rPr>
-          <w:b w:val="0"/>
-        </w:rPr>
+        <w:pStyle w:val="ListBullet"/>
+      </w:pPr>
+      <w:r>
         <w:t>Six cases: five expected outcomes pass; one denied request still performs restricted lookup. Compute case pass rate and release implication.</w:t>
       </w:r>
     </w:p>
@@ -527,12 +608,9 @@
     </w:p>
     <w:p>
       <w:pPr>
-        <w:spacing w:line="336" w:lineRule="auto" w:after="180"/>
-      </w:pPr>
-      <w:r>
-        <w:rPr>
-          <w:b w:val="0"/>
-        </w:rPr>
+        <w:pStyle w:val="ListBullet"/>
+      </w:pPr>
+      <w:r>
         <w:t>Attempt this case before feedback. Record any help. Earlier examples below are further practice; a case already practised with feedback cannot establish fresh transfer.</w:t>
       </w:r>
     </w:p>
@@ -541,59 +619,28 @@
         <w:pStyle w:val="Heading1"/>
       </w:pPr>
       <w:r>
-        <w:t>05. W1 Explain the mechanism</w:t>
-      </w:r>
-    </w:p>
-    <w:p>
-      <w:r>
-        <w:t>Explain the mechanism. Apply the supplied Capstone failure testing facts and keep your reasoning.</w:t>
-      </w:r>
-    </w:p>
-    <w:p>
-      <w:pPr>
-        <w:spacing w:line="336" w:lineRule="auto" w:after="180"/>
-      </w:pPr>
-      <w:r>
-        <w:rPr>
-          <w:b w:val="0"/>
-        </w:rPr>
-        <w:t xml:space="preserve">Explain the weekly </w:t>
-      </w:r>
-      <w:r>
-        <w:rPr>
-          <w:b/>
-        </w:rPr>
-        <w:t>mechanism</w:t>
-      </w:r>
-      <w:r>
-        <w:rPr>
-          <w:b w:val="0"/>
-        </w:rPr>
-        <w:t xml:space="preserve"> in your own words. Use the worked scenario to name its </w:t>
-      </w:r>
-      <w:r>
-        <w:rPr>
-          <w:b/>
-        </w:rPr>
-        <w:t>input</w:t>
-      </w:r>
-      <w:r>
-        <w:rPr>
-          <w:b w:val="0"/>
-        </w:rPr>
-        <w:t xml:space="preserve">, decision rule and </w:t>
-      </w:r>
-      <w:r>
-        <w:rPr>
-          <w:b/>
-        </w:rPr>
-        <w:t>output</w:t>
-      </w:r>
-      <w:r>
-        <w:rPr>
-          <w:b w:val="0"/>
-        </w:rPr>
-        <w:t>.</w:t>
+        <w:t>10. Project · Keep the service evidence</w:t>
+      </w:r>
+    </w:p>
+    <w:p>
+      <w:r>
+        <w:t>Preserve the contract, inputs, observed outcomes and limits.</w:t>
+      </w:r>
+    </w:p>
+    <w:p>
+      <w:pPr>
+        <w:pStyle w:val="Heading2"/>
+      </w:pPr>
+      <w:r>
+        <w:t>Complete task and evidence</w:t>
+      </w:r>
+    </w:p>
+    <w:p>
+      <w:pPr>
+        <w:pStyle w:val="ListBullet"/>
+      </w:pPr>
+      <w:r>
+        <w:t>For Grounded Learning Service, use this week’s independent task as a rehearsal for the final evidence pack: Six cases: five expected outcomes pass; one denied request still performs restricted lookup. Compute case pass rate and release implication. Keep actual observations separate from expected results, preserve failures, compare a baseline and explain the limits.</w:t>
       </w:r>
     </w:p>
     <w:p>
@@ -601,7 +648,7 @@
         <w:pStyle w:val="Heading3"/>
       </w:pPr>
       <w:r>
-        <w:t>My reasoning and evidence</w:t>
+        <w:t>My project change, supporting evidence and remaining limit</w:t>
       </w:r>
     </w:p>
     <w:p>
@@ -639,410 +686,20 @@
         <w:pStyle w:val="Heading1"/>
       </w:pPr>
       <w:r>
-        <w:t>06. W2 Trace the worked case</w:t>
-      </w:r>
-    </w:p>
-    <w:p>
-      <w:r>
-        <w:t>Trace the worked case. Apply the supplied Capstone failure testing facts and keep your reasoning.</w:t>
-      </w:r>
-    </w:p>
-    <w:p>
-      <w:pPr>
-        <w:spacing w:line="336" w:lineRule="auto" w:after="180"/>
-      </w:pPr>
-      <w:r>
-        <w:rPr>
-          <w:b w:val="0"/>
-        </w:rPr>
-        <w:t>Four cases: malformed request, student teacher-guide request, missing register, valid current record. Two deny, one reviews, one supports; no restricted reads occur.</w:t>
-      </w:r>
-    </w:p>
-    <w:p>
-      <w:pPr>
-        <w:spacing w:line="336" w:lineRule="auto" w:after="180"/>
-      </w:pPr>
-      <w:r>
-        <w:rPr>
-          <w:b w:val="0"/>
-        </w:rPr>
-        <w:t>Show the intermediate steps and give the conclusion with its scope.</w:t>
-      </w:r>
-    </w:p>
-    <w:p>
-      <w:pPr>
-        <w:pStyle w:val="Heading3"/>
-      </w:pPr>
-      <w:r>
-        <w:t>My reasoning and evidence</w:t>
-      </w:r>
-    </w:p>
-    <w:p>
-      <w:r>
-        <w:t>________________________________________________________________</w:t>
-      </w:r>
-    </w:p>
-    <w:p>
-      <w:r>
-        <w:t>________________________________________________________________</w:t>
-      </w:r>
-    </w:p>
-    <w:p>
-      <w:r>
-        <w:t>________________________________________________________________</w:t>
-      </w:r>
-    </w:p>
-    <w:p>
-      <w:r>
-        <w:t>________________________________________________________________</w:t>
-      </w:r>
-    </w:p>
-    <w:p>
-      <w:r>
-        <w:t>________________________________________________________________</w:t>
-      </w:r>
-    </w:p>
-    <w:p>
-      <w:r>
-        <w:t>________________________________________________________________</w:t>
-      </w:r>
-    </w:p>
-    <w:p>
-      <w:r>
-        <w:t>________________________________________________________________</w:t>
-      </w:r>
-    </w:p>
-    <w:p>
-      <w:pPr>
-        <w:pStyle w:val="Heading1"/>
-      </w:pPr>
-      <w:r>
-        <w:t>07. W3 Audit the limit</w:t>
-      </w:r>
-    </w:p>
-    <w:p>
-      <w:r>
-        <w:t>Audit the limit. Apply the supplied Capstone failure testing facts and keep your reasoning.</w:t>
-      </w:r>
-    </w:p>
-    <w:p>
-      <w:pPr>
-        <w:spacing w:line="336" w:lineRule="auto" w:after="180"/>
-      </w:pPr>
-      <w:r>
-        <w:rPr>
-          <w:b w:val="0"/>
-        </w:rPr>
-        <w:t>A report omits this qualification: A case passes only all its declared response and trace requirements, not merely a convenient status code.</w:t>
-      </w:r>
-    </w:p>
-    <w:p>
-      <w:pPr>
-        <w:spacing w:line="336" w:lineRule="auto" w:after="180"/>
-      </w:pPr>
-      <w:r>
-        <w:rPr>
-          <w:b w:val="0"/>
-        </w:rPr>
-        <w:t>Explain how omitting it could change a reader's interpretation, and write an accurate replacement.</w:t>
-      </w:r>
-    </w:p>
-    <w:p>
-      <w:pPr>
-        <w:pStyle w:val="Heading3"/>
-      </w:pPr>
-      <w:r>
-        <w:t>My reasoning and evidence</w:t>
-      </w:r>
-    </w:p>
-    <w:p>
-      <w:r>
-        <w:t>________________________________________________________________</w:t>
-      </w:r>
-    </w:p>
-    <w:p>
-      <w:r>
-        <w:t>________________________________________________________________</w:t>
-      </w:r>
-    </w:p>
-    <w:p>
-      <w:r>
-        <w:t>________________________________________________________________</w:t>
-      </w:r>
-    </w:p>
-    <w:p>
-      <w:r>
-        <w:t>________________________________________________________________</w:t>
-      </w:r>
-    </w:p>
-    <w:p>
-      <w:r>
-        <w:t>________________________________________________________________</w:t>
-      </w:r>
-    </w:p>
-    <w:p>
-      <w:r>
-        <w:t>________________________________________________________________</w:t>
-      </w:r>
-    </w:p>
-    <w:p>
-      <w:pPr>
-        <w:pStyle w:val="Heading1"/>
-      </w:pPr>
-      <w:r>
-        <w:t>08. W4 Apply a new case independently</w:t>
-      </w:r>
-    </w:p>
-    <w:p>
-      <w:r>
-        <w:t>Attempt before feedback. If this repeats the selected independent case, reuse that first attempt; otherwise keep a separate record. Apply a new case independently. Apply the supplied Capstone failure testing facts and keep your reasoning.</w:t>
-      </w:r>
-    </w:p>
-    <w:p>
-      <w:pPr>
-        <w:spacing w:line="336" w:lineRule="auto" w:after="180"/>
-      </w:pPr>
-      <w:r>
-        <w:rPr>
-          <w:b w:val="0"/>
-        </w:rPr>
-        <w:t>Six cases: five expected outcomes pass; one denied request still performs restricted lookup. Compute case pass rate and release implication.</w:t>
-      </w:r>
-    </w:p>
-    <w:p>
-      <w:pPr>
-        <w:pStyle w:val="Heading3"/>
-      </w:pPr>
-      <w:r>
-        <w:t>My reasoning and evidence</w:t>
-      </w:r>
-    </w:p>
-    <w:p>
-      <w:r>
-        <w:t>________________________________________________________________</w:t>
-      </w:r>
-    </w:p>
-    <w:p>
-      <w:r>
-        <w:t>________________________________________________________________</w:t>
-      </w:r>
-    </w:p>
-    <w:p>
-      <w:r>
-        <w:t>________________________________________________________________</w:t>
-      </w:r>
-    </w:p>
-    <w:p>
-      <w:r>
-        <w:t>________________________________________________________________</w:t>
-      </w:r>
-    </w:p>
-    <w:p>
-      <w:r>
-        <w:t>________________________________________________________________</w:t>
-      </w:r>
-    </w:p>
-    <w:p>
-      <w:r>
-        <w:t>________________________________________________________________</w:t>
-      </w:r>
-    </w:p>
-    <w:p>
-      <w:r>
-        <w:t>________________________________________________________________</w:t>
-      </w:r>
-    </w:p>
-    <w:p>
-      <w:r>
-        <w:t>________________________________________________________________</w:t>
-      </w:r>
-    </w:p>
-    <w:p>
-      <w:pPr>
-        <w:pStyle w:val="Heading1"/>
-      </w:pPr>
-      <w:r>
-        <w:t>09. W5 Design a revealing follow-up</w:t>
-      </w:r>
-    </w:p>
-    <w:p>
-      <w:r>
-        <w:t>Design a revealing follow-up. Apply the supplied Capstone failure testing facts and keep your reasoning.</w:t>
-      </w:r>
-    </w:p>
-    <w:p>
-      <w:pPr>
-        <w:spacing w:line="336" w:lineRule="auto" w:after="180"/>
-      </w:pPr>
-      <w:r>
-        <w:rPr>
-          <w:b w:val="0"/>
-        </w:rPr>
-        <w:t>For the worked scenario, propose one additional case that could reveal a failure, describe its expected outcome before running it, and explain what would need to remain fixed for a fair comparison.</w:t>
-      </w:r>
-    </w:p>
-    <w:p>
-      <w:pPr>
-        <w:spacing w:line="336" w:lineRule="auto" w:after="180"/>
-      </w:pPr>
-      <w:r>
-        <w:rPr>
-          <w:b w:val="0"/>
-        </w:rPr>
-        <w:t>Do not reuse W4 as a new final test after receiving feedback.</w:t>
-      </w:r>
-    </w:p>
-    <w:p>
-      <w:pPr>
-        <w:pStyle w:val="Heading3"/>
-      </w:pPr>
-      <w:r>
-        <w:t>My reasoning and evidence</w:t>
-      </w:r>
-    </w:p>
-    <w:p>
-      <w:r>
-        <w:t>________________________________________________________________</w:t>
-      </w:r>
-    </w:p>
-    <w:p>
-      <w:r>
-        <w:t>________________________________________________________________</w:t>
-      </w:r>
-    </w:p>
-    <w:p>
-      <w:r>
-        <w:t>________________________________________________________________</w:t>
-      </w:r>
-    </w:p>
-    <w:p>
-      <w:r>
-        <w:t>________________________________________________________________</w:t>
-      </w:r>
-    </w:p>
-    <w:p>
-      <w:r>
-        <w:t>________________________________________________________________</w:t>
-      </w:r>
-    </w:p>
-    <w:p>
-      <w:r>
-        <w:t>________________________________________________________________</w:t>
-      </w:r>
-    </w:p>
-    <w:p>
-      <w:r>
-        <w:t>________________________________________________________________</w:t>
-      </w:r>
-    </w:p>
-    <w:p>
-      <w:pPr>
-        <w:pStyle w:val="Heading1"/>
-      </w:pPr>
-      <w:r>
-        <w:t>10. Project checkpoint and reflection</w:t>
-      </w:r>
-    </w:p>
-    <w:p>
-      <w:r>
-        <w:t>Connect Capstone failure testing to Grounded Learning Service, identify a limit and choose the next useful test.</w:t>
-      </w:r>
-    </w:p>
-    <w:p>
-      <w:pPr>
-        <w:spacing w:line="336" w:lineRule="auto" w:after="180"/>
-      </w:pPr>
-      <w:r>
-        <w:rPr>
-          <w:b w:val="0"/>
-        </w:rPr>
-        <w:t xml:space="preserve">For Grounded Learning Service, use this week’s independent task as a rehearsal for the final </w:t>
-      </w:r>
-      <w:r>
-        <w:rPr>
-          <w:b/>
-        </w:rPr>
-        <w:t>evidence</w:t>
-      </w:r>
-      <w:r>
-        <w:rPr>
-          <w:b w:val="0"/>
-        </w:rPr>
-        <w:t xml:space="preserve"> pack: Six cases: five expected outcomes pass; one denied request still performs restricted lookup.</w:t>
-      </w:r>
-    </w:p>
-    <w:p>
-      <w:pPr>
-        <w:spacing w:line="336" w:lineRule="auto" w:after="180"/>
-      </w:pPr>
-      <w:r>
-        <w:rPr>
-          <w:b w:val="0"/>
-        </w:rPr>
-        <w:t xml:space="preserve">Compute case pass rate and release implication. Keep actual </w:t>
-      </w:r>
-      <w:r>
-        <w:rPr>
-          <w:b/>
-        </w:rPr>
-        <w:t>observation</w:t>
-      </w:r>
-      <w:r>
-        <w:rPr>
-          <w:b w:val="0"/>
-        </w:rPr>
-        <w:t>s separate from expected results, preserve failures, compare a baseline and explain the limits.</w:t>
-      </w:r>
-    </w:p>
-    <w:p>
-      <w:pPr>
-        <w:pStyle w:val="Heading3"/>
-      </w:pPr>
-      <w:r>
-        <w:t>My project change, supporting evidence and remaining limit</w:t>
-      </w:r>
-    </w:p>
-    <w:p>
-      <w:r>
-        <w:t>________________________________________________________________</w:t>
-      </w:r>
-    </w:p>
-    <w:p>
-      <w:r>
-        <w:t>________________________________________________________________</w:t>
-      </w:r>
-    </w:p>
-    <w:p>
-      <w:r>
-        <w:t>________________________________________________________________</w:t>
-      </w:r>
-    </w:p>
-    <w:p>
-      <w:r>
-        <w:t>________________________________________________________________</w:t>
-      </w:r>
-    </w:p>
-    <w:p>
-      <w:r>
-        <w:t>________________________________________________________________</w:t>
-      </w:r>
-    </w:p>
-    <w:p>
-      <w:r>
-        <w:t>________________________________________________________________</w:t>
-      </w:r>
-    </w:p>
-    <w:p>
-      <w:pPr>
-        <w:pStyle w:val="Heading1"/>
-      </w:pPr>
-      <w:r>
-        <w:t>11. Feedback, return check and learning record</w:t>
-      </w:r>
-    </w:p>
-    <w:p>
-      <w:r>
-        <w:t>Record the first repaired step and a different case to revisit after a delay.</w:t>
+        <w:t>11. Feedback · Repair and return</w:t>
+      </w:r>
+    </w:p>
+    <w:p>
+      <w:r>
+        <w:t>Keep this task’s inputs,rule and response together.</w:t>
+      </w:r>
+    </w:p>
+    <w:p>
+      <w:pPr>
+        <w:pStyle w:val="Heading2"/>
+      </w:pPr>
+      <w:r>
+        <w:t>Complete task and evidence</w:t>
       </w:r>
     </w:p>
     <w:tbl>
@@ -1183,12 +840,9 @@
     </w:tbl>
     <w:p>
       <w:pPr>
-        <w:spacing w:line="336" w:lineRule="auto" w:after="180"/>
-      </w:pPr>
-      <w:r>
-        <w:rPr>
-          <w:b w:val="0"/>
-        </w:rPr>
+        <w:pStyle w:val="ListBullet"/>
+      </w:pPr>
+      <w:r>
         <w:t>Revisit this idea with your teacher after a delay. Familiarity is different from explaining and using it on a changed case.</w:t>
       </w:r>
     </w:p>
@@ -1197,33 +851,321 @@
         <w:pStyle w:val="Heading1"/>
       </w:pPr>
       <w:r>
-        <w:t>12. Pictorial case practice: Capstone failure testing</w:t>
-      </w:r>
-    </w:p>
-    <w:p>
-      <w:r>
-        <w:t>Inject one component failure. A capstone test blocks model drafting after a successful approved-card retrieval. Explain the labelled step before checking the changed condition.</w:t>
-      </w:r>
-    </w:p>
-    <w:p>
-      <w:pPr>
-        <w:spacing w:line="336" w:lineRule="auto" w:after="180"/>
-      </w:pPr>
-      <w:r>
-        <w:rPr>
-          <w:b w:val="0"/>
-        </w:rPr>
+        <w:t>Reference bank and extra practice</w:t>
+      </w:r>
+    </w:p>
+    <w:p>
+      <w:pPr>
+        <w:pStyle w:val="Heading1"/>
+      </w:pPr>
+      <w:r>
+        <w:t>02. Reference · Supported W2 record</w:t>
+      </w:r>
+    </w:p>
+    <w:p>
+      <w:r>
+        <w:t>Keep this task’s inputs,rule and response together.</w:t>
+      </w:r>
+    </w:p>
+    <w:p>
+      <w:pPr>
+        <w:pStyle w:val="Heading2"/>
+      </w:pPr>
+      <w:r>
+        <w:t>Complete task and evidence</w:t>
+      </w:r>
+    </w:p>
+    <w:p>
+      <w:pPr>
+        <w:pStyle w:val="ListBullet"/>
+      </w:pPr>
+      <w:r>
+        <w:t>Use W2: Trace the worked case for Capstone failure testing. Record the answer once; the lesson and workbook refer to the same attempt.</w:t>
+      </w:r>
+    </w:p>
+    <w:tbl>
+      <w:tblPr>
+        <w:tblStyle w:val="LightShading-Accent1"/>
+        <w:tblW w:type="auto" w:w="0"/>
+        <w:tblLook w:firstColumn="1" w:firstRow="1" w:lastColumn="0" w:lastRow="0" w:noHBand="0" w:noVBand="1" w:val="04A0"/>
+      </w:tblPr>
+      <w:tblGrid>
+        <w:gridCol w:w="2556"/>
+        <w:gridCol w:w="2556"/>
+        <w:gridCol w:w="2556"/>
+        <w:gridCol w:w="2556"/>
+      </w:tblGrid>
+      <w:tr>
+        <w:trPr>
+          <w:tblHeader/>
+        </w:trPr>
+        <w:tc>
+          <w:tcPr>
+            <w:tcW w:type="dxa" w:w="2556"/>
+          </w:tcPr>
+          <w:p>
+            <w:r>
+              <w:t>Given inputs</w:t>
+            </w:r>
+          </w:p>
+        </w:tc>
+        <w:tc>
+          <w:tcPr>
+            <w:tcW w:type="dxa" w:w="2556"/>
+          </w:tcPr>
+          <w:p>
+            <w:r>
+              <w:t>Procedure I chose</w:t>
+            </w:r>
+          </w:p>
+        </w:tc>
+        <w:tc>
+          <w:tcPr>
+            <w:tcW w:type="dxa" w:w="2556"/>
+          </w:tcPr>
+          <w:p>
+            <w:r>
+              <w:t>Middle steps</w:t>
+            </w:r>
+          </w:p>
+        </w:tc>
+        <w:tc>
+          <w:tcPr>
+            <w:tcW w:type="dxa" w:w="2556"/>
+          </w:tcPr>
+          <w:p>
+            <w:r>
+              <w:t>Result and check</w:t>
+            </w:r>
+          </w:p>
+        </w:tc>
+      </w:tr>
+      <w:tr>
+        <w:tc>
+          <w:tcPr>
+            <w:tcW w:type="dxa" w:w="2556"/>
+          </w:tcPr>
+          <w:p>
+            <w:r/>
+          </w:p>
+        </w:tc>
+        <w:tc>
+          <w:tcPr>
+            <w:tcW w:type="dxa" w:w="2556"/>
+          </w:tcPr>
+          <w:p>
+            <w:r/>
+          </w:p>
+        </w:tc>
+        <w:tc>
+          <w:tcPr>
+            <w:tcW w:type="dxa" w:w="2556"/>
+          </w:tcPr>
+          <w:p>
+            <w:r/>
+          </w:p>
+        </w:tc>
+        <w:tc>
+          <w:tcPr>
+            <w:tcW w:type="dxa" w:w="2556"/>
+          </w:tcPr>
+          <w:p>
+            <w:r/>
+          </w:p>
+        </w:tc>
+      </w:tr>
+    </w:tbl>
+    <w:p>
+      <w:pPr>
+        <w:pStyle w:val="Heading3"/>
+      </w:pPr>
+      <w:r>
+        <w:t>The step I completed without help, and the hint I needed</w:t>
+      </w:r>
+    </w:p>
+    <w:p>
+      <w:r>
+        <w:t>________________________________________________________________</w:t>
+      </w:r>
+    </w:p>
+    <w:p>
+      <w:r>
+        <w:t>________________________________________________________________</w:t>
+      </w:r>
+    </w:p>
+    <w:p>
+      <w:r>
+        <w:t>________________________________________________________________</w:t>
+      </w:r>
+    </w:p>
+    <w:p>
+      <w:pPr>
+        <w:pStyle w:val="Heading1"/>
+      </w:pPr>
+      <w:r>
+        <w:t>03. Extra practice · Individual reasoning check</w:t>
+      </w:r>
+    </w:p>
+    <w:p>
+      <w:r>
+        <w:t>Keep this task’s inputs,rule and response together.</w:t>
+      </w:r>
+    </w:p>
+    <w:p>
+      <w:pPr>
+        <w:pStyle w:val="Heading2"/>
+      </w:pPr>
+      <w:r>
+        <w:t>Complete task and evidence</w:t>
+      </w:r>
+    </w:p>
+    <w:p>
+      <w:pPr>
+        <w:pStyle w:val="ListBullet"/>
+      </w:pPr>
+      <w:r>
+        <w:t>Use the worked case for Capstone failure testing. Proposed explanation: “The worked result establishes every future case”. Decide whether this explanation is supported. Point to the step or supplied fact that decides; explain your repair if needed.</w:t>
+      </w:r>
+    </w:p>
+    <w:p>
+      <w:pPr>
+        <w:pStyle w:val="Heading3"/>
+      </w:pPr>
+      <w:r>
+        <w:t>My explanation before partner discussion</w:t>
+      </w:r>
+    </w:p>
+    <w:p>
+      <w:r>
+        <w:t>________________________________________________________________</w:t>
+      </w:r>
+    </w:p>
+    <w:p>
+      <w:r>
+        <w:t>________________________________________________________________</w:t>
+      </w:r>
+    </w:p>
+    <w:p>
+      <w:r>
+        <w:t>________________________________________________________________</w:t>
+      </w:r>
+    </w:p>
+    <w:p>
+      <w:r>
+        <w:t>________________________________________________________________</w:t>
+      </w:r>
+    </w:p>
+    <w:p>
+      <w:pPr>
+        <w:pStyle w:val="Heading1"/>
+      </w:pPr>
+      <w:r>
+        <w:t>08. Reference · Earlier W4 response copy</w:t>
+      </w:r>
+    </w:p>
+    <w:p>
+      <w:r>
+        <w:t>Keep this task’s inputs,rule and response together.</w:t>
+      </w:r>
+    </w:p>
+    <w:p>
+      <w:pPr>
+        <w:pStyle w:val="Heading2"/>
+      </w:pPr>
+      <w:r>
+        <w:t>Complete task and evidence</w:t>
+      </w:r>
+    </w:p>
+    <w:p>
+      <w:pPr>
+        <w:pStyle w:val="ListBullet"/>
+      </w:pPr>
+      <w:r>
+        <w:t>Six cases: five expected outcomes pass; one denied request still performs restricted lookup. Compute case pass rate and release implication.</w:t>
+      </w:r>
+    </w:p>
+    <w:p>
+      <w:pPr>
+        <w:pStyle w:val="Heading3"/>
+      </w:pPr>
+      <w:r>
+        <w:t>My reasoning and evidence</w:t>
+      </w:r>
+    </w:p>
+    <w:p>
+      <w:r>
+        <w:t>________________________________________________________________</w:t>
+      </w:r>
+    </w:p>
+    <w:p>
+      <w:r>
+        <w:t>________________________________________________________________</w:t>
+      </w:r>
+    </w:p>
+    <w:p>
+      <w:r>
+        <w:t>________________________________________________________________</w:t>
+      </w:r>
+    </w:p>
+    <w:p>
+      <w:r>
+        <w:t>________________________________________________________________</w:t>
+      </w:r>
+    </w:p>
+    <w:p>
+      <w:r>
+        <w:t>________________________________________________________________</w:t>
+      </w:r>
+    </w:p>
+    <w:p>
+      <w:r>
+        <w:t>________________________________________________________________</w:t>
+      </w:r>
+    </w:p>
+    <w:p>
+      <w:r>
+        <w:t>________________________________________________________________</w:t>
+      </w:r>
+    </w:p>
+    <w:p>
+      <w:r>
+        <w:t>________________________________________________________________</w:t>
+      </w:r>
+    </w:p>
+    <w:p>
+      <w:pPr>
+        <w:pStyle w:val="Heading1"/>
+      </w:pPr>
+      <w:r>
+        <w:t>12. Extra practice · Pictured case</w:t>
+      </w:r>
+    </w:p>
+    <w:p>
+      <w:r>
+        <w:t>Keep this task’s inputs,rule and response together.</w:t>
+      </w:r>
+    </w:p>
+    <w:p>
+      <w:pPr>
+        <w:pStyle w:val="Heading2"/>
+      </w:pPr>
+      <w:r>
+        <w:t>Complete task and evidence</w:t>
+      </w:r>
+    </w:p>
+    <w:p>
+      <w:pPr>
+        <w:pStyle w:val="ListBullet"/>
+      </w:pPr>
+      <w:r>
         <w:t>Inject one component failure. A capstone test blocks model drafting after a successful approved-card retrieval.</w:t>
       </w:r>
     </w:p>
     <w:p>
       <w:pPr>
-        <w:spacing w:line="336" w:lineRule="auto" w:after="180"/>
-      </w:pPr>
-      <w:r>
-        <w:rPr>
-          <w:b w:val="0"/>
-        </w:rPr>
+        <w:pStyle w:val="ListBullet"/>
+      </w:pPr>
+      <w:r>
         <w:t>F4 records club time 15:00. The contract permits a checked fixed-template answer when drafting is unavailable.</w:t>
       </w:r>
     </w:p>
@@ -1265,26 +1207,10 @@
     </w:p>
     <w:p>
       <w:pPr>
-        <w:spacing w:line="336" w:lineRule="auto" w:after="180"/>
-        <w:shd w:fill="F5F1FB"/>
-      </w:pPr>
-      <w:r>
-        <w:rPr>
-          <w:b w:val="0"/>
-        </w:rPr>
-        <w:t xml:space="preserve">Explain why retrieval success permits the checked 15:00 fallback when drafting fails. What changes if retrieval fails too, and why can a template not fill that </w:t>
-      </w:r>
-      <w:r>
-        <w:rPr>
-          <w:b/>
-        </w:rPr>
-        <w:t>evidence</w:t>
-      </w:r>
-      <w:r>
-        <w:rPr>
-          <w:b w:val="0"/>
-        </w:rPr>
-        <w:t xml:space="preserve"> gap?</w:t>
+        <w:pStyle w:val="ListBullet"/>
+      </w:pPr>
+      <w:r>
+        <w:t>Explain why retrieval success permits the checked 15:00 fallback when drafting fails. What changes if retrieval fails too, and why can a template not fill that evidence gap?</w:t>
       </w:r>
     </w:p>
     <w:p>
@@ -1327,57 +1253,18 @@
     </w:p>
     <w:p>
       <w:pPr>
-        <w:pStyle w:val="Heading3"/>
-      </w:pPr>
-      <w:r>
-        <w:t>Record the help used</w:t>
-      </w:r>
-    </w:p>
-    <w:p>
-      <w:pPr>
-        <w:spacing w:line="336" w:lineRule="auto" w:after="180"/>
-        <w:shd w:fill="F1F6F8"/>
-      </w:pPr>
-      <w:r>
-        <w:rPr>
-          <w:b w:val="0"/>
-        </w:rPr>
-        <w:t xml:space="preserve">Support used: alone / hint / worked example. This record is practice </w:t>
-      </w:r>
-      <w:r>
-        <w:rPr>
-          <w:b/>
-        </w:rPr>
-        <w:t>evidence</w:t>
-      </w:r>
-      <w:r>
-        <w:rPr>
-          <w:b w:val="0"/>
-        </w:rPr>
-        <w:t>.</w:t>
-      </w:r>
-    </w:p>
-    <w:p>
-      <w:pPr>
-        <w:spacing w:line="336" w:lineRule="auto" w:after="180"/>
-      </w:pPr>
-      <w:r>
-        <w:rPr>
-          <w:b w:val="0"/>
-        </w:rPr>
-        <w:t xml:space="preserve">Project connection: For the Grounded Learning Service, retain an annotated trace and the changed-case result. Name the contract or </w:t>
-      </w:r>
-      <w:r>
-        <w:rPr>
-          <w:b/>
-        </w:rPr>
-        <w:t>evidence</w:t>
-      </w:r>
-      <w:r>
-        <w:rPr>
-          <w:b w:val="0"/>
-        </w:rPr>
-        <w:t xml:space="preserve"> that makes the deciding step valid, so another team can review it.</w:t>
+        <w:pStyle w:val="ListBullet"/>
+      </w:pPr>
+      <w:r>
+        <w:t>Support used: alone / hint / worked example. This record is practice evidence.</w:t>
+      </w:r>
+    </w:p>
+    <w:p>
+      <w:pPr>
+        <w:pStyle w:val="ListBullet"/>
+      </w:pPr>
+      <w:r>
+        <w:t>Project connection: For the Grounded Learning Service, retain an annotated trace and the changed-case result. Name the contract or evidence that makes the deciding step valid, so another team can review it.</w:t>
       </w:r>
     </w:p>
     <w:p>
@@ -1385,69 +1272,44 @@
         <w:pStyle w:val="Heading1"/>
       </w:pPr>
       <w:r>
-        <w:t>13. Project portfolio milestone</w:t>
-      </w:r>
-    </w:p>
-    <w:p>
-      <w:r>
-        <w:t>Keep this week’s input, deciding step, result and limit together in the Grounded Learning Service record.</w:t>
-      </w:r>
-    </w:p>
-    <w:p>
-      <w:pPr>
-        <w:spacing w:line="336" w:lineRule="auto" w:after="180"/>
-      </w:pPr>
-      <w:r>
-        <w:rPr>
-          <w:b w:val="0"/>
-        </w:rPr>
+        <w:t>13. Reference · Project milestone</w:t>
+      </w:r>
+    </w:p>
+    <w:p>
+      <w:r>
+        <w:t>Keep this task’s inputs,rule and response together.</w:t>
+      </w:r>
+    </w:p>
+    <w:p>
+      <w:pPr>
+        <w:pStyle w:val="Heading2"/>
+      </w:pPr>
+      <w:r>
+        <w:t>Complete task and evidence</w:t>
+      </w:r>
+    </w:p>
+    <w:p>
+      <w:pPr>
+        <w:pStyle w:val="ListBullet"/>
+      </w:pPr>
+      <w:r>
         <w:t>Project: Grounded Learning Service</w:t>
       </w:r>
     </w:p>
     <w:p>
       <w:pPr>
-        <w:spacing w:line="336" w:lineRule="auto" w:after="180"/>
-      </w:pPr>
-      <w:r>
-        <w:rPr>
-          <w:b w:val="0"/>
-        </w:rPr>
-        <w:t xml:space="preserve">Current milestone: Present and defend. Demonstrate the system, explain one failure and justify the next improvement with </w:t>
-      </w:r>
-      <w:r>
-        <w:rPr>
-          <w:b/>
-        </w:rPr>
-        <w:t>evidence</w:t>
-      </w:r>
-      <w:r>
-        <w:rPr>
-          <w:b w:val="0"/>
-        </w:rPr>
-        <w:t>.</w:t>
-      </w:r>
-    </w:p>
-    <w:p>
-      <w:pPr>
-        <w:spacing w:line="336" w:lineRule="auto" w:after="180"/>
-      </w:pPr>
-      <w:r>
-        <w:rPr>
-          <w:b w:val="0"/>
-        </w:rPr>
-        <w:t xml:space="preserve">For the Grounded Learning Service, retain an annotated trace and the changed-case result. Name the contract or </w:t>
-      </w:r>
-      <w:r>
-        <w:rPr>
-          <w:b/>
-        </w:rPr>
-        <w:t>evidence</w:t>
-      </w:r>
-      <w:r>
-        <w:rPr>
-          <w:b w:val="0"/>
-        </w:rPr>
-        <w:t xml:space="preserve"> that makes the deciding step valid, so another team can review it.</w:t>
+        <w:pStyle w:val="ListBullet"/>
+      </w:pPr>
+      <w:r>
+        <w:t>Current milestone: Present and defend. Demonstrate the system, explain one failure and justify the next improvement with evidence.</w:t>
+      </w:r>
+    </w:p>
+    <w:p>
+      <w:pPr>
+        <w:pStyle w:val="ListBullet"/>
+      </w:pPr>
+      <w:r>
+        <w:t>For the Grounded Learning Service, retain an annotated trace and the changed-case result. Name the contract or evidence that makes the deciding step valid, so another team can review it.</w:t>
       </w:r>
     </w:p>
     <w:tbl>
@@ -1604,12 +1466,479 @@
         <w:pStyle w:val="Heading1"/>
       </w:pPr>
       <w:r>
-        <w:t>14. Supported practice and learning evidence</w:t>
-      </w:r>
-    </w:p>
-    <w:p>
-      <w:r>
-        <w:t>Try the supported questions before comparing with hints and feedback. Record what you repaired and the evidence you retained.</w:t>
+        <w:t>14. Extra practice · Predict,check and repair</w:t>
+      </w:r>
+    </w:p>
+    <w:p>
+      <w:r>
+        <w:t>Keep supported feedback separate from the independent case.</w:t>
+      </w:r>
+    </w:p>
+    <w:p>
+      <w:pPr>
+        <w:pStyle w:val="Heading2"/>
+      </w:pPr>
+      <w:r>
+        <w:t>First supported question and optional hint</w:t>
+      </w:r>
+    </w:p>
+    <w:p>
+      <w:pPr>
+        <w:pStyle w:val="ListBullet"/>
+      </w:pPr>
+      <w:r>
+        <w:t>Inject one component failure. A capstone test blocks model drafting after a successful approved-card retrieval.</w:t>
+      </w:r>
+    </w:p>
+    <w:p>
+      <w:pPr>
+        <w:pStyle w:val="Heading3"/>
+      </w:pPr>
+      <w:r>
+        <w:t>Practice 1: explain the deciding evidence</w:t>
+      </w:r>
+    </w:p>
+    <w:p>
+      <w:pPr>
+        <w:pStyle w:val="ListBullet"/>
+      </w:pPr>
+      <w:r>
+        <w:t>Which labelled step matches this detail? Return the checked template citing F4 and record degraded operation.</w:t>
+      </w:r>
+    </w:p>
+    <w:p>
+      <w:pPr>
+        <w:pStyle w:val="ListBullet"/>
+      </w:pPr>
+      <w:r>
+        <w:t>1. Verify source</w:t>
+      </w:r>
+    </w:p>
+    <w:p>
+      <w:pPr>
+        <w:pStyle w:val="ListBullet"/>
+      </w:pPr>
+      <w:r>
+        <w:t>2. Use bounded fallback</w:t>
+      </w:r>
+    </w:p>
+    <w:p>
+      <w:pPr>
+        <w:pStyle w:val="ListBullet"/>
+      </w:pPr>
+      <w:r>
+        <w:t>3. Inject failure</w:t>
+      </w:r>
+    </w:p>
+    <w:p>
+      <w:pPr>
+        <w:pStyle w:val="Heading3"/>
+      </w:pPr>
+      <w:r>
+        <w:t>My selected conclusion, deciding fact and explanation</w:t>
+      </w:r>
+    </w:p>
+    <w:p>
+      <w:r>
+        <w:t>________________________________________________________________</w:t>
+      </w:r>
+    </w:p>
+    <w:p>
+      <w:r>
+        <w:t>________________________________________________________________</w:t>
+      </w:r>
+    </w:p>
+    <w:p>
+      <w:r>
+        <w:t>________________________________________________________________</w:t>
+      </w:r>
+    </w:p>
+    <w:p>
+      <w:r>
+        <w:t>________________________________________________________________</w:t>
+      </w:r>
+    </w:p>
+    <w:p>
+      <w:r>
+        <w:t>________________________________________________________________</w:t>
+      </w:r>
+    </w:p>
+    <w:p>
+      <w:pPr>
+        <w:pStyle w:val="ListBullet"/>
+      </w:pPr>
+      <w:r>
+        <w:t>Hint if needed: Read the steps in the pictorial case. Match the supplied detail to the stage that performs or records it.</w:t>
+      </w:r>
+    </w:p>
+    <w:p>
+      <w:pPr>
+        <w:pStyle w:val="Heading2"/>
+      </w:pPr>
+      <w:r>
+        <w:t>Check after the first attempt · reference / check after trying</w:t>
+      </w:r>
+    </w:p>
+    <w:p>
+      <w:pPr>
+        <w:spacing w:line="336" w:lineRule="auto" w:after="180"/>
+      </w:pPr>
+      <w:r>
+        <w:rPr>
+          <w:b w:val="0"/>
+        </w:rPr>
+        <w:t>After your attempt, compare with the supported explanation: Use bounded fallback Return the checked template citing F4 and record degraded operation.</w:t>
+      </w:r>
+    </w:p>
+    <w:p>
+      <w:pPr>
+        <w:spacing w:line="336" w:lineRule="auto" w:after="180"/>
+      </w:pPr>
+      <w:r>
+        <w:rPr>
+          <w:b w:val="0"/>
+        </w:rPr>
+        <w:t xml:space="preserve">Failure injection changes a component deliberately so the team can inspect the response. A fallback must retain </w:t>
+      </w:r>
+      <w:r>
+        <w:rPr>
+          <w:b/>
+        </w:rPr>
+        <w:t>evidence</w:t>
+      </w:r>
+      <w:r>
+        <w:rPr>
+          <w:b w:val="0"/>
+        </w:rPr>
+        <w:t xml:space="preserve"> checks and honest status.</w:t>
+      </w:r>
+    </w:p>
+    <w:p>
+      <w:pPr>
+        <w:pStyle w:val="Heading2"/>
+      </w:pPr>
+      <w:r>
+        <w:t>Changed-case question and optional hint</w:t>
+      </w:r>
+    </w:p>
+    <w:p>
+      <w:pPr>
+        <w:pStyle w:val="Heading3"/>
+      </w:pPr>
+      <w:r>
+        <w:t>Practice 2: explain the deciding evidence</w:t>
+      </w:r>
+    </w:p>
+    <w:p>
+      <w:pPr>
+        <w:pStyle w:val="ListBullet"/>
+      </w:pPr>
+      <w:r>
+        <w:t>Changed-case practice: Make retrieval unavailable as well. Which conclusion is supported by the supplied facts?</w:t>
+      </w:r>
+    </w:p>
+    <w:p>
+      <w:pPr>
+        <w:pStyle w:val="ListBullet"/>
+      </w:pPr>
+      <w:r>
+        <w:t>1. We can decide the result without examining the changed input or the procedure.</w:t>
+      </w:r>
+    </w:p>
+    <w:p>
+      <w:pPr>
+        <w:pStyle w:val="ListBullet"/>
+      </w:pPr>
+      <w:r>
+        <w:t>2. Return unsupported or unavailable; do not use the factual template.</w:t>
+      </w:r>
+    </w:p>
+    <w:p>
+      <w:pPr>
+        <w:pStyle w:val="ListBullet"/>
+      </w:pPr>
+      <w:r>
+        <w:t>3. This one example guarantees correct results for every future input.</w:t>
+      </w:r>
+    </w:p>
+    <w:p>
+      <w:pPr>
+        <w:pStyle w:val="Heading3"/>
+      </w:pPr>
+      <w:r>
+        <w:t>My selected conclusion, deciding fact and explanation</w:t>
+      </w:r>
+    </w:p>
+    <w:p>
+      <w:r>
+        <w:t>________________________________________________________________</w:t>
+      </w:r>
+    </w:p>
+    <w:p>
+      <w:r>
+        <w:t>________________________________________________________________</w:t>
+      </w:r>
+    </w:p>
+    <w:p>
+      <w:r>
+        <w:t>________________________________________________________________</w:t>
+      </w:r>
+    </w:p>
+    <w:p>
+      <w:r>
+        <w:t>________________________________________________________________</w:t>
+      </w:r>
+    </w:p>
+    <w:p>
+      <w:r>
+        <w:t>________________________________________________________________</w:t>
+      </w:r>
+    </w:p>
+    <w:p>
+      <w:pPr>
+        <w:pStyle w:val="ListBullet"/>
+      </w:pPr>
+      <w:r>
+        <w:t>Hint if needed: Use the changed condition and the deciding step in the pictorial trace. The answer must say what follows from those facts.</w:t>
+      </w:r>
+    </w:p>
+    <w:p>
+      <w:pPr>
+        <w:pStyle w:val="Heading2"/>
+      </w:pPr>
+      <w:r>
+        <w:t>Check after the changed attempt · reference / check after trying</w:t>
+      </w:r>
+    </w:p>
+    <w:p>
+      <w:pPr>
+        <w:spacing w:line="336" w:lineRule="auto" w:after="180"/>
+      </w:pPr>
+      <w:r>
+        <w:rPr>
+          <w:b w:val="0"/>
+        </w:rPr>
+        <w:t xml:space="preserve">After your attempt, compare with the supported explanation: Return unsupported or unavailable; do not use the factual template. A template can phrase </w:t>
+      </w:r>
+      <w:r>
+        <w:rPr>
+          <w:b/>
+        </w:rPr>
+        <w:t>evidence</w:t>
+      </w:r>
+      <w:r>
+        <w:rPr>
+          <w:b w:val="0"/>
+        </w:rPr>
+        <w:t xml:space="preserve"> but cannot replace missing </w:t>
+      </w:r>
+      <w:r>
+        <w:rPr>
+          <w:b/>
+        </w:rPr>
+        <w:t>evidence</w:t>
+      </w:r>
+      <w:r>
+        <w:rPr>
+          <w:b w:val="0"/>
+        </w:rPr>
+        <w:t>.</w:t>
+      </w:r>
+    </w:p>
+    <w:p>
+      <w:pPr>
+        <w:pStyle w:val="Heading2"/>
+      </w:pPr>
+      <w:r>
+        <w:t>Repair and retain the record</w:t>
+      </w:r>
+    </w:p>
+    <w:p>
+      <w:pPr>
+        <w:spacing w:line="336" w:lineRule="auto" w:after="180"/>
+      </w:pPr>
+      <w:r>
+        <w:rPr>
+          <w:b w:val="0"/>
+        </w:rPr>
+        <w:t xml:space="preserve">Review Capstone service implementation (ai-6/33). Goal: Explain the </w:t>
+      </w:r>
+      <w:r>
+        <w:rPr>
+          <w:b/>
+        </w:rPr>
+        <w:t>mechanism</w:t>
+      </w:r>
+      <w:r>
+        <w:rPr>
+          <w:b w:val="0"/>
+        </w:rPr>
+        <w:t xml:space="preserve"> and terminology of capstone service implementation. Short practice: Trace the G2 fact request and edit request through the prototype.</w:t>
+      </w:r>
+    </w:p>
+    <w:p>
+      <w:pPr>
+        <w:spacing w:line="336" w:lineRule="auto" w:after="180"/>
+      </w:pPr>
+      <w:r>
+        <w:rPr>
+          <w:b w:val="0"/>
+        </w:rPr>
+        <w:t>What can be returned, what cannot be done, and how does removing G2 change those two outcomes?. Return to this week and explain what you changed.</w:t>
+      </w:r>
+    </w:p>
+    <w:p>
+      <w:pPr>
+        <w:spacing w:line="336" w:lineRule="auto" w:after="180"/>
+      </w:pPr>
+      <w:r>
+        <w:rPr>
+          <w:b w:val="0"/>
+        </w:rPr>
+        <w:t xml:space="preserve">Review Red team exercises (ai-6/31). Goal: Explain the </w:t>
+      </w:r>
+      <w:r>
+        <w:rPr>
+          <w:b/>
+        </w:rPr>
+        <w:t>mechanism</w:t>
+      </w:r>
+      <w:r>
+        <w:rPr>
+          <w:b w:val="0"/>
+        </w:rPr>
+        <w:t xml:space="preserve"> and terminology of red team exercises. Short practice: Distinguish the exhibit fact from the embedded edit instruction.</w:t>
+      </w:r>
+    </w:p>
+    <w:p>
+      <w:pPr>
+        <w:spacing w:line="336" w:lineRule="auto" w:after="180"/>
+      </w:pPr>
+      <w:r>
+        <w:rPr>
+          <w:b w:val="0"/>
+        </w:rPr>
+        <w:t>Does one unauthorised edit followed by refusal pass this trial, and which actual event decides?. Return to this week and explain what you changed.</w:t>
+      </w:r>
+    </w:p>
+    <w:p>
+      <w:pPr>
+        <w:spacing w:line="336" w:lineRule="auto" w:after="180"/>
+      </w:pPr>
+      <w:r>
+        <w:rPr>
+          <w:b w:val="0"/>
+        </w:rPr>
+        <w:t xml:space="preserve">Review Accessibility and user feedback (ai-6/28). Goal: Explain the </w:t>
+      </w:r>
+      <w:r>
+        <w:rPr>
+          <w:b/>
+        </w:rPr>
+        <w:t>mechanism</w:t>
+      </w:r>
+      <w:r>
+        <w:rPr>
+          <w:b w:val="0"/>
+        </w:rPr>
+        <w:t xml:space="preserve"> and terminology of accessibility and user feedback.</w:t>
+      </w:r>
+    </w:p>
+    <w:p>
+      <w:pPr>
+        <w:spacing w:line="336" w:lineRule="auto" w:after="180"/>
+      </w:pPr>
+      <w:r>
+        <w:rPr>
+          <w:b w:val="0"/>
+        </w:rPr>
+        <w:t>Short practice: Explain what each text, keyboard and assistive-technology change adds to the feedback. Why does changing the red circle to orange alone not solve the communication barrier?.</w:t>
+      </w:r>
+    </w:p>
+    <w:p>
+      <w:pPr>
+        <w:spacing w:line="336" w:lineRule="auto" w:after="180"/>
+      </w:pPr>
+      <w:r>
+        <w:rPr>
+          <w:b w:val="0"/>
+        </w:rPr>
+        <w:t>Return to this week and explain what you changed.</w:t>
+      </w:r>
+    </w:p>
+    <w:p>
+      <w:pPr>
+        <w:spacing w:line="336" w:lineRule="auto" w:after="180"/>
+      </w:pPr>
+      <w:r>
+        <w:rPr>
+          <w:b w:val="0"/>
+        </w:rPr>
+        <w:t xml:space="preserve">Use Download completed work in the hosted lesson to export your answers, reflections, practice feedback and code-run </w:t>
+      </w:r>
+      <w:r>
+        <w:rPr>
+          <w:b/>
+        </w:rPr>
+        <w:t>evidence</w:t>
+      </w:r>
+      <w:r>
+        <w:rPr>
+          <w:b w:val="0"/>
+        </w:rPr>
+        <w:t>. Open the HTML copy to read or print it.</w:t>
+      </w:r>
+    </w:p>
+    <w:p>
+      <w:pPr>
+        <w:spacing w:line="336" w:lineRule="auto" w:after="180"/>
+      </w:pPr>
+      <w:r>
+        <w:rPr>
+          <w:b w:val="0"/>
+        </w:rPr>
+        <w:t>Drafts stay in this browser when storage is available; clear drafts on a shared device.</w:t>
+      </w:r>
+    </w:p>
+    <w:p>
+      <w:pPr>
+        <w:pStyle w:val="Heading3"/>
+      </w:pPr>
+      <w:r>
+        <w:t>What I repaired, the evidence I kept and the next test</w:t>
+      </w:r>
+    </w:p>
+    <w:p>
+      <w:r>
+        <w:t>________________________________________________________________</w:t>
+      </w:r>
+    </w:p>
+    <w:p>
+      <w:r>
+        <w:t>________________________________________________________________</w:t>
+      </w:r>
+    </w:p>
+    <w:p>
+      <w:r>
+        <w:t>________________________________________________________________</w:t>
+      </w:r>
+    </w:p>
+    <w:p>
+      <w:r>
+        <w:t>________________________________________________________________</w:t>
+      </w:r>
+    </w:p>
+    <w:p>
+      <w:r>
+        <w:t>________________________________________________________________</w:t>
+      </w:r>
+    </w:p>
+    <w:p>
+      <w:pPr>
+        <w:pStyle w:val="Heading2"/>
+      </w:pPr>
+      <w:r>
+        <w:t>Earlier wording, alternatives and picture transcripts · reference / check after trying</w:t>
       </w:r>
     </w:p>
     <w:p>
@@ -1625,68 +1954,10 @@
     </w:p>
     <w:p>
       <w:pPr>
-        <w:spacing w:line="336" w:lineRule="auto" w:after="180"/>
-      </w:pPr>
-      <w:r>
-        <w:rPr>
-          <w:b w:val="0"/>
-        </w:rPr>
-        <w:t>Inject one component failure. A capstone test blocks model drafting after a successful approved-card retrieval.</w:t>
-      </w:r>
-    </w:p>
-    <w:p>
-      <w:pPr>
         <w:pStyle w:val="Heading3"/>
       </w:pPr>
       <w:r>
-        <w:t>Practice 1: explain the deciding evidence</w:t>
-      </w:r>
-    </w:p>
-    <w:p>
-      <w:pPr>
-        <w:spacing w:line="336" w:lineRule="auto" w:after="180"/>
-      </w:pPr>
-      <w:r>
-        <w:rPr>
-          <w:b w:val="0"/>
-        </w:rPr>
-        <w:t>Which labelled step matches this detail? Return the checked template citing F4 and record degraded operation.</w:t>
-      </w:r>
-    </w:p>
-    <w:p>
-      <w:pPr>
-        <w:spacing w:line="336" w:lineRule="auto" w:after="180"/>
-        <w:shd w:fill="F4F9FC"/>
-      </w:pPr>
-      <w:r>
-        <w:rPr>
-          <w:b w:val="0"/>
-        </w:rPr>
-        <w:t>1. Verify source</w:t>
-      </w:r>
-    </w:p>
-    <w:p>
-      <w:pPr>
-        <w:spacing w:line="336" w:lineRule="auto" w:after="180"/>
-        <w:shd w:fill="F4F9FC"/>
-      </w:pPr>
-      <w:r>
-        <w:rPr>
-          <w:b w:val="0"/>
-        </w:rPr>
-        <w:t>2. Use bounded fallback</w:t>
-      </w:r>
-    </w:p>
-    <w:p>
-      <w:pPr>
-        <w:spacing w:line="336" w:lineRule="auto" w:after="180"/>
-        <w:shd w:fill="F4F9FC"/>
-      </w:pPr>
-      <w:r>
-        <w:rPr>
-          <w:b w:val="0"/>
-        </w:rPr>
-        <w:t>3. Inject failure</w:t>
+        <w:t>Repair a missing building block</w:t>
       </w:r>
     </w:p>
     <w:p>
@@ -1694,495 +1965,25 @@
         <w:pStyle w:val="Heading3"/>
       </w:pPr>
       <w:r>
-        <w:t>My selected conclusion, deciding fact and explanation</w:t>
-      </w:r>
-    </w:p>
-    <w:p>
-      <w:r>
-        <w:t>________________________________________________________________</w:t>
-      </w:r>
-    </w:p>
-    <w:p>
-      <w:r>
-        <w:t>________________________________________________________________</w:t>
-      </w:r>
-    </w:p>
-    <w:p>
-      <w:r>
-        <w:t>________________________________________________________________</w:t>
-      </w:r>
-    </w:p>
-    <w:p>
-      <w:r>
-        <w:t>________________________________________________________________</w:t>
-      </w:r>
-    </w:p>
-    <w:p>
-      <w:r>
-        <w:t>________________________________________________________________</w:t>
-      </w:r>
-    </w:p>
-    <w:p>
-      <w:pPr>
-        <w:pStyle w:val="Heading3"/>
-      </w:pPr>
-      <w:r>
-        <w:t>Hint · try first</w:t>
-      </w:r>
-    </w:p>
-    <w:p>
-      <w:pPr>
-        <w:spacing w:line="336" w:lineRule="auto" w:after="180"/>
-        <w:shd w:fill="F1F6F8"/>
-      </w:pPr>
-      <w:r>
-        <w:rPr>
-          <w:b w:val="0"/>
-        </w:rPr>
-        <w:t>Hint if needed: Read the steps in the pictorial case. Match the supplied detail to the stage that performs or records it.</w:t>
-      </w:r>
-    </w:p>
-    <w:p>
-      <w:pPr>
-        <w:pStyle w:val="Heading3"/>
-      </w:pPr>
-      <w:r>
-        <w:t>Feedback · compare after trying</w:t>
-      </w:r>
-    </w:p>
-    <w:p>
-      <w:pPr>
-        <w:spacing w:line="336" w:lineRule="auto" w:after="180"/>
-        <w:shd w:fill="F1F6FC"/>
-      </w:pPr>
-      <w:r>
-        <w:rPr>
-          <w:b w:val="0"/>
-        </w:rPr>
-        <w:t>After your attempt, compare with the supported explanation: Use bounded fallback Return the checked template citing F4 and record degraded operation.</w:t>
-      </w:r>
-    </w:p>
-    <w:p>
-      <w:pPr>
-        <w:spacing w:line="336" w:lineRule="auto" w:after="180"/>
-        <w:shd w:fill="F1F6FC"/>
-      </w:pPr>
-      <w:r>
-        <w:rPr>
-          <w:b w:val="0"/>
-        </w:rPr>
-        <w:t xml:space="preserve">Failure injection changes a component deliberately so the team can inspect the response. A fallback must retain </w:t>
-      </w:r>
-      <w:r>
-        <w:rPr>
-          <w:b/>
-        </w:rPr>
-        <w:t>evidence</w:t>
-      </w:r>
-      <w:r>
-        <w:rPr>
-          <w:b w:val="0"/>
-        </w:rPr>
-        <w:t xml:space="preserve"> checks and honest status.</w:t>
-      </w:r>
-    </w:p>
-    <w:p>
-      <w:pPr>
-        <w:pStyle w:val="Heading3"/>
-      </w:pPr>
-      <w:r>
-        <w:t>Practice 2: explain the deciding evidence</w:t>
-      </w:r>
-    </w:p>
-    <w:p>
-      <w:pPr>
-        <w:pStyle w:val="Heading3"/>
-      </w:pPr>
-      <w:r>
-        <w:t>Changed case · predict first</w:t>
-      </w:r>
-    </w:p>
-    <w:p>
-      <w:pPr>
-        <w:spacing w:line="336" w:lineRule="auto" w:after="180"/>
-        <w:shd w:fill="F5F1FB"/>
-      </w:pPr>
-      <w:r>
-        <w:rPr>
-          <w:b w:val="0"/>
-        </w:rPr>
-        <w:t>Changed-case practice: Make retrieval unavailable as well. Which conclusion is supported by the supplied facts?</w:t>
-      </w:r>
-    </w:p>
-    <w:p>
-      <w:pPr>
-        <w:spacing w:line="336" w:lineRule="auto" w:after="180"/>
-        <w:shd w:fill="F4F9FC"/>
-      </w:pPr>
-      <w:r>
-        <w:rPr>
-          <w:b w:val="0"/>
-        </w:rPr>
-        <w:t xml:space="preserve">1. We can decide the result without examining the changed </w:t>
-      </w:r>
-      <w:r>
-        <w:rPr>
-          <w:b/>
-        </w:rPr>
-        <w:t>input</w:t>
-      </w:r>
-      <w:r>
-        <w:rPr>
-          <w:b w:val="0"/>
-        </w:rPr>
-        <w:t xml:space="preserve"> or the procedure.</w:t>
-      </w:r>
-    </w:p>
-    <w:p>
-      <w:pPr>
-        <w:spacing w:line="336" w:lineRule="auto" w:after="180"/>
-        <w:shd w:fill="F4F9FC"/>
-      </w:pPr>
-      <w:r>
-        <w:rPr>
-          <w:b w:val="0"/>
-        </w:rPr>
-        <w:t>2. Return unsupported or unavailable; do not use the factual template.</w:t>
-      </w:r>
-    </w:p>
-    <w:p>
-      <w:pPr>
-        <w:spacing w:line="336" w:lineRule="auto" w:after="180"/>
-        <w:shd w:fill="F4F9FC"/>
-      </w:pPr>
-      <w:r>
-        <w:rPr>
-          <w:b w:val="0"/>
-        </w:rPr>
-        <w:t xml:space="preserve">3. This one example guarantees correct results for every future </w:t>
-      </w:r>
-      <w:r>
-        <w:rPr>
-          <w:b/>
-        </w:rPr>
-        <w:t>input</w:t>
-      </w:r>
-      <w:r>
-        <w:rPr>
-          <w:b w:val="0"/>
-        </w:rPr>
-        <w:t>.</w:t>
-      </w:r>
-    </w:p>
-    <w:p>
-      <w:pPr>
-        <w:pStyle w:val="Heading3"/>
-      </w:pPr>
-      <w:r>
-        <w:t>My selected conclusion, deciding fact and explanation</w:t>
-      </w:r>
-    </w:p>
-    <w:p>
-      <w:r>
-        <w:t>________________________________________________________________</w:t>
-      </w:r>
-    </w:p>
-    <w:p>
-      <w:r>
-        <w:t>________________________________________________________________</w:t>
-      </w:r>
-    </w:p>
-    <w:p>
-      <w:r>
-        <w:t>________________________________________________________________</w:t>
-      </w:r>
-    </w:p>
-    <w:p>
-      <w:r>
-        <w:t>________________________________________________________________</w:t>
-      </w:r>
-    </w:p>
-    <w:p>
-      <w:r>
-        <w:t>________________________________________________________________</w:t>
-      </w:r>
-    </w:p>
-    <w:p>
-      <w:pPr>
-        <w:pStyle w:val="Heading3"/>
-      </w:pPr>
-      <w:r>
-        <w:t>Hint · try first</w:t>
-      </w:r>
-    </w:p>
-    <w:p>
-      <w:pPr>
-        <w:spacing w:line="336" w:lineRule="auto" w:after="180"/>
-        <w:shd w:fill="F1F6F8"/>
-      </w:pPr>
-      <w:r>
-        <w:rPr>
-          <w:b w:val="0"/>
-        </w:rPr>
-        <w:t>Hint if needed: Use the changed condition and the deciding step in the pictorial trace. The answer must say what follows from those facts.</w:t>
-      </w:r>
-    </w:p>
-    <w:p>
-      <w:pPr>
-        <w:pStyle w:val="Heading3"/>
-      </w:pPr>
-      <w:r>
-        <w:t>Feedback · compare after trying</w:t>
-      </w:r>
-    </w:p>
-    <w:p>
-      <w:pPr>
-        <w:spacing w:line="336" w:lineRule="auto" w:after="180"/>
-        <w:shd w:fill="F1F6FC"/>
-      </w:pPr>
-      <w:r>
-        <w:rPr>
-          <w:b w:val="0"/>
-        </w:rPr>
-        <w:t xml:space="preserve">After your attempt, compare with the supported explanation: Return unsupported or unavailable; do not use the factual template. A template can phrase </w:t>
-      </w:r>
-      <w:r>
-        <w:rPr>
-          <w:b/>
-        </w:rPr>
-        <w:t>evidence</w:t>
-      </w:r>
-      <w:r>
-        <w:rPr>
-          <w:b w:val="0"/>
-        </w:rPr>
-        <w:t xml:space="preserve"> but cannot replace missing </w:t>
-      </w:r>
-      <w:r>
-        <w:rPr>
-          <w:b/>
-        </w:rPr>
-        <w:t>evidence</w:t>
-      </w:r>
-      <w:r>
-        <w:rPr>
-          <w:b w:val="0"/>
-        </w:rPr>
-        <w:t>.</w:t>
-      </w:r>
-    </w:p>
-    <w:p>
-      <w:pPr>
-        <w:pStyle w:val="Heading3"/>
-      </w:pPr>
-      <w:r>
-        <w:t>Repair a missing building block</w:t>
-      </w:r>
-    </w:p>
-    <w:p>
-      <w:pPr>
-        <w:spacing w:line="336" w:lineRule="auto" w:after="180"/>
-      </w:pPr>
-      <w:r>
-        <w:rPr>
-          <w:b w:val="0"/>
-        </w:rPr>
-        <w:t xml:space="preserve">Review Capstone service implementation (ai-6/33). Goal: Explain the </w:t>
-      </w:r>
-      <w:r>
-        <w:rPr>
-          <w:b/>
-        </w:rPr>
-        <w:t>mechanism</w:t>
-      </w:r>
-      <w:r>
-        <w:rPr>
-          <w:b w:val="0"/>
-        </w:rPr>
-        <w:t xml:space="preserve"> and terminology of capstone service implementation. Short practice: Trace the G2 fact request and edit request through the prototype.</w:t>
-      </w:r>
-    </w:p>
-    <w:p>
-      <w:pPr>
-        <w:spacing w:line="336" w:lineRule="auto" w:after="180"/>
-      </w:pPr>
-      <w:r>
-        <w:rPr>
-          <w:b w:val="0"/>
-        </w:rPr>
-        <w:t>What can be returned, what cannot be done, and how does removing G2 change those two outcomes?. Return to this week and explain what you changed.</w:t>
-      </w:r>
-    </w:p>
-    <w:p>
-      <w:pPr>
-        <w:spacing w:line="336" w:lineRule="auto" w:after="180"/>
-      </w:pPr>
-      <w:r>
-        <w:rPr>
-          <w:b w:val="0"/>
-        </w:rPr>
-        <w:t xml:space="preserve">Review Red team exercises (ai-6/31). Goal: Explain the </w:t>
-      </w:r>
-      <w:r>
-        <w:rPr>
-          <w:b/>
-        </w:rPr>
-        <w:t>mechanism</w:t>
-      </w:r>
-      <w:r>
-        <w:rPr>
-          <w:b w:val="0"/>
-        </w:rPr>
-        <w:t xml:space="preserve"> and terminology of red team exercises. Short practice: Distinguish the exhibit fact from the embedded edit instruction.</w:t>
-      </w:r>
-    </w:p>
-    <w:p>
-      <w:pPr>
-        <w:spacing w:line="336" w:lineRule="auto" w:after="180"/>
-      </w:pPr>
-      <w:r>
-        <w:rPr>
-          <w:b w:val="0"/>
-        </w:rPr>
-        <w:t>Does one unauthorised edit followed by refusal pass this trial, and which actual event decides?. Return to this week and explain what you changed.</w:t>
-      </w:r>
-    </w:p>
-    <w:p>
-      <w:pPr>
-        <w:spacing w:line="336" w:lineRule="auto" w:after="180"/>
-      </w:pPr>
-      <w:r>
-        <w:rPr>
-          <w:b w:val="0"/>
-        </w:rPr>
-        <w:t xml:space="preserve">Review Accessibility and user feedback (ai-6/28). Goal: Explain the </w:t>
-      </w:r>
-      <w:r>
-        <w:rPr>
-          <w:b/>
-        </w:rPr>
-        <w:t>mechanism</w:t>
-      </w:r>
-      <w:r>
-        <w:rPr>
-          <w:b w:val="0"/>
-        </w:rPr>
-        <w:t xml:space="preserve"> and terminology of accessibility and user feedback.</w:t>
-      </w:r>
-    </w:p>
-    <w:p>
-      <w:pPr>
-        <w:spacing w:line="336" w:lineRule="auto" w:after="180"/>
-      </w:pPr>
-      <w:r>
-        <w:rPr>
-          <w:b w:val="0"/>
-        </w:rPr>
-        <w:t>Short practice: Explain what each text, keyboard and assistive-technology change adds to the feedback. Why does changing the red circle to orange alone not solve the communication barrier?.</w:t>
-      </w:r>
-    </w:p>
-    <w:p>
-      <w:pPr>
-        <w:spacing w:line="336" w:lineRule="auto" w:after="180"/>
-      </w:pPr>
-      <w:r>
-        <w:rPr>
-          <w:b w:val="0"/>
-        </w:rPr>
-        <w:t>Return to this week and explain what you changed.</w:t>
-      </w:r>
-    </w:p>
-    <w:p>
-      <w:pPr>
-        <w:pStyle w:val="Heading3"/>
-      </w:pPr>
-      <w:r>
         <w:t>Keep your completed work</w:t>
       </w:r>
     </w:p>
     <w:p>
       <w:pPr>
-        <w:spacing w:line="336" w:lineRule="auto" w:after="180"/>
-      </w:pPr>
-      <w:r>
-        <w:rPr>
-          <w:b w:val="0"/>
-        </w:rPr>
-        <w:t xml:space="preserve">Use Download completed work in the hosted lesson to export your answers, reflections, practice feedback and code-run </w:t>
-      </w:r>
-      <w:r>
-        <w:rPr>
-          <w:b/>
-        </w:rPr>
-        <w:t>evidence</w:t>
-      </w:r>
-      <w:r>
-        <w:rPr>
-          <w:b w:val="0"/>
-        </w:rPr>
-        <w:t>. Open the HTML copy to read or print it.</w:t>
-      </w:r>
-    </w:p>
-    <w:p>
-      <w:pPr>
-        <w:spacing w:line="336" w:lineRule="auto" w:after="180"/>
-      </w:pPr>
-      <w:r>
-        <w:rPr>
-          <w:b w:val="0"/>
-        </w:rPr>
-        <w:t>Drafts stay in this browser when storage is available; clear drafts on a shared device.</w:t>
-      </w:r>
-    </w:p>
-    <w:p>
-      <w:pPr>
-        <w:pStyle w:val="Heading3"/>
-      </w:pPr>
-      <w:r>
-        <w:t>What I repaired, the evidence I kept and the next test</w:t>
-      </w:r>
-    </w:p>
-    <w:p>
-      <w:r>
-        <w:t>________________________________________________________________</w:t>
-      </w:r>
-    </w:p>
-    <w:p>
-      <w:r>
-        <w:t>________________________________________________________________</w:t>
-      </w:r>
-    </w:p>
-    <w:p>
-      <w:r>
-        <w:t>________________________________________________________________</w:t>
-      </w:r>
-    </w:p>
-    <w:p>
-      <w:r>
-        <w:t>________________________________________________________________</w:t>
-      </w:r>
-    </w:p>
-    <w:p>
-      <w:r>
-        <w:t>________________________________________________________________</w:t>
-      </w:r>
-    </w:p>
-    <w:p>
-      <w:pPr>
         <w:pStyle w:val="Heading1"/>
       </w:pPr>
       <w:r>
-        <w:t>15. Visual concept journey</w:t>
-      </w:r>
-    </w:p>
-    <w:p>
-      <w:r>
-        <w:t>Explain each Capstone failure testing picture from its labels, then record a relevant limit.</w:t>
-      </w:r>
-    </w:p>
-    <w:p>
-      <w:pPr>
-        <w:pStyle w:val="Heading3"/>
+        <w:t>15. Reference · Six-picture response sheets</w:t>
+      </w:r>
+    </w:p>
+    <w:p>
+      <w:r>
+        <w:t>Choose the picture that helps explain the current step.</w:t>
+      </w:r>
+    </w:p>
+    <w:p>
+      <w:pPr>
+        <w:pStyle w:val="Heading2"/>
       </w:pPr>
       <w:r>
         <w:t>01. Capstone failure testing: the case</w:t>
@@ -2249,7 +2050,6 @@
     <w:p>
       <w:pPr>
         <w:spacing w:line="336" w:lineRule="auto" w:after="180"/>
-        <w:shd w:fill="F5F1FB"/>
       </w:pPr>
       <w:r>
         <w:rPr>
@@ -2288,7 +2088,7 @@
     </w:p>
     <w:p>
       <w:pPr>
-        <w:pStyle w:val="Heading3"/>
+        <w:pStyle w:val="Heading2"/>
       </w:pPr>
       <w:r>
         <w:t>02. Follow the deciding steps</w:t>
@@ -2356,7 +2156,6 @@
     <w:p>
       <w:pPr>
         <w:spacing w:line="336" w:lineRule="auto" w:after="180"/>
-        <w:shd w:fill="F5F1FB"/>
       </w:pPr>
       <w:r>
         <w:rPr>
@@ -2407,7 +2206,7 @@
     </w:p>
     <w:p>
       <w:pPr>
-        <w:pStyle w:val="Heading3"/>
+        <w:pStyle w:val="Heading2"/>
       </w:pPr>
       <w:r>
         <w:t>03. Capstone failure testing — evidence trace</w:t>
@@ -2418,7 +2217,7 @@
         <w:drawing>
           <wp:inline xmlns:a="http://schemas.openxmlformats.org/drawingml/2006/main" xmlns:pic="http://schemas.openxmlformats.org/drawingml/2006/picture">
             <wp:extent cx="5486400" cy="2843784"/>
-            <wp:docPr id="4" name="Picture 4" descr="Capstone failure testing — evidence trace. Four cases: malformed request, student teacher-guide request, missing register, valid current record. Two deny, one reviews, one supports; no restricted reads occur. | Use a failure matrix linking condition to expected response and forbidden calls. Test both visible result and operation trace. Preserve failed fixtures for regression checks. | All four meet their expected condition if responses and traces agree. Denial/review are successful contract outcomes, not automatic test failures."/>
+            <wp:docPr id="4" name="Picture 4" descr="Capstone failure testing — evidence trace. Four cases: malformed request, student teacher-guide request, missing register, valid current record. One rejects invalid input, one denies access, one reviews and one supports; no restricted reads occur. | Use a failure matrix linking condition to expected response and forbidden calls. Test both visible result and operation trace. Preserve failed fixtures for regression checks. | All four meet their expected condition if responses and traces agree. Denial/review are successful contract outcomes, not automatic test failures."/>
             <wp:cNvGraphicFramePr>
               <a:graphicFrameLocks noChangeAspect="1"/>
             </wp:cNvGraphicFramePr>
@@ -2469,18 +2268,7 @@
         <w:rPr>
           <w:b w:val="0"/>
         </w:rPr>
-        <w:t xml:space="preserve"> trace. Four cases: malformed request, student teacher-guide request, missing register, valid current record.</w:t>
-      </w:r>
-    </w:p>
-    <w:p>
-      <w:pPr>
-        <w:spacing w:line="336" w:lineRule="auto" w:after="180"/>
-      </w:pPr>
-      <w:r>
-        <w:rPr>
-          <w:b w:val="0"/>
-        </w:rPr>
-        <w:t xml:space="preserve">Two deny, one reviews, one supports; no restricted reads occur. | Use a </w:t>
+        <w:t xml:space="preserve"> trace. Four cases: malformed request, student teacher-guide request, missing register, valid current record. One rejects invalid input, one denies access, one reviews and one supports; no restricted reads occur. | Use a </w:t>
       </w:r>
       <w:r>
         <w:rPr>
@@ -2492,24 +2280,12 @@
         <w:rPr>
           <w:b w:val="0"/>
         </w:rPr>
-        <w:t xml:space="preserve"> linking condition to expected response and forbidden calls. Test both visible result and operation trace.</w:t>
+        <w:t xml:space="preserve"> linking condition to expected response and forbidden calls. Test both visible result and operation trace. Preserve failed fixtures for regression checks. | All four meet their expected condition if responses and traces agree. Denial/review are successful contract outcomes, not automatic test failures.</w:t>
       </w:r>
     </w:p>
     <w:p>
       <w:pPr>
         <w:spacing w:line="336" w:lineRule="auto" w:after="180"/>
-      </w:pPr>
-      <w:r>
-        <w:rPr>
-          <w:b w:val="0"/>
-        </w:rPr>
-        <w:t>Preserve failed fixtures for regression checks. | All four meet their expected condition if responses and traces agree. Denial/review are successful contract outcomes, not automatic test failures.</w:t>
-      </w:r>
-    </w:p>
-    <w:p>
-      <w:pPr>
-        <w:spacing w:line="336" w:lineRule="auto" w:after="180"/>
-        <w:shd w:fill="F5F1FB"/>
       </w:pPr>
       <w:r>
         <w:rPr>
@@ -2548,7 +2324,7 @@
     </w:p>
     <w:p>
       <w:pPr>
-        <w:pStyle w:val="Heading3"/>
+        <w:pStyle w:val="Heading2"/>
       </w:pPr>
       <w:r>
         <w:t>04. Change one thing. Trace what follows.</w:t>
@@ -2639,7 +2415,6 @@
     <w:p>
       <w:pPr>
         <w:spacing w:line="336" w:lineRule="auto" w:after="180"/>
-        <w:shd w:fill="F5F1FB"/>
       </w:pPr>
       <w:r>
         <w:rPr>
@@ -2678,7 +2453,7 @@
     </w:p>
     <w:p>
       <w:pPr>
-        <w:pStyle w:val="Heading3"/>
+        <w:pStyle w:val="Heading2"/>
       </w:pPr>
       <w:r>
         <w:t>05. Connect the explanation to its limit</w:t>
@@ -2757,7 +2532,6 @@
     <w:p>
       <w:pPr>
         <w:spacing w:line="336" w:lineRule="auto" w:after="180"/>
-        <w:shd w:fill="F5F1FB"/>
       </w:pPr>
       <w:r>
         <w:rPr>
@@ -2796,7 +2570,7 @@
     </w:p>
     <w:p>
       <w:pPr>
-        <w:pStyle w:val="Heading3"/>
+        <w:pStyle w:val="Heading2"/>
       </w:pPr>
       <w:r>
         <w:t>06. Make the idea visible in your project</w:t>
@@ -2910,7 +2684,6 @@
     <w:p>
       <w:pPr>
         <w:spacing w:line="336" w:lineRule="auto" w:after="180"/>
-        <w:shd w:fill="F5F1FB"/>
       </w:pPr>
       <w:r>
         <w:rPr>
@@ -2957,6 +2730,62 @@
     <w:p>
       <w:r>
         <w:t>________________________________________________________________</w:t>
+      </w:r>
+    </w:p>
+    <w:p>
+      <w:pPr>
+        <w:pStyle w:val="Heading2"/>
+      </w:pPr>
+      <w:r>
+        <w:t>Earlier wording, alternatives and picture transcripts · reference / check after trying</w:t>
+      </w:r>
+    </w:p>
+    <w:p>
+      <w:pPr>
+        <w:pStyle w:val="Heading3"/>
+      </w:pPr>
+      <w:r>
+        <w:t>01. Capstone failure testing: the case</w:t>
+      </w:r>
+    </w:p>
+    <w:p>
+      <w:pPr>
+        <w:pStyle w:val="Heading3"/>
+      </w:pPr>
+      <w:r>
+        <w:t>02. Follow the deciding steps</w:t>
+      </w:r>
+    </w:p>
+    <w:p>
+      <w:pPr>
+        <w:pStyle w:val="Heading3"/>
+      </w:pPr>
+      <w:r>
+        <w:t>03. Capstone failure testing — evidence trace</w:t>
+      </w:r>
+    </w:p>
+    <w:p>
+      <w:pPr>
+        <w:pStyle w:val="Heading3"/>
+      </w:pPr>
+      <w:r>
+        <w:t>04. Change one thing. Trace what follows.</w:t>
+      </w:r>
+    </w:p>
+    <w:p>
+      <w:pPr>
+        <w:pStyle w:val="Heading3"/>
+      </w:pPr>
+      <w:r>
+        <w:t>05. Connect the explanation to its limit</w:t>
+      </w:r>
+    </w:p>
+    <w:p>
+      <w:pPr>
+        <w:pStyle w:val="Heading3"/>
+      </w:pPr>
+      <w:r>
+        <w:t>06. Make the idea visible in your project</w:t>
       </w:r>
     </w:p>
     <w:sectPr>

--- a/downloads/workbook/ai-6-week-34.docx
+++ b/downloads/workbook/ai-6-week-34.docx
@@ -2216,7 +2216,7 @@
       <w:r>
         <w:drawing>
           <wp:inline xmlns:a="http://schemas.openxmlformats.org/drawingml/2006/main" xmlns:pic="http://schemas.openxmlformats.org/drawingml/2006/picture">
-            <wp:extent cx="5486400" cy="2843784"/>
+            <wp:extent cx="5486400" cy="3145536"/>
             <wp:docPr id="4" name="Picture 4" descr="Capstone failure testing — evidence trace. Four cases: malformed request, student teacher-guide request, missing register, valid current record. One rejects invalid input, one denies access, one reviews and one supports; no restricted reads occur. | Use a failure matrix linking condition to expected response and forbidden calls. Test both visible result and operation trace. Preserve failed fixtures for regression checks. | All four meet their expected condition if responses and traces agree. Denial/review are successful contract outcomes, not automatic test failures."/>
             <wp:cNvGraphicFramePr>
               <a:graphicFrameLocks noChangeAspect="1"/>
@@ -2237,7 +2237,7 @@
                   <pic:spPr>
                     <a:xfrm>
                       <a:off x="0" y="0"/>
-                      <a:ext cx="5486400" cy="2843784"/>
+                      <a:ext cx="5486400" cy="3145536"/>
                     </a:xfrm>
                     <a:prstGeom prst="rect"/>
                   </pic:spPr>
